--- a/out/06_Marketing/SNX-MKT-REG-02 Marketing Campaign & Activity Register (Rev00 DRAFT).docx
+++ b/out/06_Marketing/SNX-MKT-REG-02 Marketing Campaign & Activity Register (Rev00 DRAFT).docx
@@ -2399,7 +2399,7 @@
           <w:sz w:val="24"/>
           <w:szCs w:val="24"/>
         </w:rPr>
-        <w:t xml:space="preserve">Materi final yang telah disetujui, bukti verifikasi klaim, dan catatan persetujuan tersimpan di SNX-MKT-REG-01 dan ditelusuri dari register ini lewat ID itu.</w:t>
+        <w:t xml:space="preserve">Materi final yang telah disetujui, bukti verifikasi klaim, dan catatan persetujuan tersimpan di lokasi yang tercatat di SNX-MKT-REG-01, dan ditelusuri dari register ini lewat ID itu.</w:t>
       </w:r>
     </w:p>
     <w:p>
@@ -2460,7 +2460,7 @@
           <w:sz w:val="24"/>
           <w:szCs w:val="24"/>
         </w:rPr>
-        <w:t xml:space="preserve">Batas dengan SNX-MKT-REG-01 (USULAN): SNX-MKT-REG-01 memuat tiap versi materi eksternal, yaitu nama materi, channel, versi, PIC, Reviewer, Approver, tanggal persetujuan, status publikasi, lokasi file final, serta klaim dan bukti pendukungnya. Register ini mencatat campaign dan aktivitas yang memakai materi itu, dan untuk materi hanya memuat ID Persetujuan Materi, tanpa isi baris SNX-MKT-REG-01.</w:t>
+        <w:t xml:space="preserve">Batas dokumen Marketing (USULAN, pemutus owner): SNX-MKT-RPT-01 memuat rencana pemasaran dan tinjauan kinerja, yaitu sasaran, audiens, positioning, channel, rencana aktivitas, KPI, realisasi, evaluasi, dan tindakan korektif. SNX-MKT-REG-01 memuat persetujuan materi eksternal dan validasi klaim. Register ini memuat pelaksanaan campaign dan aktivitas, beserta tautan tiap materi yang dipakai ke ID persetujuan di SNX-MKT-REG-01. SNX-MKT-REG-03 memuat hasil lead dan serah terima ke Sales, dan merujuk nama campaign di register ini.</w:t>
       </w:r>
     </w:p>
     <w:p>
@@ -2654,7 +2654,7 @@
                 <w:sz w:val="24"/>
                 <w:szCs w:val="24"/>
               </w:rPr>
-              <w:t>Persetujuan materi dan verifikasi klaim</w:t>
+              <w:t>Persetujuan materi eksternal dan validasi klaim</w:t>
             </w:r>
           </w:p>
         </w:tc>
@@ -2682,7 +2682,7 @@
                 <w:sz w:val="24"/>
                 <w:szCs w:val="24"/>
               </w:rPr>
-              <w:t>Dicatat di SNX-MKT-REG-01. Register ini hanya menautkannya (USULAN).</w:t>
+              <w:t>Dicatat di SNX-MKT-REG-01. Register ini hanya memuat tautan ke ID persetujuan di sana (USULAN).</w:t>
             </w:r>
           </w:p>
         </w:tc>
@@ -2776,7 +2776,7 @@
                 <w:sz w:val="24"/>
                 <w:szCs w:val="24"/>
               </w:rPr>
-              <w:t>Rencana, anggaran, target, dan evaluasi hasil marketing</w:t>
+              <w:t>Rencana pemasaran dan tinjauan kinerja: sasaran, audiens, positioning, channel, rencana aktivitas, KPI, realisasi, evaluasi, dan tindakan korektif</w:t>
             </w:r>
           </w:p>
         </w:tc>
@@ -2837,7 +2837,7 @@
                 <w:sz w:val="24"/>
                 <w:szCs w:val="24"/>
               </w:rPr>
-              <w:t>Serah terima lead kepada Sales dan hasil campaign berupa lead</w:t>
+              <w:t>Hasil lead dan serah terima ke Sales</w:t>
             </w:r>
           </w:p>
         </w:tc>
@@ -2865,7 +2865,7 @@
                 <w:sz w:val="24"/>
                 <w:szCs w:val="24"/>
               </w:rPr>
-              <w:t>Dicatat di SNX-MKT-REG-03 (USULAN).</w:t>
+              <w:t>Dicatat di SNX-MKT-REG-03, yang merujuk nama campaign di Tabel 1 register ini (USULAN).</w:t>
             </w:r>
           </w:p>
         </w:tc>
@@ -3978,7 +3978,7 @@
           <w:sz w:val="24"/>
           <w:szCs w:val="24"/>
         </w:rPr>
-        <w:t xml:space="preserve">4.6 Approver tidak menyetujui versi yang masih memuat klaim tanpa bukti pendukung, atau klaim yang Pemverifikasi tolak (SNX-MKT-REG-01 butir 4.13). Karena itu klaim materi yang dipakai campaign atau aktivitas sudah diverifikasi saat barisnya Disetujui atau Terbit (USULAN).</w:t>
+        <w:t xml:space="preserve">4.6 Approver tidak menyetujui versi yang masih memuat klaim tanpa sumber atau bukti pendukung, klaim tanpa hasil verifikasi, atau klaim yang Pemverifikasi tolak (SNX-MKT-REG-01 butir 4.13). Karena itu klaim materi yang dipakai campaign atau aktivitas sudah diverifikasi saat barisnya Disetujui atau Terbit (USULAN).</w:t>
       </w:r>
     </w:p>
     <w:p>
@@ -9959,7 +9959,7 @@
                 <w:sz w:val="24"/>
                 <w:szCs w:val="24"/>
               </w:rPr>
-              <w:t>Folder Google Drive departemen Marketing. Pemilik: VP Commercial. Pencatat: Brand &amp; Marketing. Klasifikasi menurut butir 4.10.</w:t>
+              <w:t>Folder Google Drive departemen Commercial; jalur folder belum ditetapkan. Pemilik: VP Commercial. Pencatat: Brand &amp; Marketing. Klasifikasi menurut butir 4.10.</w:t>
             </w:r>
           </w:p>
         </w:tc>
@@ -11120,7 +11120,7 @@
                 <w:sz w:val="24"/>
                 <w:szCs w:val="24"/>
               </w:rPr>
-              <w:t>Marketing Content, Material &amp; Claims Approval Register. Memuat persetujuan tiap versi materi eksternal dan verifikasi klaimnya. Register ini memuat tautan materi yang dipakai campaign dan aktivitas ke ID Persetujuan Materi di sana (USULAN).</w:t>
+              <w:t>Marketing Content, Material &amp; Claims Approval Register. Memuat persetujuan materi eksternal dan validasi klaim. Register ini memuat tautan tiap materi yang dipakai campaign dan aktivitas ke ID persetujuan di sana (USULAN).</w:t>
             </w:r>
           </w:p>
         </w:tc>
@@ -11181,7 +11181,7 @@
                 <w:sz w:val="24"/>
                 <w:szCs w:val="24"/>
               </w:rPr>
-              <w:t>Marketing Lead &amp; Campaign Outcome Register. Memuat hasil marketing yang diteruskan kepada Sales, yang dikecualikan dari register ini. Kolom Campaign Asal di sana merujuk nama campaign di Tabel 1 register ini (USULAN).</w:t>
+              <w:t>Marketing Lead &amp; Campaign Outcome Register. Memuat hasil lead dan serah terima ke Sales, yang dikecualikan dari register ini. Kolom Campaign Asal di sana merujuk nama campaign di Tabel 1 register ini (USULAN).</w:t>
             </w:r>
           </w:p>
         </w:tc>
@@ -11242,7 +11242,7 @@
                 <w:sz w:val="24"/>
                 <w:szCs w:val="24"/>
               </w:rPr>
-              <w:t>Marketing Planning &amp; Performance Review. Memuat rencana, anggaran, target, dan evaluasi hasil marketing, yang dikecualikan dari register ini. Kolom Kode Aktivitas di Tabel 2 memuat tautan ke aktivitas di sana (USULAN).</w:t>
+              <w:t>Marketing Planning &amp; Performance Review. Memuat rencana pemasaran dan tinjauan kinerja, yang dikecualikan dari register ini. Kolom Kode Aktivitas di Tabel 2 memuat tautan ke aktivitas di sana (USULAN).</w:t>
             </w:r>
           </w:p>
         </w:tc>

--- a/out/06_Marketing/SNX-MKT-REG-02 Marketing Campaign & Activity Register (Rev00 DRAFT).docx
+++ b/out/06_Marketing/SNX-MKT-REG-02 Marketing Campaign & Activity Register (Rev00 DRAFT).docx
@@ -2351,7 +2351,7 @@
           <w:sz w:val="24"/>
           <w:szCs w:val="24"/>
         </w:rPr>
-        <w:t xml:space="preserve">Register ini mencatat pelaksanaan campaign dan aktivitas pemasaran SINUX, satu baris per campaign atau aktivitas, beserta materi eksternal yang dipakai tiap campaign atau aktivitas itu.</w:t>
+        <w:t xml:space="preserve">Register ini mencatat pelaksanaan Aktivitas pemasaran SINUX, satu baris per Aktivitas: nama, tujuan, Channel, jadwal, PIC, Budget, status, ID Persetujuan Materi di SNX-MKT-REG-01, dan hasil singkat.</w:t>
       </w:r>
     </w:p>
     <w:p>
@@ -2375,7 +2375,7 @@
           <w:sz w:val="24"/>
           <w:szCs w:val="24"/>
         </w:rPr>
-        <w:t xml:space="preserve">Yang dijaga: tiap materi eksternal yang dipakai sebuah campaign atau aktivitas tertaut ke ID Persetujuan Materi di SNX-MKT-REG-01, sehingga materi itu punya persetujuan dan verifikasi klaim yang tercatat sebelum dipublikasikan.</w:t>
+        <w:t xml:space="preserve">Yang dijaga: tiap materi eksternal yang dipakai sebuah Aktivitas tertaut ke ID Persetujuan Materi di SNX-MKT-REG-01, satu-satunya register materi, konten, dan persetujuan klaim, sehingga materi itu punya persetujuan dan validasi klaim yang tercatat sebelum dipublikasikan.</w:t>
       </w:r>
     </w:p>
     <w:p>
@@ -2436,7 +2436,7 @@
           <w:sz w:val="24"/>
           <w:szCs w:val="24"/>
         </w:rPr>
-        <w:t xml:space="preserve">Register ini mencakup campaign dan aktivitas pemasaran SINUX untuk kebutuhan eksternal, yaitu campaign, event, dan webinar (SNX-HR-JA-01, JA-06 uraian 4), beserta materi eksternal yang dipakainya: company profile, website, social media, product brochure, presentation deck, campaign material, dan event collateral. Pencatatan berjalan sejak campaign atau aktivitas dicatat sampai selesai atau dibatalkan.</w:t>
+        <w:t xml:space="preserve">Register ini mencakup Aktivitas pemasaran SINUX untuk kebutuhan eksternal, yaitu campaign, event, dan webinar (SNX-HR-JA-01, JA-06 uraian 4). Untuk materi eksternal yang dipakai Aktivitas, seperti company profile, website, social media, product brochure, presentation deck, campaign material, dan event collateral, register ini hanya memuat ID Persetujuan Materi. Pencatatan berjalan sejak Aktivitas dicatat sampai Selesai atau Dibatalkan.</w:t>
       </w:r>
     </w:p>
     <w:p>
@@ -2460,7 +2460,7 @@
           <w:sz w:val="24"/>
           <w:szCs w:val="24"/>
         </w:rPr>
-        <w:t xml:space="preserve">Batas dokumen Marketing (USULAN, pemutus owner): SNX-MKT-RPT-01 memuat rencana pemasaran dan tinjauan kinerja, yaitu sasaran, audiens, positioning, channel, rencana aktivitas, KPI, realisasi, evaluasi, dan tindakan korektif. SNX-MKT-REG-01 memuat persetujuan materi eksternal dan validasi klaim. Register ini memuat pelaksanaan campaign dan aktivitas, beserta tautan tiap materi yang dipakai ke ID persetujuan di SNX-MKT-REG-01. SNX-MKT-REG-03 memuat hasil lead dan serah terima ke Sales, dan merujuk nama campaign di register ini.</w:t>
+        <w:t xml:space="preserve">Batas dokumen Marketing: SNX-MKT-RPT-01 memuat rencana pemasaran dan tinjauan kinerja, yaitu sasaran, audiens, positioning, channel, rencana aktivitas, KPI, realisasi, evaluasi, dan tindakan korektif. Brand &amp; Marketing mengisi SNX-MKT-RPT-01 dari register ini dan dari SNX-MKT-REG-03. SNX-MKT-REG-01 adalah satu-satunya register materi, konten, dan persetujuan klaim. Register ini hanya mencatat pelaksanaan Aktivitas, dengan ID Persetujuan Materi dari SNX-MKT-REG-01. SNX-MKT-REG-03 memuat lead dan hasilnya, termasuk serah terima ke Sales, dan merujuk nama Aktivitas di register ini lewat kolom Campaign Asal.</w:t>
       </w:r>
     </w:p>
     <w:p>
@@ -2682,7 +2682,7 @@
                 <w:sz w:val="24"/>
                 <w:szCs w:val="24"/>
               </w:rPr>
-              <w:t>Dicatat di SNX-MKT-REG-01. Register ini hanya memuat tautan ke ID persetujuan di sana (USULAN).</w:t>
+              <w:t>Dicatat di SNX-MKT-REG-01, satu-satunya register materi, konten, dan persetujuan klaim. Register ini hanya memuat ID Persetujuan Materi dari sana.</w:t>
             </w:r>
           </w:p>
         </w:tc>
@@ -2804,7 +2804,7 @@
                 <w:sz w:val="24"/>
                 <w:szCs w:val="24"/>
               </w:rPr>
-              <w:t>Dicatat di SNX-MKT-RPT-01 (USULAN).</w:t>
+              <w:t>Dicatat di SNX-MKT-RPT-01.</w:t>
             </w:r>
           </w:p>
         </w:tc>
@@ -2865,7 +2865,7 @@
                 <w:sz w:val="24"/>
                 <w:szCs w:val="24"/>
               </w:rPr>
-              <w:t>Dicatat di SNX-MKT-REG-03, yang merujuk nama campaign di Tabel 1 register ini (USULAN).</w:t>
+              <w:t>Dicatat di SNX-MKT-REG-03, yang merujuk nama Aktivitas di Tabel 1 register ini lewat kolom Campaign Asal.</w:t>
             </w:r>
           </w:p>
         </w:tc>
@@ -3103,7 +3103,7 @@
                 <w:sz w:val="24"/>
                 <w:szCs w:val="24"/>
               </w:rPr>
-              <w:t>Satu kegiatan pemasaran SINUX di luar campaign, misalnya event atau webinar.</w:t>
+              <w:t>Satu campaign, atau satu kegiatan pemasaran di luar campaign seperti event atau webinar, yang punya Channel, jadwal mulai, jadwal selesai, dan PIC sendiri. Satu Aktivitas sama dengan satu baris Tabel 1 register ini.</w:t>
             </w:r>
           </w:p>
         </w:tc>
@@ -3136,7 +3136,7 @@
                 <w:sz w:val="24"/>
                 <w:szCs w:val="24"/>
               </w:rPr>
-              <w:t>Campaign</w:t>
+              <w:t>Budget</w:t>
             </w:r>
           </w:p>
         </w:tc>
@@ -3164,7 +3164,7 @@
                 <w:sz w:val="24"/>
                 <w:szCs w:val="24"/>
               </w:rPr>
-              <w:t>Kegiatan pemasaran SINUX yang dijalankan dengan satu nama, di satu channel atau lebih, selama satu periode.</w:t>
+              <w:t>Dana yang disetujui untuk satu Aktivitas.</w:t>
             </w:r>
           </w:p>
         </w:tc>
@@ -3197,7 +3197,7 @@
                 <w:sz w:val="24"/>
                 <w:szCs w:val="24"/>
               </w:rPr>
-              <w:t>Channel</w:t>
+              <w:t>Campaign</w:t>
             </w:r>
           </w:p>
         </w:tc>
@@ -3225,7 +3225,7 @@
                 <w:sz w:val="24"/>
                 <w:szCs w:val="24"/>
               </w:rPr>
-              <w:t>Tempat materi tampil atau dibagikan kepada pihak di luar SINUX, misalnya website, akun social media, atau acara.</w:t>
+              <w:t>Kegiatan pemasaran SINUX yang dijalankan dengan satu nama, di satu channel atau lebih, selama satu periode.</w:t>
             </w:r>
           </w:p>
         </w:tc>
@@ -3258,7 +3258,7 @@
                 <w:sz w:val="24"/>
                 <w:szCs w:val="24"/>
               </w:rPr>
-              <w:t>ID Persetujuan Materi</w:t>
+              <w:t>Channel</w:t>
             </w:r>
           </w:p>
         </w:tc>
@@ -3286,7 +3286,7 @@
                 <w:sz w:val="24"/>
                 <w:szCs w:val="24"/>
               </w:rPr>
-              <w:t>Nomor baris di Tabel 1 SNX-MKT-REG-01 yang mencatat satu versi dari satu materi di satu channel (SNX-MKT-REG-01 butir 4.1). Baris itu berstatus Disetujui atau Terbit bila versi sudah disetujui.</w:t>
+              <w:t>Tempat sebuah Aktivitas menampilkan atau membagikan materi kepada pihak di luar SINUX, misalnya website, akun social media, atau acara.</w:t>
             </w:r>
           </w:p>
         </w:tc>
@@ -3319,7 +3319,7 @@
                 <w:sz w:val="24"/>
                 <w:szCs w:val="24"/>
               </w:rPr>
-              <w:t>Materi</w:t>
+              <w:t>ID Persetujuan Materi</w:t>
             </w:r>
           </w:p>
         </w:tc>
@@ -3347,7 +3347,7 @@
                 <w:sz w:val="24"/>
                 <w:szCs w:val="24"/>
               </w:rPr>
-              <w:t>Satu produk komunikasi yang SINUX pakai untuk kebutuhan eksternal, seperti satu brosur atau satu konten social media.</w:t>
+              <w:t>Nomor baris di Tabel 1 SNX-MKT-REG-01 yang mencatat satu versi dari satu materi di satu channel (SNX-MKT-REG-01 butir 4.1). Baris itu berstatus Disetujui atau Terbit bila versi sudah disetujui.</w:t>
             </w:r>
           </w:p>
         </w:tc>
@@ -3380,6 +3380,67 @@
                 <w:sz w:val="24"/>
                 <w:szCs w:val="24"/>
               </w:rPr>
+              <w:t>Materi</w:t>
+            </w:r>
+          </w:p>
+        </w:tc>
+        <w:tc>
+          <w:tcPr>
+            <w:tcW w:w="6520" w:type="dxa"/>
+            <w:tcBorders>
+              <w:top w:val="single" w:sz="8" w:space="0" w:color="000000"/>
+              <w:left w:val="single" w:sz="8" w:space="0" w:color="000000"/>
+              <w:bottom w:val="single" w:sz="8" w:space="0" w:color="000000"/>
+              <w:right w:val="single" w:sz="8" w:space="0" w:color="000000"/>
+            </w:tcBorders>
+            <w:vAlign w:val="center"/>
+          </w:tcPr>
+          <w:p>
+            <w:pPr>
+              <w:rPr>
+                <w:sz w:val="24"/>
+                <w:szCs w:val="24"/>
+              </w:rPr>
+            </w:pPr>
+            <w:r>
+              <w:rPr>
+                <w:b w:val="0"/>
+                <w:sz w:val="24"/>
+                <w:szCs w:val="24"/>
+              </w:rPr>
+              <w:t>Satu produk komunikasi yang SINUX pakai untuk kebutuhan eksternal, seperti satu brosur atau satu konten social media.</w:t>
+            </w:r>
+          </w:p>
+        </w:tc>
+      </w:tr>
+      <w:tr>
+        <w:trPr>
+          <w:jc w:val="center"/>
+        </w:trPr>
+        <w:tc>
+          <w:tcPr>
+            <w:tcW w:w="2268" w:type="dxa"/>
+            <w:tcBorders>
+              <w:top w:val="single" w:sz="8" w:space="0" w:color="000000"/>
+              <w:left w:val="single" w:sz="8" w:space="0" w:color="000000"/>
+              <w:bottom w:val="single" w:sz="8" w:space="0" w:color="000000"/>
+              <w:right w:val="single" w:sz="8" w:space="0" w:color="000000"/>
+            </w:tcBorders>
+            <w:vAlign w:val="center"/>
+          </w:tcPr>
+          <w:p>
+            <w:pPr>
+              <w:rPr>
+                <w:sz w:val="24"/>
+                <w:szCs w:val="24"/>
+              </w:rPr>
+            </w:pPr>
+            <w:r>
+              <w:rPr>
+                <w:b w:val="0"/>
+                <w:sz w:val="24"/>
+                <w:szCs w:val="24"/>
+              </w:rPr>
               <w:t>PIC</w:t>
             </w:r>
           </w:p>
@@ -3408,7 +3469,7 @@
                 <w:sz w:val="24"/>
                 <w:szCs w:val="24"/>
               </w:rPr>
-              <w:t>Person in charge: jabatan yang bertanggung jawab atas satu campaign atau aktivitas. Ditulis dengan nama jabatan, bukan nama orang.</w:t>
+              <w:t>Person in charge: jabatan yang bertanggung jawab atas satu Aktivitas. Ditulis dengan nama jabatan, bukan nama orang.</w:t>
             </w:r>
           </w:p>
         </w:tc>
@@ -3449,7 +3510,7 @@
       <w:bookmarkStart w:id="10" w:name="_nlknbxi8j6cc" w:colFirst="0" w:colLast="0"/>
       <w:bookmarkEnd w:id="10"/>
       <w:r>
-        <w:t>Status Campaign atau Aktivitas</w:t>
+        <w:t>Status Aktivitas</w:t>
       </w:r>
       <w:r/>
     </w:p>
@@ -3474,7 +3535,7 @@
           <w:sz w:val="24"/>
           <w:szCs w:val="24"/>
         </w:rPr>
-        <w:t xml:space="preserve">Kolom Status memakai empat nilai berikut.</w:t>
+        <w:t xml:space="preserve">Kolom Status memakai empat nilai berikut. Aktivitas berstatus Direncanakan atau Berjalan disebut belum Selesai, dan Aktivitas berstatus Dibatalkan dihitung terpisah dari yang belum Selesai.</w:t>
       </w:r>
     </w:p>
     <w:tbl>
@@ -3611,7 +3672,7 @@
                 <w:sz w:val="24"/>
                 <w:szCs w:val="24"/>
               </w:rPr>
-              <w:t>Campaign atau aktivitas sudah tercatat di Tabel 1 dan belum dijalankan.</w:t>
+              <w:t>Aktivitas sudah tercatat di Tabel 1 dan belum dijalankan.</w:t>
             </w:r>
           </w:p>
         </w:tc>
@@ -3672,7 +3733,7 @@
                 <w:sz w:val="24"/>
                 <w:szCs w:val="24"/>
               </w:rPr>
-              <w:t>Campaign atau aktivitas sedang dijalankan.</w:t>
+              <w:t>Aktivitas sedang dijalankan.</w:t>
             </w:r>
           </w:p>
         </w:tc>
@@ -3733,7 +3794,7 @@
                 <w:sz w:val="24"/>
                 <w:szCs w:val="24"/>
               </w:rPr>
-              <w:t>Campaign atau aktivitas sudah selesai dijalankan.</w:t>
+              <w:t>Aktivitas sudah selesai dijalankan.</w:t>
             </w:r>
           </w:p>
         </w:tc>
@@ -3794,7 +3855,7 @@
                 <w:sz w:val="24"/>
                 <w:szCs w:val="24"/>
               </w:rPr>
-              <w:t>Campaign atau aktivitas tidak jadi dijalankan, atau dihentikan sebelum selesai.</w:t>
+              <w:t>Aktivitas tidak jadi dijalankan, atau dihentikan sebelum selesai.</w:t>
             </w:r>
           </w:p>
         </w:tc>
@@ -3858,7 +3919,7 @@
           <w:sz w:val="24"/>
           <w:szCs w:val="24"/>
         </w:rPr>
-        <w:t xml:space="preserve">4.1 Satu baris Tabel 1 mencatat satu campaign atau satu aktivitas. Tabel 2 memakai nomor baris Tabel 1. Tabel 3 memuat satu baris per materi yang dipakai, dengan nomor campaign atau aktivitasnya di kolom No Campaign atau Aktivitas.</w:t>
+        <w:t xml:space="preserve">4.1 Satu baris Tabel 1 mencatat satu Aktivitas. Tabel 2 memakai nomor baris Tabel 1.</w:t>
       </w:r>
     </w:p>
     <w:p>
@@ -3882,7 +3943,7 @@
           <w:sz w:val="24"/>
           <w:szCs w:val="24"/>
         </w:rPr>
-        <w:t xml:space="preserve">4.2 Brand &amp; Marketing mencatat campaign atau aktivitas di Tabel 1 sebelum campaign atau aktivitas itu dijalankan (USULAN).</w:t>
+        <w:t xml:space="preserve">4.2 Brand &amp; Marketing mencatat Aktivitas di Tabel 1 sebelum Aktivitas itu dijalankan (USULAN).</w:t>
       </w:r>
     </w:p>
     <w:p>
@@ -3906,7 +3967,7 @@
           <w:sz w:val="24"/>
           <w:szCs w:val="24"/>
         </w:rPr>
-        <w:t xml:space="preserve">4.3 Brand &amp; Marketing menulis nama campaign atau aktivitas di Tabel 1 dengan satu ejaan yang tetap. SNX-MKT-REG-03 merujuk nama itu di kolom Campaign Asal (USULAN).</w:t>
+        <w:t xml:space="preserve">4.3 Brand &amp; Marketing menulis nama Aktivitas di Tabel 1 dengan satu ejaan yang tetap. SNX-MKT-REG-03 merujuk nama itu di kolom Campaign Asal (USULAN).</w:t>
       </w:r>
     </w:p>
     <w:p>
@@ -3930,7 +3991,7 @@
           <w:sz w:val="24"/>
           <w:szCs w:val="24"/>
         </w:rPr>
-        <w:t xml:space="preserve">4.4 Brand &amp; Marketing mencatat tiap materi eksternal yang dipakai campaign atau aktivitas di Tabel 3, dengan ID Persetujuan Materi dari SNX-MKT-REG-01 (USULAN).</w:t>
+        <w:t xml:space="preserve">4.4 Brand &amp; Marketing menulis di Tabel 1 ID Persetujuan Materi dari SNX-MKT-REG-01 untuk tiap materi eksternal yang dipakai Aktivitas (USULAN). Register ini tidak memuat nama, jenis, versi, klaim, atau persetujuan materi.</w:t>
       </w:r>
     </w:p>
     <w:p>
@@ -3978,7 +4039,7 @@
           <w:sz w:val="24"/>
           <w:szCs w:val="24"/>
         </w:rPr>
-        <w:t xml:space="preserve">4.6 Approver tidak menyetujui versi yang masih memuat klaim tanpa sumber atau bukti pendukung, klaim tanpa hasil verifikasi, atau klaim yang Pemverifikasi tolak (SNX-MKT-REG-01 butir 4.13). Karena itu klaim materi yang dipakai campaign atau aktivitas sudah diverifikasi saat barisnya Disetujui atau Terbit (USULAN).</w:t>
+        <w:t xml:space="preserve">4.6 Brand &amp; Marketing menelusuri persetujuan materi dan validasi klaim di SNX-MKT-REG-01 lewat ID Persetujuan Materi. Register ini tidak mencatat klaim (SNX-MKT-REG-01 butir 4.10 sampai 4.13).</w:t>
       </w:r>
     </w:p>
     <w:p>
@@ -4002,7 +4063,7 @@
           <w:sz w:val="24"/>
           <w:szCs w:val="24"/>
         </w:rPr>
-        <w:t xml:space="preserve">4.7 Brand &amp; Marketing mengecek baris materi di SNX-MKT-REG-01 sebelum materi dipakai, lalu menulis tanggal pengecekan di Tabel 3 (USULAN).</w:t>
+        <w:t xml:space="preserve">4.7 Brand &amp; Marketing mengecek baris materi di SNX-MKT-REG-01 sebelum materi dipakai (USULAN).</w:t>
       </w:r>
     </w:p>
     <w:p>
@@ -4050,7 +4111,7 @@
           <w:sz w:val="24"/>
           <w:szCs w:val="24"/>
         </w:rPr>
-        <w:t xml:space="preserve">4.9 Bila campaign atau aktivitas beralih ke versi baru sebuah materi, Brand &amp; Marketing menambah baris baru di Tabel 3 dengan ID Persetujuan Materi versi baru sesudah versi itu Disetujui, dan tidak menghapus baris versi lama. Versi baru memakai baris baru di SNX-MKT-REG-01 (SNX-MKT-REG-01 butir 4.8; USULAN).</w:t>
+        <w:t xml:space="preserve">4.9 Bila Aktivitas beralih ke versi baru sebuah materi, Brand &amp; Marketing menambah ID Persetujuan Materi versi baru di Tabel 1 sesudah versi itu Disetujui, dan tidak menghapus ID versi lama. Versi baru memakai baris baru di SNX-MKT-REG-01 (SNX-MKT-REG-01 butir 4.8; USULAN).</w:t>
       </w:r>
     </w:p>
     <w:p>
@@ -4272,7 +4333,7 @@
                 <w:sz w:val="24"/>
                 <w:szCs w:val="24"/>
               </w:rPr>
-              <w:t>Pencatat register dan PIC campaign atau aktivitas. Mencatat campaign dan aktivitas di Tabel 1 dan Tabel 2, mencatat materi yang dipakai di Tabel 3, mengecek baris materi di SNX-MKT-REG-01, dan menghentikan pemakaian materi tanpa persetujuan (butir 4.2 sampai 4.5, 4.7, 4.9, dan 4.11). Tugas mengelola event, webinar, dan campaign ada di uraian JA-06 butir 4.</w:t>
+              <w:t>Pencatat register dan PIC Aktivitas. Mencatat Aktivitas di Tabel 1 dan Tabel 2, menulis ID Persetujuan Materi di Tabel 1, mengecek baris materi di SNX-MKT-REG-01, dan menghentikan pemakaian materi tanpa persetujuan (butir 4.2 sampai 4.5, 4.7, 4.9, dan 4.11). Tugas mengelola event, webinar, dan campaign ada di uraian JA-06 butir 4.</w:t>
             </w:r>
           </w:p>
         </w:tc>
@@ -4421,7 +4482,7 @@
           <w:sz w:val="24"/>
           <w:szCs w:val="24"/>
         </w:rPr>
-        <w:t xml:space="preserve">6.1 Brand &amp; Marketing menulis satu baris di Tabel 1 untuk setiap campaign atau aktivitas sebelum dijalankan (butir 4.1 dan 4.2).</w:t>
+        <w:t xml:space="preserve">6.1 Brand &amp; Marketing menulis satu baris di Tabel 1 untuk setiap Aktivitas sebelum dijalankan (butir 4.1 dan 4.2).</w:t>
       </w:r>
     </w:p>
     <w:p>
@@ -4445,7 +4506,7 @@
           <w:sz w:val="24"/>
           <w:szCs w:val="24"/>
         </w:rPr>
-        <w:t xml:space="preserve">6.2 Brand &amp; Marketing menulis nama campaign atau aktivitas di kolom Nama Campaign atau Aktivitas (butir 4.3).</w:t>
+        <w:t xml:space="preserve">6.2 Brand &amp; Marketing menulis nama Aktivitas di kolom Nama Aktivitas (butir 4.3).</w:t>
       </w:r>
     </w:p>
     <w:p>
@@ -4469,7 +4530,7 @@
           <w:sz w:val="24"/>
           <w:szCs w:val="24"/>
         </w:rPr>
-        <w:t xml:space="preserve">6.3 Brand &amp; Marketing menulis satu jenis di kolom Jenis: Campaign, Event, Webinar, atau Lainnya beserta jenisnya.</w:t>
+        <w:t xml:space="preserve">6.3 Brand &amp; Marketing menulis tujuan Aktivitas dalam satu kalimat di kolom Tujuan (USULAN).</w:t>
       </w:r>
     </w:p>
     <w:p>
@@ -4493,7 +4554,7 @@
           <w:sz w:val="24"/>
           <w:szCs w:val="24"/>
         </w:rPr>
-        <w:t xml:space="preserve">6.4 Brand &amp; Marketing menulis nama produk atau layanan SINUX yang dibahas campaign atau aktivitas di kolom Produk/Layanan Terkait.</w:t>
+        <w:t xml:space="preserve">6.4 Brand &amp; Marketing menulis satu channel atau lebih tempat Aktivitas menampilkan atau membagikan materi di kolom Channel.</w:t>
       </w:r>
     </w:p>
     <w:p>
@@ -4517,7 +4578,7 @@
           <w:sz w:val="24"/>
           <w:szCs w:val="24"/>
         </w:rPr>
-        <w:t xml:space="preserve">6.5 Brand &amp; Marketing menulis jabatan yang bertanggung jawab atas campaign atau aktivitas di kolom PIC, bukan nama orang.</w:t>
+        <w:t xml:space="preserve">6.5 Brand &amp; Marketing menulis jabatan yang bertanggung jawab atas Aktivitas di kolom PIC, bukan nama orang.</w:t>
       </w:r>
     </w:p>
     <w:p>
@@ -4541,7 +4602,7 @@
           <w:sz w:val="24"/>
           <w:szCs w:val="24"/>
         </w:rPr>
-        <w:t xml:space="preserve">6.6 Brand &amp; Marketing menulis tanggal mulai di kolom Tanggal Mulai pada Tabel 2.</w:t>
+        <w:t xml:space="preserve">6.6 Brand &amp; Marketing menulis Budget Aktivitas di kolom Budget, lengkap dengan satuan mata uang, atau menulis Tidak Ada Budget bila Aktivitas tidak memakai dana (USULAN).</w:t>
       </w:r>
     </w:p>
     <w:p>
@@ -4565,7 +4626,7 @@
           <w:sz w:val="24"/>
           <w:szCs w:val="24"/>
         </w:rPr>
-        <w:t xml:space="preserve">6.7 Brand &amp; Marketing menulis tanggal selesai, atau tanggal pembatalan, di kolom Tanggal Selesai.</w:t>
+        <w:t xml:space="preserve">6.7 Brand &amp; Marketing menulis nomor baris materi dari Tabel 1 SNX-MKT-REG-01 di kolom ID Persetujuan Materi (butir 4.4, 4.5, 4.7, dan 4.9). Bila Aktivitas memakai lebih dari satu materi, Brand &amp; Marketing memisahkan nomornya dengan koma (USULAN).</w:t>
       </w:r>
     </w:p>
     <w:p>
@@ -4589,7 +4650,7 @@
           <w:sz w:val="24"/>
           <w:szCs w:val="24"/>
         </w:rPr>
-        <w:t xml:space="preserve">6.8 Brand &amp; Marketing menulis salah satu dari empat nilai di kolom Status dan mengubahnya tiap kali status berubah.</w:t>
+        <w:t xml:space="preserve">6.8 Brand &amp; Marketing menulis tanggal mulai di kolom Tanggal Mulai pada Tabel 2.</w:t>
       </w:r>
     </w:p>
     <w:p>
@@ -4613,7 +4674,7 @@
           <w:sz w:val="24"/>
           <w:szCs w:val="24"/>
         </w:rPr>
-        <w:t xml:space="preserve">6.9 Brand &amp; Marketing menulis kode aktivitas dari SNX-MKT-RPT-01 di kolom Kode Aktivitas, dan mengosongkannya bila aktivitas tidak punya kode di sana.</w:t>
+        <w:t xml:space="preserve">6.9 Brand &amp; Marketing menulis tanggal selesai, atau tanggal pembatalan, di kolom Tanggal Selesai.</w:t>
       </w:r>
     </w:p>
     <w:p>
@@ -4637,7 +4698,7 @@
           <w:sz w:val="24"/>
           <w:szCs w:val="24"/>
         </w:rPr>
-        <w:t xml:space="preserve">6.10 Brand &amp; Marketing menulis satu baris di Tabel 3 per materi yang dipakai (butir 4.4). Kolom No Campaign atau Aktivitas memuat nomor baris campaign atau aktivitasnya di Tabel 1.</w:t>
+        <w:t xml:space="preserve">6.10 Brand &amp; Marketing menulis salah satu dari empat nilai di kolom Status dan mengubahnya tiap kali status berubah.</w:t>
       </w:r>
     </w:p>
     <w:p>
@@ -4661,7 +4722,7 @@
           <w:sz w:val="24"/>
           <w:szCs w:val="24"/>
         </w:rPr>
-        <w:t xml:space="preserve">6.11 Brand &amp; Marketing menulis satu jenis konten di kolom Jenis Konten/Channel: Company profile, Website, Social media, Product brochure, Presentation deck, Campaign material, Event collateral, atau Lainnya beserta jenisnya.</w:t>
+        <w:t xml:space="preserve">6.11 Brand &amp; Marketing menulis hasil Aktivitas dalam satu atau dua kalimat di kolom Hasil Singkat, sesudah status berubah menjadi Selesai atau Dibatalkan (USULAN).</w:t>
       </w:r>
     </w:p>
     <w:p>
@@ -4685,7 +4746,20 @@
           <w:sz w:val="24"/>
           <w:szCs w:val="24"/>
         </w:rPr>
-        <w:t xml:space="preserve">6.12 Brand &amp; Marketing menulis nama channel tempat materi tampil di sebelah jenis konten, bila materi punya channel.</w:t>
+        <w:t xml:space="preserve">6.12 Brand &amp; Marketing membiarkan kosong sel yang tidak punya data, termasuk kolom ID Persetujuan Materi untuk Aktivitas yang tidak memakai materi eksternal.</w:t>
+      </w:r>
+    </w:p>
+    <w:p>
+      <w:pPr>
+        <w:pStyle w:val="Heading1"/>
+        <w:numPr>
+          <w:ilvl w:val="0"/>
+          <w:numId w:val="7"/>
+        </w:numPr>
+        <w:spacing w:after="0"/>
+      </w:pPr>
+      <w:r>
+        <w:t>ISI REGISTER</w:t>
       </w:r>
     </w:p>
     <w:p>
@@ -4709,92 +4783,7 @@
           <w:sz w:val="24"/>
           <w:szCs w:val="24"/>
         </w:rPr>
-        <w:t xml:space="preserve">6.13 Brand &amp; Marketing menulis nomor baris materi dari Tabel 1 SNX-MKT-REG-01 di kolom ID Persetujuan Materi (butir 4.4 dan 4.5).</w:t>
-      </w:r>
-    </w:p>
-    <w:p>
-      <w:pPr>
-        <w:pBdr>
-          <w:top w:val="nil"/>
-          <w:left w:val="nil"/>
-          <w:bottom w:val="nil"/>
-          <w:right w:val="nil"/>
-          <w:between w:val="nil"/>
-        </w:pBdr>
-        <w:spacing w:after="120" w:line="252" w:lineRule="auto"/>
-        <w:jc w:val="both"/>
-        <w:rPr>
-          <w:sz w:val="24"/>
-          <w:szCs w:val="24"/>
-        </w:rPr>
-      </w:pPr>
-      <w:r>
-        <w:rPr>
-          <w:sz w:val="24"/>
-          <w:szCs w:val="24"/>
-        </w:rPr>
-        <w:t xml:space="preserve">6.14 Brand &amp; Marketing menulis tanggal pengecekan baris materi di SNX-MKT-REG-01 di kolom Tanggal Pengecekan Persetujuan (butir 4.7).</w:t>
-      </w:r>
-    </w:p>
-    <w:p>
-      <w:pPr>
-        <w:pBdr>
-          <w:top w:val="nil"/>
-          <w:left w:val="nil"/>
-          <w:bottom w:val="nil"/>
-          <w:right w:val="nil"/>
-          <w:between w:val="nil"/>
-        </w:pBdr>
-        <w:spacing w:after="120" w:line="252" w:lineRule="auto"/>
-        <w:jc w:val="both"/>
-        <w:rPr>
-          <w:sz w:val="24"/>
-          <w:szCs w:val="24"/>
-        </w:rPr>
-      </w:pPr>
-      <w:r>
-        <w:rPr>
-          <w:sz w:val="24"/>
-          <w:szCs w:val="24"/>
-        </w:rPr>
-        <w:t xml:space="preserve">6.15 Brand &amp; Marketing membiarkan kosong sel yang tidak punya data, termasuk Tabel 3 untuk campaign atau aktivitas yang tidak memakai materi eksternal.</w:t>
-      </w:r>
-    </w:p>
-    <w:p>
-      <w:pPr>
-        <w:pStyle w:val="Heading1"/>
-        <w:numPr>
-          <w:ilvl w:val="0"/>
-          <w:numId w:val="7"/>
-        </w:numPr>
-        <w:spacing w:after="0"/>
-      </w:pPr>
-      <w:r>
-        <w:t>ISI REGISTER</w:t>
-      </w:r>
-    </w:p>
-    <w:p>
-      <w:pPr>
-        <w:pBdr>
-          <w:top w:val="nil"/>
-          <w:left w:val="nil"/>
-          <w:bottom w:val="nil"/>
-          <w:right w:val="nil"/>
-          <w:between w:val="nil"/>
-        </w:pBdr>
-        <w:spacing w:after="120" w:line="252" w:lineRule="auto"/>
-        <w:jc w:val="both"/>
-        <w:rPr>
-          <w:sz w:val="24"/>
-          <w:szCs w:val="24"/>
-        </w:rPr>
-      </w:pPr>
-      <w:r>
-        <w:rPr>
-          <w:sz w:val="24"/>
-          <w:szCs w:val="24"/>
-        </w:rPr>
-        <w:t xml:space="preserve">Tabel tersedia untuk 10 baris, dan Brand &amp; Marketing menambah baris bila perlu. Sel data kosong dan diisi menurut bagian Cara Mengisi. Kolom No sudah bernomor di ketiga tabel. Struktur kolom Tabel 1 sampai Tabel 3 berstatus (USULAN) sampai VP Commercial menetapkannya.</w:t>
+        <w:t xml:space="preserve">Tabel tersedia untuk 10 baris, dan Brand &amp; Marketing menambah baris bila perlu. Sel data kosong dan diisi menurut bagian Cara Mengisi. Kolom No sudah bernomor di kedua tabel. Struktur kolom Tabel 1 dan Tabel 2 berstatus (USULAN) sampai VP Commercial menetapkannya.</w:t>
       </w:r>
     </w:p>
     <w:p>
@@ -4806,7 +4795,7 @@
         </w:numPr>
       </w:pPr>
       <w:r>
-        <w:t>Tabel 1. Campaign dan Aktivitas</w:t>
+        <w:t>Tabel 1. Aktivitas</w:t>
       </w:r>
       <w:r/>
     </w:p>
@@ -4821,10 +4810,12 @@
       </w:tblPr>
       <w:tblGrid>
         <w:gridCol w:w="567"/>
-        <w:gridCol w:w="2835"/>
-        <w:gridCol w:w="1304"/>
-        <w:gridCol w:w="2494"/>
-        <w:gridCol w:w="1587"/>
+        <w:gridCol w:w="1644"/>
+        <w:gridCol w:w="1701"/>
+        <w:gridCol w:w="1247"/>
+        <w:gridCol w:w="1134"/>
+        <w:gridCol w:w="1077"/>
+        <w:gridCol w:w="1417"/>
       </w:tblGrid>
       <w:tr>
         <w:trPr>
@@ -4862,7 +4853,7 @@
         </w:tc>
         <w:tc>
           <w:tcPr>
-            <w:tcW w:w="2835" w:type="dxa"/>
+            <w:tcW w:w="1644" w:type="dxa"/>
             <w:tcBorders>
               <w:top w:val="single" w:sz="8" w:space="0" w:color="000000"/>
               <w:left w:val="single" w:sz="8" w:space="0" w:color="000000"/>
@@ -4886,13 +4877,13 @@
                 <w:sz w:val="24"/>
                 <w:szCs w:val="24"/>
               </w:rPr>
-              <w:t>Nama Campaign atau Aktivitas</w:t>
-            </w:r>
-          </w:p>
-        </w:tc>
-        <w:tc>
-          <w:tcPr>
-            <w:tcW w:w="1304" w:type="dxa"/>
+              <w:t>Nama Aktivitas</w:t>
+            </w:r>
+          </w:p>
+        </w:tc>
+        <w:tc>
+          <w:tcPr>
+            <w:tcW w:w="1701" w:type="dxa"/>
             <w:tcBorders>
               <w:top w:val="single" w:sz="8" w:space="0" w:color="000000"/>
               <w:left w:val="single" w:sz="8" w:space="0" w:color="000000"/>
@@ -4916,13 +4907,13 @@
                 <w:sz w:val="24"/>
                 <w:szCs w:val="24"/>
               </w:rPr>
-              <w:t>Jenis</w:t>
-            </w:r>
-          </w:p>
-        </w:tc>
-        <w:tc>
-          <w:tcPr>
-            <w:tcW w:w="2494" w:type="dxa"/>
+              <w:t>Tujuan</w:t>
+            </w:r>
+          </w:p>
+        </w:tc>
+        <w:tc>
+          <w:tcPr>
+            <w:tcW w:w="1247" w:type="dxa"/>
             <w:tcBorders>
               <w:top w:val="single" w:sz="8" w:space="0" w:color="000000"/>
               <w:left w:val="single" w:sz="8" w:space="0" w:color="000000"/>
@@ -4946,13 +4937,13 @@
                 <w:sz w:val="24"/>
                 <w:szCs w:val="24"/>
               </w:rPr>
-              <w:t>Produk/Layanan Terkait</w:t>
-            </w:r>
-          </w:p>
-        </w:tc>
-        <w:tc>
-          <w:tcPr>
-            <w:tcW w:w="1587" w:type="dxa"/>
+              <w:t>Channel</w:t>
+            </w:r>
+          </w:p>
+        </w:tc>
+        <w:tc>
+          <w:tcPr>
+            <w:tcW w:w="1134" w:type="dxa"/>
             <w:tcBorders>
               <w:top w:val="single" w:sz="8" w:space="0" w:color="000000"/>
               <w:left w:val="single" w:sz="8" w:space="0" w:color="000000"/>
@@ -4977,6 +4968,66 @@
                 <w:szCs w:val="24"/>
               </w:rPr>
               <w:t>PIC</w:t>
+            </w:r>
+          </w:p>
+        </w:tc>
+        <w:tc>
+          <w:tcPr>
+            <w:tcW w:w="1077" w:type="dxa"/>
+            <w:tcBorders>
+              <w:top w:val="single" w:sz="8" w:space="0" w:color="000000"/>
+              <w:left w:val="single" w:sz="8" w:space="0" w:color="000000"/>
+              <w:bottom w:val="single" w:sz="8" w:space="0" w:color="000000"/>
+              <w:right w:val="single" w:sz="8" w:space="0" w:color="000000"/>
+            </w:tcBorders>
+            <w:vAlign w:val="center"/>
+          </w:tcPr>
+          <w:p>
+            <w:pPr>
+              <w:jc w:val="center"/>
+              <w:rPr>
+                <w:sz w:val="24"/>
+                <w:szCs w:val="24"/>
+              </w:rPr>
+            </w:pPr>
+            <w:r>
+              <w:rPr>
+                <w:b/>
+                <w:bCs/>
+                <w:sz w:val="24"/>
+                <w:szCs w:val="24"/>
+              </w:rPr>
+              <w:t>Budget</w:t>
+            </w:r>
+          </w:p>
+        </w:tc>
+        <w:tc>
+          <w:tcPr>
+            <w:tcW w:w="1417" w:type="dxa"/>
+            <w:tcBorders>
+              <w:top w:val="single" w:sz="8" w:space="0" w:color="000000"/>
+              <w:left w:val="single" w:sz="8" w:space="0" w:color="000000"/>
+              <w:bottom w:val="single" w:sz="8" w:space="0" w:color="000000"/>
+              <w:right w:val="single" w:sz="8" w:space="0" w:color="000000"/>
+            </w:tcBorders>
+            <w:vAlign w:val="center"/>
+          </w:tcPr>
+          <w:p>
+            <w:pPr>
+              <w:jc w:val="center"/>
+              <w:rPr>
+                <w:sz w:val="24"/>
+                <w:szCs w:val="24"/>
+              </w:rPr>
+            </w:pPr>
+            <w:r>
+              <w:rPr>
+                <w:b/>
+                <w:bCs/>
+                <w:sz w:val="24"/>
+                <w:szCs w:val="24"/>
+              </w:rPr>
+              <w:t>ID Persetujuan Materi (SNX-MKT-REG-01)</w:t>
             </w:r>
           </w:p>
         </w:tc>
@@ -5015,34 +5066,34 @@
         </w:tc>
         <w:tc>
           <w:tcPr>
-            <w:tcW w:w="2835" w:type="dxa"/>
-            <w:tcBorders>
-              <w:top w:val="single" w:sz="8" w:space="0" w:color="000000"/>
-              <w:left w:val="single" w:sz="8" w:space="0" w:color="000000"/>
-              <w:bottom w:val="single" w:sz="8" w:space="0" w:color="000000"/>
-              <w:right w:val="single" w:sz="8" w:space="0" w:color="000000"/>
-            </w:tcBorders>
-            <w:vAlign w:val="center"/>
-          </w:tcPr>
-          <w:p>
-            <w:pPr>
-              <w:rPr>
-                <w:sz w:val="24"/>
-                <w:szCs w:val="24"/>
-              </w:rPr>
-            </w:pPr>
-            <w:r>
-              <w:rPr>
-                <w:b w:val="0"/>
-                <w:sz w:val="24"/>
-                <w:szCs w:val="24"/>
-              </w:rPr>
-            </w:r>
-          </w:p>
-        </w:tc>
-        <w:tc>
-          <w:tcPr>
-            <w:tcW w:w="1304" w:type="dxa"/>
+            <w:tcW w:w="1644" w:type="dxa"/>
+            <w:tcBorders>
+              <w:top w:val="single" w:sz="8" w:space="0" w:color="000000"/>
+              <w:left w:val="single" w:sz="8" w:space="0" w:color="000000"/>
+              <w:bottom w:val="single" w:sz="8" w:space="0" w:color="000000"/>
+              <w:right w:val="single" w:sz="8" w:space="0" w:color="000000"/>
+            </w:tcBorders>
+            <w:vAlign w:val="center"/>
+          </w:tcPr>
+          <w:p>
+            <w:pPr>
+              <w:rPr>
+                <w:sz w:val="24"/>
+                <w:szCs w:val="24"/>
+              </w:rPr>
+            </w:pPr>
+            <w:r>
+              <w:rPr>
+                <w:b w:val="0"/>
+                <w:sz w:val="24"/>
+                <w:szCs w:val="24"/>
+              </w:rPr>
+            </w:r>
+          </w:p>
+        </w:tc>
+        <w:tc>
+          <w:tcPr>
+            <w:tcW w:w="1701" w:type="dxa"/>
             <w:tcBorders>
               <w:top w:val="single" w:sz="8" w:space="0" w:color="000000"/>
               <w:left w:val="single" w:sz="8" w:space="0" w:color="000000"/>
@@ -5070,7 +5121,7 @@
         </w:tc>
         <w:tc>
           <w:tcPr>
-            <w:tcW w:w="2494" w:type="dxa"/>
+            <w:tcW w:w="1247" w:type="dxa"/>
             <w:tcBorders>
               <w:top w:val="single" w:sz="8" w:space="0" w:color="000000"/>
               <w:left w:val="single" w:sz="8" w:space="0" w:color="000000"/>
@@ -5098,7 +5149,63 @@
         </w:tc>
         <w:tc>
           <w:tcPr>
-            <w:tcW w:w="1587" w:type="dxa"/>
+            <w:tcW w:w="1134" w:type="dxa"/>
+            <w:tcBorders>
+              <w:top w:val="single" w:sz="8" w:space="0" w:color="000000"/>
+              <w:left w:val="single" w:sz="8" w:space="0" w:color="000000"/>
+              <w:bottom w:val="single" w:sz="8" w:space="0" w:color="000000"/>
+              <w:right w:val="single" w:sz="8" w:space="0" w:color="000000"/>
+            </w:tcBorders>
+            <w:vAlign w:val="center"/>
+          </w:tcPr>
+          <w:p>
+            <w:pPr>
+              <w:jc w:val="both"/>
+              <w:rPr>
+                <w:sz w:val="24"/>
+                <w:szCs w:val="24"/>
+              </w:rPr>
+            </w:pPr>
+            <w:r>
+              <w:rPr>
+                <w:b w:val="0"/>
+                <w:sz w:val="24"/>
+                <w:szCs w:val="24"/>
+              </w:rPr>
+            </w:r>
+          </w:p>
+        </w:tc>
+        <w:tc>
+          <w:tcPr>
+            <w:tcW w:w="1077" w:type="dxa"/>
+            <w:tcBorders>
+              <w:top w:val="single" w:sz="8" w:space="0" w:color="000000"/>
+              <w:left w:val="single" w:sz="8" w:space="0" w:color="000000"/>
+              <w:bottom w:val="single" w:sz="8" w:space="0" w:color="000000"/>
+              <w:right w:val="single" w:sz="8" w:space="0" w:color="000000"/>
+            </w:tcBorders>
+            <w:vAlign w:val="center"/>
+          </w:tcPr>
+          <w:p>
+            <w:pPr>
+              <w:jc w:val="both"/>
+              <w:rPr>
+                <w:sz w:val="24"/>
+                <w:szCs w:val="24"/>
+              </w:rPr>
+            </w:pPr>
+            <w:r>
+              <w:rPr>
+                <w:b w:val="0"/>
+                <w:sz w:val="24"/>
+                <w:szCs w:val="24"/>
+              </w:rPr>
+            </w:r>
+          </w:p>
+        </w:tc>
+        <w:tc>
+          <w:tcPr>
+            <w:tcW w:w="1417" w:type="dxa"/>
             <w:tcBorders>
               <w:top w:val="single" w:sz="8" w:space="0" w:color="000000"/>
               <w:left w:val="single" w:sz="8" w:space="0" w:color="000000"/>
@@ -5159,34 +5266,34 @@
         </w:tc>
         <w:tc>
           <w:tcPr>
-            <w:tcW w:w="2835" w:type="dxa"/>
-            <w:tcBorders>
-              <w:top w:val="single" w:sz="8" w:space="0" w:color="000000"/>
-              <w:left w:val="single" w:sz="8" w:space="0" w:color="000000"/>
-              <w:bottom w:val="single" w:sz="8" w:space="0" w:color="000000"/>
-              <w:right w:val="single" w:sz="8" w:space="0" w:color="000000"/>
-            </w:tcBorders>
-            <w:vAlign w:val="center"/>
-          </w:tcPr>
-          <w:p>
-            <w:pPr>
-              <w:rPr>
-                <w:sz w:val="24"/>
-                <w:szCs w:val="24"/>
-              </w:rPr>
-            </w:pPr>
-            <w:r>
-              <w:rPr>
-                <w:b w:val="0"/>
-                <w:sz w:val="24"/>
-                <w:szCs w:val="24"/>
-              </w:rPr>
-            </w:r>
-          </w:p>
-        </w:tc>
-        <w:tc>
-          <w:tcPr>
-            <w:tcW w:w="1304" w:type="dxa"/>
+            <w:tcW w:w="1644" w:type="dxa"/>
+            <w:tcBorders>
+              <w:top w:val="single" w:sz="8" w:space="0" w:color="000000"/>
+              <w:left w:val="single" w:sz="8" w:space="0" w:color="000000"/>
+              <w:bottom w:val="single" w:sz="8" w:space="0" w:color="000000"/>
+              <w:right w:val="single" w:sz="8" w:space="0" w:color="000000"/>
+            </w:tcBorders>
+            <w:vAlign w:val="center"/>
+          </w:tcPr>
+          <w:p>
+            <w:pPr>
+              <w:rPr>
+                <w:sz w:val="24"/>
+                <w:szCs w:val="24"/>
+              </w:rPr>
+            </w:pPr>
+            <w:r>
+              <w:rPr>
+                <w:b w:val="0"/>
+                <w:sz w:val="24"/>
+                <w:szCs w:val="24"/>
+              </w:rPr>
+            </w:r>
+          </w:p>
+        </w:tc>
+        <w:tc>
+          <w:tcPr>
+            <w:tcW w:w="1701" w:type="dxa"/>
             <w:tcBorders>
               <w:top w:val="single" w:sz="8" w:space="0" w:color="000000"/>
               <w:left w:val="single" w:sz="8" w:space="0" w:color="000000"/>
@@ -5214,7 +5321,7 @@
         </w:tc>
         <w:tc>
           <w:tcPr>
-            <w:tcW w:w="2494" w:type="dxa"/>
+            <w:tcW w:w="1247" w:type="dxa"/>
             <w:tcBorders>
               <w:top w:val="single" w:sz="8" w:space="0" w:color="000000"/>
               <w:left w:val="single" w:sz="8" w:space="0" w:color="000000"/>
@@ -5242,7 +5349,63 @@
         </w:tc>
         <w:tc>
           <w:tcPr>
-            <w:tcW w:w="1587" w:type="dxa"/>
+            <w:tcW w:w="1134" w:type="dxa"/>
+            <w:tcBorders>
+              <w:top w:val="single" w:sz="8" w:space="0" w:color="000000"/>
+              <w:left w:val="single" w:sz="8" w:space="0" w:color="000000"/>
+              <w:bottom w:val="single" w:sz="8" w:space="0" w:color="000000"/>
+              <w:right w:val="single" w:sz="8" w:space="0" w:color="000000"/>
+            </w:tcBorders>
+            <w:vAlign w:val="center"/>
+          </w:tcPr>
+          <w:p>
+            <w:pPr>
+              <w:jc w:val="both"/>
+              <w:rPr>
+                <w:sz w:val="24"/>
+                <w:szCs w:val="24"/>
+              </w:rPr>
+            </w:pPr>
+            <w:r>
+              <w:rPr>
+                <w:b w:val="0"/>
+                <w:sz w:val="24"/>
+                <w:szCs w:val="24"/>
+              </w:rPr>
+            </w:r>
+          </w:p>
+        </w:tc>
+        <w:tc>
+          <w:tcPr>
+            <w:tcW w:w="1077" w:type="dxa"/>
+            <w:tcBorders>
+              <w:top w:val="single" w:sz="8" w:space="0" w:color="000000"/>
+              <w:left w:val="single" w:sz="8" w:space="0" w:color="000000"/>
+              <w:bottom w:val="single" w:sz="8" w:space="0" w:color="000000"/>
+              <w:right w:val="single" w:sz="8" w:space="0" w:color="000000"/>
+            </w:tcBorders>
+            <w:vAlign w:val="center"/>
+          </w:tcPr>
+          <w:p>
+            <w:pPr>
+              <w:jc w:val="both"/>
+              <w:rPr>
+                <w:sz w:val="24"/>
+                <w:szCs w:val="24"/>
+              </w:rPr>
+            </w:pPr>
+            <w:r>
+              <w:rPr>
+                <w:b w:val="0"/>
+                <w:sz w:val="24"/>
+                <w:szCs w:val="24"/>
+              </w:rPr>
+            </w:r>
+          </w:p>
+        </w:tc>
+        <w:tc>
+          <w:tcPr>
+            <w:tcW w:w="1417" w:type="dxa"/>
             <w:tcBorders>
               <w:top w:val="single" w:sz="8" w:space="0" w:color="000000"/>
               <w:left w:val="single" w:sz="8" w:space="0" w:color="000000"/>
@@ -5303,34 +5466,34 @@
         </w:tc>
         <w:tc>
           <w:tcPr>
-            <w:tcW w:w="2835" w:type="dxa"/>
-            <w:tcBorders>
-              <w:top w:val="single" w:sz="8" w:space="0" w:color="000000"/>
-              <w:left w:val="single" w:sz="8" w:space="0" w:color="000000"/>
-              <w:bottom w:val="single" w:sz="8" w:space="0" w:color="000000"/>
-              <w:right w:val="single" w:sz="8" w:space="0" w:color="000000"/>
-            </w:tcBorders>
-            <w:vAlign w:val="center"/>
-          </w:tcPr>
-          <w:p>
-            <w:pPr>
-              <w:rPr>
-                <w:sz w:val="24"/>
-                <w:szCs w:val="24"/>
-              </w:rPr>
-            </w:pPr>
-            <w:r>
-              <w:rPr>
-                <w:b w:val="0"/>
-                <w:sz w:val="24"/>
-                <w:szCs w:val="24"/>
-              </w:rPr>
-            </w:r>
-          </w:p>
-        </w:tc>
-        <w:tc>
-          <w:tcPr>
-            <w:tcW w:w="1304" w:type="dxa"/>
+            <w:tcW w:w="1644" w:type="dxa"/>
+            <w:tcBorders>
+              <w:top w:val="single" w:sz="8" w:space="0" w:color="000000"/>
+              <w:left w:val="single" w:sz="8" w:space="0" w:color="000000"/>
+              <w:bottom w:val="single" w:sz="8" w:space="0" w:color="000000"/>
+              <w:right w:val="single" w:sz="8" w:space="0" w:color="000000"/>
+            </w:tcBorders>
+            <w:vAlign w:val="center"/>
+          </w:tcPr>
+          <w:p>
+            <w:pPr>
+              <w:rPr>
+                <w:sz w:val="24"/>
+                <w:szCs w:val="24"/>
+              </w:rPr>
+            </w:pPr>
+            <w:r>
+              <w:rPr>
+                <w:b w:val="0"/>
+                <w:sz w:val="24"/>
+                <w:szCs w:val="24"/>
+              </w:rPr>
+            </w:r>
+          </w:p>
+        </w:tc>
+        <w:tc>
+          <w:tcPr>
+            <w:tcW w:w="1701" w:type="dxa"/>
             <w:tcBorders>
               <w:top w:val="single" w:sz="8" w:space="0" w:color="000000"/>
               <w:left w:val="single" w:sz="8" w:space="0" w:color="000000"/>
@@ -5358,7 +5521,7 @@
         </w:tc>
         <w:tc>
           <w:tcPr>
-            <w:tcW w:w="2494" w:type="dxa"/>
+            <w:tcW w:w="1247" w:type="dxa"/>
             <w:tcBorders>
               <w:top w:val="single" w:sz="8" w:space="0" w:color="000000"/>
               <w:left w:val="single" w:sz="8" w:space="0" w:color="000000"/>
@@ -5386,7 +5549,63 @@
         </w:tc>
         <w:tc>
           <w:tcPr>
-            <w:tcW w:w="1587" w:type="dxa"/>
+            <w:tcW w:w="1134" w:type="dxa"/>
+            <w:tcBorders>
+              <w:top w:val="single" w:sz="8" w:space="0" w:color="000000"/>
+              <w:left w:val="single" w:sz="8" w:space="0" w:color="000000"/>
+              <w:bottom w:val="single" w:sz="8" w:space="0" w:color="000000"/>
+              <w:right w:val="single" w:sz="8" w:space="0" w:color="000000"/>
+            </w:tcBorders>
+            <w:vAlign w:val="center"/>
+          </w:tcPr>
+          <w:p>
+            <w:pPr>
+              <w:jc w:val="both"/>
+              <w:rPr>
+                <w:sz w:val="24"/>
+                <w:szCs w:val="24"/>
+              </w:rPr>
+            </w:pPr>
+            <w:r>
+              <w:rPr>
+                <w:b w:val="0"/>
+                <w:sz w:val="24"/>
+                <w:szCs w:val="24"/>
+              </w:rPr>
+            </w:r>
+          </w:p>
+        </w:tc>
+        <w:tc>
+          <w:tcPr>
+            <w:tcW w:w="1077" w:type="dxa"/>
+            <w:tcBorders>
+              <w:top w:val="single" w:sz="8" w:space="0" w:color="000000"/>
+              <w:left w:val="single" w:sz="8" w:space="0" w:color="000000"/>
+              <w:bottom w:val="single" w:sz="8" w:space="0" w:color="000000"/>
+              <w:right w:val="single" w:sz="8" w:space="0" w:color="000000"/>
+            </w:tcBorders>
+            <w:vAlign w:val="center"/>
+          </w:tcPr>
+          <w:p>
+            <w:pPr>
+              <w:jc w:val="both"/>
+              <w:rPr>
+                <w:sz w:val="24"/>
+                <w:szCs w:val="24"/>
+              </w:rPr>
+            </w:pPr>
+            <w:r>
+              <w:rPr>
+                <w:b w:val="0"/>
+                <w:sz w:val="24"/>
+                <w:szCs w:val="24"/>
+              </w:rPr>
+            </w:r>
+          </w:p>
+        </w:tc>
+        <w:tc>
+          <w:tcPr>
+            <w:tcW w:w="1417" w:type="dxa"/>
             <w:tcBorders>
               <w:top w:val="single" w:sz="8" w:space="0" w:color="000000"/>
               <w:left w:val="single" w:sz="8" w:space="0" w:color="000000"/>
@@ -5447,34 +5666,34 @@
         </w:tc>
         <w:tc>
           <w:tcPr>
-            <w:tcW w:w="2835" w:type="dxa"/>
-            <w:tcBorders>
-              <w:top w:val="single" w:sz="8" w:space="0" w:color="000000"/>
-              <w:left w:val="single" w:sz="8" w:space="0" w:color="000000"/>
-              <w:bottom w:val="single" w:sz="8" w:space="0" w:color="000000"/>
-              <w:right w:val="single" w:sz="8" w:space="0" w:color="000000"/>
-            </w:tcBorders>
-            <w:vAlign w:val="center"/>
-          </w:tcPr>
-          <w:p>
-            <w:pPr>
-              <w:rPr>
-                <w:sz w:val="24"/>
-                <w:szCs w:val="24"/>
-              </w:rPr>
-            </w:pPr>
-            <w:r>
-              <w:rPr>
-                <w:b w:val="0"/>
-                <w:sz w:val="24"/>
-                <w:szCs w:val="24"/>
-              </w:rPr>
-            </w:r>
-          </w:p>
-        </w:tc>
-        <w:tc>
-          <w:tcPr>
-            <w:tcW w:w="1304" w:type="dxa"/>
+            <w:tcW w:w="1644" w:type="dxa"/>
+            <w:tcBorders>
+              <w:top w:val="single" w:sz="8" w:space="0" w:color="000000"/>
+              <w:left w:val="single" w:sz="8" w:space="0" w:color="000000"/>
+              <w:bottom w:val="single" w:sz="8" w:space="0" w:color="000000"/>
+              <w:right w:val="single" w:sz="8" w:space="0" w:color="000000"/>
+            </w:tcBorders>
+            <w:vAlign w:val="center"/>
+          </w:tcPr>
+          <w:p>
+            <w:pPr>
+              <w:rPr>
+                <w:sz w:val="24"/>
+                <w:szCs w:val="24"/>
+              </w:rPr>
+            </w:pPr>
+            <w:r>
+              <w:rPr>
+                <w:b w:val="0"/>
+                <w:sz w:val="24"/>
+                <w:szCs w:val="24"/>
+              </w:rPr>
+            </w:r>
+          </w:p>
+        </w:tc>
+        <w:tc>
+          <w:tcPr>
+            <w:tcW w:w="1701" w:type="dxa"/>
             <w:tcBorders>
               <w:top w:val="single" w:sz="8" w:space="0" w:color="000000"/>
               <w:left w:val="single" w:sz="8" w:space="0" w:color="000000"/>
@@ -5502,7 +5721,7 @@
         </w:tc>
         <w:tc>
           <w:tcPr>
-            <w:tcW w:w="2494" w:type="dxa"/>
+            <w:tcW w:w="1247" w:type="dxa"/>
             <w:tcBorders>
               <w:top w:val="single" w:sz="8" w:space="0" w:color="000000"/>
               <w:left w:val="single" w:sz="8" w:space="0" w:color="000000"/>
@@ -5530,7 +5749,63 @@
         </w:tc>
         <w:tc>
           <w:tcPr>
-            <w:tcW w:w="1587" w:type="dxa"/>
+            <w:tcW w:w="1134" w:type="dxa"/>
+            <w:tcBorders>
+              <w:top w:val="single" w:sz="8" w:space="0" w:color="000000"/>
+              <w:left w:val="single" w:sz="8" w:space="0" w:color="000000"/>
+              <w:bottom w:val="single" w:sz="8" w:space="0" w:color="000000"/>
+              <w:right w:val="single" w:sz="8" w:space="0" w:color="000000"/>
+            </w:tcBorders>
+            <w:vAlign w:val="center"/>
+          </w:tcPr>
+          <w:p>
+            <w:pPr>
+              <w:jc w:val="both"/>
+              <w:rPr>
+                <w:sz w:val="24"/>
+                <w:szCs w:val="24"/>
+              </w:rPr>
+            </w:pPr>
+            <w:r>
+              <w:rPr>
+                <w:b w:val="0"/>
+                <w:sz w:val="24"/>
+                <w:szCs w:val="24"/>
+              </w:rPr>
+            </w:r>
+          </w:p>
+        </w:tc>
+        <w:tc>
+          <w:tcPr>
+            <w:tcW w:w="1077" w:type="dxa"/>
+            <w:tcBorders>
+              <w:top w:val="single" w:sz="8" w:space="0" w:color="000000"/>
+              <w:left w:val="single" w:sz="8" w:space="0" w:color="000000"/>
+              <w:bottom w:val="single" w:sz="8" w:space="0" w:color="000000"/>
+              <w:right w:val="single" w:sz="8" w:space="0" w:color="000000"/>
+            </w:tcBorders>
+            <w:vAlign w:val="center"/>
+          </w:tcPr>
+          <w:p>
+            <w:pPr>
+              <w:jc w:val="both"/>
+              <w:rPr>
+                <w:sz w:val="24"/>
+                <w:szCs w:val="24"/>
+              </w:rPr>
+            </w:pPr>
+            <w:r>
+              <w:rPr>
+                <w:b w:val="0"/>
+                <w:sz w:val="24"/>
+                <w:szCs w:val="24"/>
+              </w:rPr>
+            </w:r>
+          </w:p>
+        </w:tc>
+        <w:tc>
+          <w:tcPr>
+            <w:tcW w:w="1417" w:type="dxa"/>
             <w:tcBorders>
               <w:top w:val="single" w:sz="8" w:space="0" w:color="000000"/>
               <w:left w:val="single" w:sz="8" w:space="0" w:color="000000"/>
@@ -5591,34 +5866,34 @@
         </w:tc>
         <w:tc>
           <w:tcPr>
-            <w:tcW w:w="2835" w:type="dxa"/>
-            <w:tcBorders>
-              <w:top w:val="single" w:sz="8" w:space="0" w:color="000000"/>
-              <w:left w:val="single" w:sz="8" w:space="0" w:color="000000"/>
-              <w:bottom w:val="single" w:sz="8" w:space="0" w:color="000000"/>
-              <w:right w:val="single" w:sz="8" w:space="0" w:color="000000"/>
-            </w:tcBorders>
-            <w:vAlign w:val="center"/>
-          </w:tcPr>
-          <w:p>
-            <w:pPr>
-              <w:rPr>
-                <w:sz w:val="24"/>
-                <w:szCs w:val="24"/>
-              </w:rPr>
-            </w:pPr>
-            <w:r>
-              <w:rPr>
-                <w:b w:val="0"/>
-                <w:sz w:val="24"/>
-                <w:szCs w:val="24"/>
-              </w:rPr>
-            </w:r>
-          </w:p>
-        </w:tc>
-        <w:tc>
-          <w:tcPr>
-            <w:tcW w:w="1304" w:type="dxa"/>
+            <w:tcW w:w="1644" w:type="dxa"/>
+            <w:tcBorders>
+              <w:top w:val="single" w:sz="8" w:space="0" w:color="000000"/>
+              <w:left w:val="single" w:sz="8" w:space="0" w:color="000000"/>
+              <w:bottom w:val="single" w:sz="8" w:space="0" w:color="000000"/>
+              <w:right w:val="single" w:sz="8" w:space="0" w:color="000000"/>
+            </w:tcBorders>
+            <w:vAlign w:val="center"/>
+          </w:tcPr>
+          <w:p>
+            <w:pPr>
+              <w:rPr>
+                <w:sz w:val="24"/>
+                <w:szCs w:val="24"/>
+              </w:rPr>
+            </w:pPr>
+            <w:r>
+              <w:rPr>
+                <w:b w:val="0"/>
+                <w:sz w:val="24"/>
+                <w:szCs w:val="24"/>
+              </w:rPr>
+            </w:r>
+          </w:p>
+        </w:tc>
+        <w:tc>
+          <w:tcPr>
+            <w:tcW w:w="1701" w:type="dxa"/>
             <w:tcBorders>
               <w:top w:val="single" w:sz="8" w:space="0" w:color="000000"/>
               <w:left w:val="single" w:sz="8" w:space="0" w:color="000000"/>
@@ -5646,7 +5921,7 @@
         </w:tc>
         <w:tc>
           <w:tcPr>
-            <w:tcW w:w="2494" w:type="dxa"/>
+            <w:tcW w:w="1247" w:type="dxa"/>
             <w:tcBorders>
               <w:top w:val="single" w:sz="8" w:space="0" w:color="000000"/>
               <w:left w:val="single" w:sz="8" w:space="0" w:color="000000"/>
@@ -5674,7 +5949,63 @@
         </w:tc>
         <w:tc>
           <w:tcPr>
-            <w:tcW w:w="1587" w:type="dxa"/>
+            <w:tcW w:w="1134" w:type="dxa"/>
+            <w:tcBorders>
+              <w:top w:val="single" w:sz="8" w:space="0" w:color="000000"/>
+              <w:left w:val="single" w:sz="8" w:space="0" w:color="000000"/>
+              <w:bottom w:val="single" w:sz="8" w:space="0" w:color="000000"/>
+              <w:right w:val="single" w:sz="8" w:space="0" w:color="000000"/>
+            </w:tcBorders>
+            <w:vAlign w:val="center"/>
+          </w:tcPr>
+          <w:p>
+            <w:pPr>
+              <w:jc w:val="both"/>
+              <w:rPr>
+                <w:sz w:val="24"/>
+                <w:szCs w:val="24"/>
+              </w:rPr>
+            </w:pPr>
+            <w:r>
+              <w:rPr>
+                <w:b w:val="0"/>
+                <w:sz w:val="24"/>
+                <w:szCs w:val="24"/>
+              </w:rPr>
+            </w:r>
+          </w:p>
+        </w:tc>
+        <w:tc>
+          <w:tcPr>
+            <w:tcW w:w="1077" w:type="dxa"/>
+            <w:tcBorders>
+              <w:top w:val="single" w:sz="8" w:space="0" w:color="000000"/>
+              <w:left w:val="single" w:sz="8" w:space="0" w:color="000000"/>
+              <w:bottom w:val="single" w:sz="8" w:space="0" w:color="000000"/>
+              <w:right w:val="single" w:sz="8" w:space="0" w:color="000000"/>
+            </w:tcBorders>
+            <w:vAlign w:val="center"/>
+          </w:tcPr>
+          <w:p>
+            <w:pPr>
+              <w:jc w:val="both"/>
+              <w:rPr>
+                <w:sz w:val="24"/>
+                <w:szCs w:val="24"/>
+              </w:rPr>
+            </w:pPr>
+            <w:r>
+              <w:rPr>
+                <w:b w:val="0"/>
+                <w:sz w:val="24"/>
+                <w:szCs w:val="24"/>
+              </w:rPr>
+            </w:r>
+          </w:p>
+        </w:tc>
+        <w:tc>
+          <w:tcPr>
+            <w:tcW w:w="1417" w:type="dxa"/>
             <w:tcBorders>
               <w:top w:val="single" w:sz="8" w:space="0" w:color="000000"/>
               <w:left w:val="single" w:sz="8" w:space="0" w:color="000000"/>
@@ -5735,34 +6066,34 @@
         </w:tc>
         <w:tc>
           <w:tcPr>
-            <w:tcW w:w="2835" w:type="dxa"/>
-            <w:tcBorders>
-              <w:top w:val="single" w:sz="8" w:space="0" w:color="000000"/>
-              <w:left w:val="single" w:sz="8" w:space="0" w:color="000000"/>
-              <w:bottom w:val="single" w:sz="8" w:space="0" w:color="000000"/>
-              <w:right w:val="single" w:sz="8" w:space="0" w:color="000000"/>
-            </w:tcBorders>
-            <w:vAlign w:val="center"/>
-          </w:tcPr>
-          <w:p>
-            <w:pPr>
-              <w:rPr>
-                <w:sz w:val="24"/>
-                <w:szCs w:val="24"/>
-              </w:rPr>
-            </w:pPr>
-            <w:r>
-              <w:rPr>
-                <w:b w:val="0"/>
-                <w:sz w:val="24"/>
-                <w:szCs w:val="24"/>
-              </w:rPr>
-            </w:r>
-          </w:p>
-        </w:tc>
-        <w:tc>
-          <w:tcPr>
-            <w:tcW w:w="1304" w:type="dxa"/>
+            <w:tcW w:w="1644" w:type="dxa"/>
+            <w:tcBorders>
+              <w:top w:val="single" w:sz="8" w:space="0" w:color="000000"/>
+              <w:left w:val="single" w:sz="8" w:space="0" w:color="000000"/>
+              <w:bottom w:val="single" w:sz="8" w:space="0" w:color="000000"/>
+              <w:right w:val="single" w:sz="8" w:space="0" w:color="000000"/>
+            </w:tcBorders>
+            <w:vAlign w:val="center"/>
+          </w:tcPr>
+          <w:p>
+            <w:pPr>
+              <w:rPr>
+                <w:sz w:val="24"/>
+                <w:szCs w:val="24"/>
+              </w:rPr>
+            </w:pPr>
+            <w:r>
+              <w:rPr>
+                <w:b w:val="0"/>
+                <w:sz w:val="24"/>
+                <w:szCs w:val="24"/>
+              </w:rPr>
+            </w:r>
+          </w:p>
+        </w:tc>
+        <w:tc>
+          <w:tcPr>
+            <w:tcW w:w="1701" w:type="dxa"/>
             <w:tcBorders>
               <w:top w:val="single" w:sz="8" w:space="0" w:color="000000"/>
               <w:left w:val="single" w:sz="8" w:space="0" w:color="000000"/>
@@ -5790,7 +6121,7 @@
         </w:tc>
         <w:tc>
           <w:tcPr>
-            <w:tcW w:w="2494" w:type="dxa"/>
+            <w:tcW w:w="1247" w:type="dxa"/>
             <w:tcBorders>
               <w:top w:val="single" w:sz="8" w:space="0" w:color="000000"/>
               <w:left w:val="single" w:sz="8" w:space="0" w:color="000000"/>
@@ -5818,7 +6149,63 @@
         </w:tc>
         <w:tc>
           <w:tcPr>
-            <w:tcW w:w="1587" w:type="dxa"/>
+            <w:tcW w:w="1134" w:type="dxa"/>
+            <w:tcBorders>
+              <w:top w:val="single" w:sz="8" w:space="0" w:color="000000"/>
+              <w:left w:val="single" w:sz="8" w:space="0" w:color="000000"/>
+              <w:bottom w:val="single" w:sz="8" w:space="0" w:color="000000"/>
+              <w:right w:val="single" w:sz="8" w:space="0" w:color="000000"/>
+            </w:tcBorders>
+            <w:vAlign w:val="center"/>
+          </w:tcPr>
+          <w:p>
+            <w:pPr>
+              <w:jc w:val="both"/>
+              <w:rPr>
+                <w:sz w:val="24"/>
+                <w:szCs w:val="24"/>
+              </w:rPr>
+            </w:pPr>
+            <w:r>
+              <w:rPr>
+                <w:b w:val="0"/>
+                <w:sz w:val="24"/>
+                <w:szCs w:val="24"/>
+              </w:rPr>
+            </w:r>
+          </w:p>
+        </w:tc>
+        <w:tc>
+          <w:tcPr>
+            <w:tcW w:w="1077" w:type="dxa"/>
+            <w:tcBorders>
+              <w:top w:val="single" w:sz="8" w:space="0" w:color="000000"/>
+              <w:left w:val="single" w:sz="8" w:space="0" w:color="000000"/>
+              <w:bottom w:val="single" w:sz="8" w:space="0" w:color="000000"/>
+              <w:right w:val="single" w:sz="8" w:space="0" w:color="000000"/>
+            </w:tcBorders>
+            <w:vAlign w:val="center"/>
+          </w:tcPr>
+          <w:p>
+            <w:pPr>
+              <w:jc w:val="both"/>
+              <w:rPr>
+                <w:sz w:val="24"/>
+                <w:szCs w:val="24"/>
+              </w:rPr>
+            </w:pPr>
+            <w:r>
+              <w:rPr>
+                <w:b w:val="0"/>
+                <w:sz w:val="24"/>
+                <w:szCs w:val="24"/>
+              </w:rPr>
+            </w:r>
+          </w:p>
+        </w:tc>
+        <w:tc>
+          <w:tcPr>
+            <w:tcW w:w="1417" w:type="dxa"/>
             <w:tcBorders>
               <w:top w:val="single" w:sz="8" w:space="0" w:color="000000"/>
               <w:left w:val="single" w:sz="8" w:space="0" w:color="000000"/>
@@ -5879,34 +6266,34 @@
         </w:tc>
         <w:tc>
           <w:tcPr>
-            <w:tcW w:w="2835" w:type="dxa"/>
-            <w:tcBorders>
-              <w:top w:val="single" w:sz="8" w:space="0" w:color="000000"/>
-              <w:left w:val="single" w:sz="8" w:space="0" w:color="000000"/>
-              <w:bottom w:val="single" w:sz="8" w:space="0" w:color="000000"/>
-              <w:right w:val="single" w:sz="8" w:space="0" w:color="000000"/>
-            </w:tcBorders>
-            <w:vAlign w:val="center"/>
-          </w:tcPr>
-          <w:p>
-            <w:pPr>
-              <w:rPr>
-                <w:sz w:val="24"/>
-                <w:szCs w:val="24"/>
-              </w:rPr>
-            </w:pPr>
-            <w:r>
-              <w:rPr>
-                <w:b w:val="0"/>
-                <w:sz w:val="24"/>
-                <w:szCs w:val="24"/>
-              </w:rPr>
-            </w:r>
-          </w:p>
-        </w:tc>
-        <w:tc>
-          <w:tcPr>
-            <w:tcW w:w="1304" w:type="dxa"/>
+            <w:tcW w:w="1644" w:type="dxa"/>
+            <w:tcBorders>
+              <w:top w:val="single" w:sz="8" w:space="0" w:color="000000"/>
+              <w:left w:val="single" w:sz="8" w:space="0" w:color="000000"/>
+              <w:bottom w:val="single" w:sz="8" w:space="0" w:color="000000"/>
+              <w:right w:val="single" w:sz="8" w:space="0" w:color="000000"/>
+            </w:tcBorders>
+            <w:vAlign w:val="center"/>
+          </w:tcPr>
+          <w:p>
+            <w:pPr>
+              <w:rPr>
+                <w:sz w:val="24"/>
+                <w:szCs w:val="24"/>
+              </w:rPr>
+            </w:pPr>
+            <w:r>
+              <w:rPr>
+                <w:b w:val="0"/>
+                <w:sz w:val="24"/>
+                <w:szCs w:val="24"/>
+              </w:rPr>
+            </w:r>
+          </w:p>
+        </w:tc>
+        <w:tc>
+          <w:tcPr>
+            <w:tcW w:w="1701" w:type="dxa"/>
             <w:tcBorders>
               <w:top w:val="single" w:sz="8" w:space="0" w:color="000000"/>
               <w:left w:val="single" w:sz="8" w:space="0" w:color="000000"/>
@@ -5934,7 +6321,7 @@
         </w:tc>
         <w:tc>
           <w:tcPr>
-            <w:tcW w:w="2494" w:type="dxa"/>
+            <w:tcW w:w="1247" w:type="dxa"/>
             <w:tcBorders>
               <w:top w:val="single" w:sz="8" w:space="0" w:color="000000"/>
               <w:left w:val="single" w:sz="8" w:space="0" w:color="000000"/>
@@ -5962,7 +6349,63 @@
         </w:tc>
         <w:tc>
           <w:tcPr>
-            <w:tcW w:w="1587" w:type="dxa"/>
+            <w:tcW w:w="1134" w:type="dxa"/>
+            <w:tcBorders>
+              <w:top w:val="single" w:sz="8" w:space="0" w:color="000000"/>
+              <w:left w:val="single" w:sz="8" w:space="0" w:color="000000"/>
+              <w:bottom w:val="single" w:sz="8" w:space="0" w:color="000000"/>
+              <w:right w:val="single" w:sz="8" w:space="0" w:color="000000"/>
+            </w:tcBorders>
+            <w:vAlign w:val="center"/>
+          </w:tcPr>
+          <w:p>
+            <w:pPr>
+              <w:jc w:val="both"/>
+              <w:rPr>
+                <w:sz w:val="24"/>
+                <w:szCs w:val="24"/>
+              </w:rPr>
+            </w:pPr>
+            <w:r>
+              <w:rPr>
+                <w:b w:val="0"/>
+                <w:sz w:val="24"/>
+                <w:szCs w:val="24"/>
+              </w:rPr>
+            </w:r>
+          </w:p>
+        </w:tc>
+        <w:tc>
+          <w:tcPr>
+            <w:tcW w:w="1077" w:type="dxa"/>
+            <w:tcBorders>
+              <w:top w:val="single" w:sz="8" w:space="0" w:color="000000"/>
+              <w:left w:val="single" w:sz="8" w:space="0" w:color="000000"/>
+              <w:bottom w:val="single" w:sz="8" w:space="0" w:color="000000"/>
+              <w:right w:val="single" w:sz="8" w:space="0" w:color="000000"/>
+            </w:tcBorders>
+            <w:vAlign w:val="center"/>
+          </w:tcPr>
+          <w:p>
+            <w:pPr>
+              <w:jc w:val="both"/>
+              <w:rPr>
+                <w:sz w:val="24"/>
+                <w:szCs w:val="24"/>
+              </w:rPr>
+            </w:pPr>
+            <w:r>
+              <w:rPr>
+                <w:b w:val="0"/>
+                <w:sz w:val="24"/>
+                <w:szCs w:val="24"/>
+              </w:rPr>
+            </w:r>
+          </w:p>
+        </w:tc>
+        <w:tc>
+          <w:tcPr>
+            <w:tcW w:w="1417" w:type="dxa"/>
             <w:tcBorders>
               <w:top w:val="single" w:sz="8" w:space="0" w:color="000000"/>
               <w:left w:val="single" w:sz="8" w:space="0" w:color="000000"/>
@@ -6023,34 +6466,34 @@
         </w:tc>
         <w:tc>
           <w:tcPr>
-            <w:tcW w:w="2835" w:type="dxa"/>
-            <w:tcBorders>
-              <w:top w:val="single" w:sz="8" w:space="0" w:color="000000"/>
-              <w:left w:val="single" w:sz="8" w:space="0" w:color="000000"/>
-              <w:bottom w:val="single" w:sz="8" w:space="0" w:color="000000"/>
-              <w:right w:val="single" w:sz="8" w:space="0" w:color="000000"/>
-            </w:tcBorders>
-            <w:vAlign w:val="center"/>
-          </w:tcPr>
-          <w:p>
-            <w:pPr>
-              <w:rPr>
-                <w:sz w:val="24"/>
-                <w:szCs w:val="24"/>
-              </w:rPr>
-            </w:pPr>
-            <w:r>
-              <w:rPr>
-                <w:b w:val="0"/>
-                <w:sz w:val="24"/>
-                <w:szCs w:val="24"/>
-              </w:rPr>
-            </w:r>
-          </w:p>
-        </w:tc>
-        <w:tc>
-          <w:tcPr>
-            <w:tcW w:w="1304" w:type="dxa"/>
+            <w:tcW w:w="1644" w:type="dxa"/>
+            <w:tcBorders>
+              <w:top w:val="single" w:sz="8" w:space="0" w:color="000000"/>
+              <w:left w:val="single" w:sz="8" w:space="0" w:color="000000"/>
+              <w:bottom w:val="single" w:sz="8" w:space="0" w:color="000000"/>
+              <w:right w:val="single" w:sz="8" w:space="0" w:color="000000"/>
+            </w:tcBorders>
+            <w:vAlign w:val="center"/>
+          </w:tcPr>
+          <w:p>
+            <w:pPr>
+              <w:rPr>
+                <w:sz w:val="24"/>
+                <w:szCs w:val="24"/>
+              </w:rPr>
+            </w:pPr>
+            <w:r>
+              <w:rPr>
+                <w:b w:val="0"/>
+                <w:sz w:val="24"/>
+                <w:szCs w:val="24"/>
+              </w:rPr>
+            </w:r>
+          </w:p>
+        </w:tc>
+        <w:tc>
+          <w:tcPr>
+            <w:tcW w:w="1701" w:type="dxa"/>
             <w:tcBorders>
               <w:top w:val="single" w:sz="8" w:space="0" w:color="000000"/>
               <w:left w:val="single" w:sz="8" w:space="0" w:color="000000"/>
@@ -6078,7 +6521,7 @@
         </w:tc>
         <w:tc>
           <w:tcPr>
-            <w:tcW w:w="2494" w:type="dxa"/>
+            <w:tcW w:w="1247" w:type="dxa"/>
             <w:tcBorders>
               <w:top w:val="single" w:sz="8" w:space="0" w:color="000000"/>
               <w:left w:val="single" w:sz="8" w:space="0" w:color="000000"/>
@@ -6106,7 +6549,63 @@
         </w:tc>
         <w:tc>
           <w:tcPr>
-            <w:tcW w:w="1587" w:type="dxa"/>
+            <w:tcW w:w="1134" w:type="dxa"/>
+            <w:tcBorders>
+              <w:top w:val="single" w:sz="8" w:space="0" w:color="000000"/>
+              <w:left w:val="single" w:sz="8" w:space="0" w:color="000000"/>
+              <w:bottom w:val="single" w:sz="8" w:space="0" w:color="000000"/>
+              <w:right w:val="single" w:sz="8" w:space="0" w:color="000000"/>
+            </w:tcBorders>
+            <w:vAlign w:val="center"/>
+          </w:tcPr>
+          <w:p>
+            <w:pPr>
+              <w:jc w:val="both"/>
+              <w:rPr>
+                <w:sz w:val="24"/>
+                <w:szCs w:val="24"/>
+              </w:rPr>
+            </w:pPr>
+            <w:r>
+              <w:rPr>
+                <w:b w:val="0"/>
+                <w:sz w:val="24"/>
+                <w:szCs w:val="24"/>
+              </w:rPr>
+            </w:r>
+          </w:p>
+        </w:tc>
+        <w:tc>
+          <w:tcPr>
+            <w:tcW w:w="1077" w:type="dxa"/>
+            <w:tcBorders>
+              <w:top w:val="single" w:sz="8" w:space="0" w:color="000000"/>
+              <w:left w:val="single" w:sz="8" w:space="0" w:color="000000"/>
+              <w:bottom w:val="single" w:sz="8" w:space="0" w:color="000000"/>
+              <w:right w:val="single" w:sz="8" w:space="0" w:color="000000"/>
+            </w:tcBorders>
+            <w:vAlign w:val="center"/>
+          </w:tcPr>
+          <w:p>
+            <w:pPr>
+              <w:jc w:val="both"/>
+              <w:rPr>
+                <w:sz w:val="24"/>
+                <w:szCs w:val="24"/>
+              </w:rPr>
+            </w:pPr>
+            <w:r>
+              <w:rPr>
+                <w:b w:val="0"/>
+                <w:sz w:val="24"/>
+                <w:szCs w:val="24"/>
+              </w:rPr>
+            </w:r>
+          </w:p>
+        </w:tc>
+        <w:tc>
+          <w:tcPr>
+            <w:tcW w:w="1417" w:type="dxa"/>
             <w:tcBorders>
               <w:top w:val="single" w:sz="8" w:space="0" w:color="000000"/>
               <w:left w:val="single" w:sz="8" w:space="0" w:color="000000"/>
@@ -6167,34 +6666,34 @@
         </w:tc>
         <w:tc>
           <w:tcPr>
-            <w:tcW w:w="2835" w:type="dxa"/>
-            <w:tcBorders>
-              <w:top w:val="single" w:sz="8" w:space="0" w:color="000000"/>
-              <w:left w:val="single" w:sz="8" w:space="0" w:color="000000"/>
-              <w:bottom w:val="single" w:sz="8" w:space="0" w:color="000000"/>
-              <w:right w:val="single" w:sz="8" w:space="0" w:color="000000"/>
-            </w:tcBorders>
-            <w:vAlign w:val="center"/>
-          </w:tcPr>
-          <w:p>
-            <w:pPr>
-              <w:rPr>
-                <w:sz w:val="24"/>
-                <w:szCs w:val="24"/>
-              </w:rPr>
-            </w:pPr>
-            <w:r>
-              <w:rPr>
-                <w:b w:val="0"/>
-                <w:sz w:val="24"/>
-                <w:szCs w:val="24"/>
-              </w:rPr>
-            </w:r>
-          </w:p>
-        </w:tc>
-        <w:tc>
-          <w:tcPr>
-            <w:tcW w:w="1304" w:type="dxa"/>
+            <w:tcW w:w="1644" w:type="dxa"/>
+            <w:tcBorders>
+              <w:top w:val="single" w:sz="8" w:space="0" w:color="000000"/>
+              <w:left w:val="single" w:sz="8" w:space="0" w:color="000000"/>
+              <w:bottom w:val="single" w:sz="8" w:space="0" w:color="000000"/>
+              <w:right w:val="single" w:sz="8" w:space="0" w:color="000000"/>
+            </w:tcBorders>
+            <w:vAlign w:val="center"/>
+          </w:tcPr>
+          <w:p>
+            <w:pPr>
+              <w:rPr>
+                <w:sz w:val="24"/>
+                <w:szCs w:val="24"/>
+              </w:rPr>
+            </w:pPr>
+            <w:r>
+              <w:rPr>
+                <w:b w:val="0"/>
+                <w:sz w:val="24"/>
+                <w:szCs w:val="24"/>
+              </w:rPr>
+            </w:r>
+          </w:p>
+        </w:tc>
+        <w:tc>
+          <w:tcPr>
+            <w:tcW w:w="1701" w:type="dxa"/>
             <w:tcBorders>
               <w:top w:val="single" w:sz="8" w:space="0" w:color="000000"/>
               <w:left w:val="single" w:sz="8" w:space="0" w:color="000000"/>
@@ -6222,7 +6721,7 @@
         </w:tc>
         <w:tc>
           <w:tcPr>
-            <w:tcW w:w="2494" w:type="dxa"/>
+            <w:tcW w:w="1247" w:type="dxa"/>
             <w:tcBorders>
               <w:top w:val="single" w:sz="8" w:space="0" w:color="000000"/>
               <w:left w:val="single" w:sz="8" w:space="0" w:color="000000"/>
@@ -6250,7 +6749,63 @@
         </w:tc>
         <w:tc>
           <w:tcPr>
-            <w:tcW w:w="1587" w:type="dxa"/>
+            <w:tcW w:w="1134" w:type="dxa"/>
+            <w:tcBorders>
+              <w:top w:val="single" w:sz="8" w:space="0" w:color="000000"/>
+              <w:left w:val="single" w:sz="8" w:space="0" w:color="000000"/>
+              <w:bottom w:val="single" w:sz="8" w:space="0" w:color="000000"/>
+              <w:right w:val="single" w:sz="8" w:space="0" w:color="000000"/>
+            </w:tcBorders>
+            <w:vAlign w:val="center"/>
+          </w:tcPr>
+          <w:p>
+            <w:pPr>
+              <w:jc w:val="both"/>
+              <w:rPr>
+                <w:sz w:val="24"/>
+                <w:szCs w:val="24"/>
+              </w:rPr>
+            </w:pPr>
+            <w:r>
+              <w:rPr>
+                <w:b w:val="0"/>
+                <w:sz w:val="24"/>
+                <w:szCs w:val="24"/>
+              </w:rPr>
+            </w:r>
+          </w:p>
+        </w:tc>
+        <w:tc>
+          <w:tcPr>
+            <w:tcW w:w="1077" w:type="dxa"/>
+            <w:tcBorders>
+              <w:top w:val="single" w:sz="8" w:space="0" w:color="000000"/>
+              <w:left w:val="single" w:sz="8" w:space="0" w:color="000000"/>
+              <w:bottom w:val="single" w:sz="8" w:space="0" w:color="000000"/>
+              <w:right w:val="single" w:sz="8" w:space="0" w:color="000000"/>
+            </w:tcBorders>
+            <w:vAlign w:val="center"/>
+          </w:tcPr>
+          <w:p>
+            <w:pPr>
+              <w:jc w:val="both"/>
+              <w:rPr>
+                <w:sz w:val="24"/>
+                <w:szCs w:val="24"/>
+              </w:rPr>
+            </w:pPr>
+            <w:r>
+              <w:rPr>
+                <w:b w:val="0"/>
+                <w:sz w:val="24"/>
+                <w:szCs w:val="24"/>
+              </w:rPr>
+            </w:r>
+          </w:p>
+        </w:tc>
+        <w:tc>
+          <w:tcPr>
+            <w:tcW w:w="1417" w:type="dxa"/>
             <w:tcBorders>
               <w:top w:val="single" w:sz="8" w:space="0" w:color="000000"/>
               <w:left w:val="single" w:sz="8" w:space="0" w:color="000000"/>
@@ -6311,34 +6866,34 @@
         </w:tc>
         <w:tc>
           <w:tcPr>
-            <w:tcW w:w="2835" w:type="dxa"/>
-            <w:tcBorders>
-              <w:top w:val="single" w:sz="8" w:space="0" w:color="000000"/>
-              <w:left w:val="single" w:sz="8" w:space="0" w:color="000000"/>
-              <w:bottom w:val="single" w:sz="8" w:space="0" w:color="000000"/>
-              <w:right w:val="single" w:sz="8" w:space="0" w:color="000000"/>
-            </w:tcBorders>
-            <w:vAlign w:val="center"/>
-          </w:tcPr>
-          <w:p>
-            <w:pPr>
-              <w:rPr>
-                <w:sz w:val="24"/>
-                <w:szCs w:val="24"/>
-              </w:rPr>
-            </w:pPr>
-            <w:r>
-              <w:rPr>
-                <w:b w:val="0"/>
-                <w:sz w:val="24"/>
-                <w:szCs w:val="24"/>
-              </w:rPr>
-            </w:r>
-          </w:p>
-        </w:tc>
-        <w:tc>
-          <w:tcPr>
-            <w:tcW w:w="1304" w:type="dxa"/>
+            <w:tcW w:w="1644" w:type="dxa"/>
+            <w:tcBorders>
+              <w:top w:val="single" w:sz="8" w:space="0" w:color="000000"/>
+              <w:left w:val="single" w:sz="8" w:space="0" w:color="000000"/>
+              <w:bottom w:val="single" w:sz="8" w:space="0" w:color="000000"/>
+              <w:right w:val="single" w:sz="8" w:space="0" w:color="000000"/>
+            </w:tcBorders>
+            <w:vAlign w:val="center"/>
+          </w:tcPr>
+          <w:p>
+            <w:pPr>
+              <w:rPr>
+                <w:sz w:val="24"/>
+                <w:szCs w:val="24"/>
+              </w:rPr>
+            </w:pPr>
+            <w:r>
+              <w:rPr>
+                <w:b w:val="0"/>
+                <w:sz w:val="24"/>
+                <w:szCs w:val="24"/>
+              </w:rPr>
+            </w:r>
+          </w:p>
+        </w:tc>
+        <w:tc>
+          <w:tcPr>
+            <w:tcW w:w="1701" w:type="dxa"/>
             <w:tcBorders>
               <w:top w:val="single" w:sz="8" w:space="0" w:color="000000"/>
               <w:left w:val="single" w:sz="8" w:space="0" w:color="000000"/>
@@ -6366,7 +6921,7 @@
         </w:tc>
         <w:tc>
           <w:tcPr>
-            <w:tcW w:w="2494" w:type="dxa"/>
+            <w:tcW w:w="1247" w:type="dxa"/>
             <w:tcBorders>
               <w:top w:val="single" w:sz="8" w:space="0" w:color="000000"/>
               <w:left w:val="single" w:sz="8" w:space="0" w:color="000000"/>
@@ -6394,7 +6949,63 @@
         </w:tc>
         <w:tc>
           <w:tcPr>
-            <w:tcW w:w="1587" w:type="dxa"/>
+            <w:tcW w:w="1134" w:type="dxa"/>
+            <w:tcBorders>
+              <w:top w:val="single" w:sz="8" w:space="0" w:color="000000"/>
+              <w:left w:val="single" w:sz="8" w:space="0" w:color="000000"/>
+              <w:bottom w:val="single" w:sz="8" w:space="0" w:color="000000"/>
+              <w:right w:val="single" w:sz="8" w:space="0" w:color="000000"/>
+            </w:tcBorders>
+            <w:vAlign w:val="center"/>
+          </w:tcPr>
+          <w:p>
+            <w:pPr>
+              <w:jc w:val="both"/>
+              <w:rPr>
+                <w:sz w:val="24"/>
+                <w:szCs w:val="24"/>
+              </w:rPr>
+            </w:pPr>
+            <w:r>
+              <w:rPr>
+                <w:b w:val="0"/>
+                <w:sz w:val="24"/>
+                <w:szCs w:val="24"/>
+              </w:rPr>
+            </w:r>
+          </w:p>
+        </w:tc>
+        <w:tc>
+          <w:tcPr>
+            <w:tcW w:w="1077" w:type="dxa"/>
+            <w:tcBorders>
+              <w:top w:val="single" w:sz="8" w:space="0" w:color="000000"/>
+              <w:left w:val="single" w:sz="8" w:space="0" w:color="000000"/>
+              <w:bottom w:val="single" w:sz="8" w:space="0" w:color="000000"/>
+              <w:right w:val="single" w:sz="8" w:space="0" w:color="000000"/>
+            </w:tcBorders>
+            <w:vAlign w:val="center"/>
+          </w:tcPr>
+          <w:p>
+            <w:pPr>
+              <w:jc w:val="both"/>
+              <w:rPr>
+                <w:sz w:val="24"/>
+                <w:szCs w:val="24"/>
+              </w:rPr>
+            </w:pPr>
+            <w:r>
+              <w:rPr>
+                <w:b w:val="0"/>
+                <w:sz w:val="24"/>
+                <w:szCs w:val="24"/>
+              </w:rPr>
+            </w:r>
+          </w:p>
+        </w:tc>
+        <w:tc>
+          <w:tcPr>
+            <w:tcW w:w="1417" w:type="dxa"/>
             <w:tcBorders>
               <w:top w:val="single" w:sz="8" w:space="0" w:color="000000"/>
               <w:left w:val="single" w:sz="8" w:space="0" w:color="000000"/>
@@ -6470,10 +7081,10 @@
       </w:tblPr>
       <w:tblGrid>
         <w:gridCol w:w="567"/>
-        <w:gridCol w:w="1644"/>
-        <w:gridCol w:w="1644"/>
-        <w:gridCol w:w="1701"/>
-        <w:gridCol w:w="3231"/>
+        <w:gridCol w:w="1360"/>
+        <w:gridCol w:w="1360"/>
+        <w:gridCol w:w="1417"/>
+        <w:gridCol w:w="4082"/>
       </w:tblGrid>
       <w:tr>
         <w:trPr>
@@ -6511,7 +7122,7 @@
         </w:tc>
         <w:tc>
           <w:tcPr>
-            <w:tcW w:w="1644" w:type="dxa"/>
+            <w:tcW w:w="1360" w:type="dxa"/>
             <w:tcBorders>
               <w:top w:val="single" w:sz="8" w:space="0" w:color="000000"/>
               <w:left w:val="single" w:sz="8" w:space="0" w:color="000000"/>
@@ -6541,7 +7152,7 @@
         </w:tc>
         <w:tc>
           <w:tcPr>
-            <w:tcW w:w="1644" w:type="dxa"/>
+            <w:tcW w:w="1360" w:type="dxa"/>
             <w:tcBorders>
               <w:top w:val="single" w:sz="8" w:space="0" w:color="000000"/>
               <w:left w:val="single" w:sz="8" w:space="0" w:color="000000"/>
@@ -6571,7 +7182,7 @@
         </w:tc>
         <w:tc>
           <w:tcPr>
-            <w:tcW w:w="1701" w:type="dxa"/>
+            <w:tcW w:w="1417" w:type="dxa"/>
             <w:tcBorders>
               <w:top w:val="single" w:sz="8" w:space="0" w:color="000000"/>
               <w:left w:val="single" w:sz="8" w:space="0" w:color="000000"/>
@@ -6601,7 +7212,7 @@
         </w:tc>
         <w:tc>
           <w:tcPr>
-            <w:tcW w:w="3231" w:type="dxa"/>
+            <w:tcW w:w="4082" w:type="dxa"/>
             <w:tcBorders>
               <w:top w:val="single" w:sz="8" w:space="0" w:color="000000"/>
               <w:left w:val="single" w:sz="8" w:space="0" w:color="000000"/>
@@ -6625,7 +7236,7 @@
                 <w:sz w:val="24"/>
                 <w:szCs w:val="24"/>
               </w:rPr>
-              <w:t>Kode Aktivitas (SNX-MKT-RPT-01)</w:t>
+              <w:t>Hasil Singkat</w:t>
             </w:r>
           </w:p>
         </w:tc>
@@ -6664,34 +7275,34 @@
         </w:tc>
         <w:tc>
           <w:tcPr>
-            <w:tcW w:w="1644" w:type="dxa"/>
-            <w:tcBorders>
-              <w:top w:val="single" w:sz="8" w:space="0" w:color="000000"/>
-              <w:left w:val="single" w:sz="8" w:space="0" w:color="000000"/>
-              <w:bottom w:val="single" w:sz="8" w:space="0" w:color="000000"/>
-              <w:right w:val="single" w:sz="8" w:space="0" w:color="000000"/>
-            </w:tcBorders>
-            <w:vAlign w:val="center"/>
-          </w:tcPr>
-          <w:p>
-            <w:pPr>
-              <w:rPr>
-                <w:sz w:val="24"/>
-                <w:szCs w:val="24"/>
-              </w:rPr>
-            </w:pPr>
-            <w:r>
-              <w:rPr>
-                <w:b w:val="0"/>
-                <w:sz w:val="24"/>
-                <w:szCs w:val="24"/>
-              </w:rPr>
-            </w:r>
-          </w:p>
-        </w:tc>
-        <w:tc>
-          <w:tcPr>
-            <w:tcW w:w="1644" w:type="dxa"/>
+            <w:tcW w:w="1360" w:type="dxa"/>
+            <w:tcBorders>
+              <w:top w:val="single" w:sz="8" w:space="0" w:color="000000"/>
+              <w:left w:val="single" w:sz="8" w:space="0" w:color="000000"/>
+              <w:bottom w:val="single" w:sz="8" w:space="0" w:color="000000"/>
+              <w:right w:val="single" w:sz="8" w:space="0" w:color="000000"/>
+            </w:tcBorders>
+            <w:vAlign w:val="center"/>
+          </w:tcPr>
+          <w:p>
+            <w:pPr>
+              <w:rPr>
+                <w:sz w:val="24"/>
+                <w:szCs w:val="24"/>
+              </w:rPr>
+            </w:pPr>
+            <w:r>
+              <w:rPr>
+                <w:b w:val="0"/>
+                <w:sz w:val="24"/>
+                <w:szCs w:val="24"/>
+              </w:rPr>
+            </w:r>
+          </w:p>
+        </w:tc>
+        <w:tc>
+          <w:tcPr>
+            <w:tcW w:w="1360" w:type="dxa"/>
             <w:tcBorders>
               <w:top w:val="single" w:sz="8" w:space="0" w:color="000000"/>
               <w:left w:val="single" w:sz="8" w:space="0" w:color="000000"/>
@@ -6719,7 +7330,7 @@
         </w:tc>
         <w:tc>
           <w:tcPr>
-            <w:tcW w:w="1701" w:type="dxa"/>
+            <w:tcW w:w="1417" w:type="dxa"/>
             <w:tcBorders>
               <w:top w:val="single" w:sz="8" w:space="0" w:color="000000"/>
               <w:left w:val="single" w:sz="8" w:space="0" w:color="000000"/>
@@ -6747,7 +7358,7 @@
         </w:tc>
         <w:tc>
           <w:tcPr>
-            <w:tcW w:w="3231" w:type="dxa"/>
+            <w:tcW w:w="4082" w:type="dxa"/>
             <w:tcBorders>
               <w:top w:val="single" w:sz="8" w:space="0" w:color="000000"/>
               <w:left w:val="single" w:sz="8" w:space="0" w:color="000000"/>
@@ -6808,34 +7419,34 @@
         </w:tc>
         <w:tc>
           <w:tcPr>
-            <w:tcW w:w="1644" w:type="dxa"/>
-            <w:tcBorders>
-              <w:top w:val="single" w:sz="8" w:space="0" w:color="000000"/>
-              <w:left w:val="single" w:sz="8" w:space="0" w:color="000000"/>
-              <w:bottom w:val="single" w:sz="8" w:space="0" w:color="000000"/>
-              <w:right w:val="single" w:sz="8" w:space="0" w:color="000000"/>
-            </w:tcBorders>
-            <w:vAlign w:val="center"/>
-          </w:tcPr>
-          <w:p>
-            <w:pPr>
-              <w:rPr>
-                <w:sz w:val="24"/>
-                <w:szCs w:val="24"/>
-              </w:rPr>
-            </w:pPr>
-            <w:r>
-              <w:rPr>
-                <w:b w:val="0"/>
-                <w:sz w:val="24"/>
-                <w:szCs w:val="24"/>
-              </w:rPr>
-            </w:r>
-          </w:p>
-        </w:tc>
-        <w:tc>
-          <w:tcPr>
-            <w:tcW w:w="1644" w:type="dxa"/>
+            <w:tcW w:w="1360" w:type="dxa"/>
+            <w:tcBorders>
+              <w:top w:val="single" w:sz="8" w:space="0" w:color="000000"/>
+              <w:left w:val="single" w:sz="8" w:space="0" w:color="000000"/>
+              <w:bottom w:val="single" w:sz="8" w:space="0" w:color="000000"/>
+              <w:right w:val="single" w:sz="8" w:space="0" w:color="000000"/>
+            </w:tcBorders>
+            <w:vAlign w:val="center"/>
+          </w:tcPr>
+          <w:p>
+            <w:pPr>
+              <w:rPr>
+                <w:sz w:val="24"/>
+                <w:szCs w:val="24"/>
+              </w:rPr>
+            </w:pPr>
+            <w:r>
+              <w:rPr>
+                <w:b w:val="0"/>
+                <w:sz w:val="24"/>
+                <w:szCs w:val="24"/>
+              </w:rPr>
+            </w:r>
+          </w:p>
+        </w:tc>
+        <w:tc>
+          <w:tcPr>
+            <w:tcW w:w="1360" w:type="dxa"/>
             <w:tcBorders>
               <w:top w:val="single" w:sz="8" w:space="0" w:color="000000"/>
               <w:left w:val="single" w:sz="8" w:space="0" w:color="000000"/>
@@ -6863,7 +7474,7 @@
         </w:tc>
         <w:tc>
           <w:tcPr>
-            <w:tcW w:w="1701" w:type="dxa"/>
+            <w:tcW w:w="1417" w:type="dxa"/>
             <w:tcBorders>
               <w:top w:val="single" w:sz="8" w:space="0" w:color="000000"/>
               <w:left w:val="single" w:sz="8" w:space="0" w:color="000000"/>
@@ -6891,7 +7502,7 @@
         </w:tc>
         <w:tc>
           <w:tcPr>
-            <w:tcW w:w="3231" w:type="dxa"/>
+            <w:tcW w:w="4082" w:type="dxa"/>
             <w:tcBorders>
               <w:top w:val="single" w:sz="8" w:space="0" w:color="000000"/>
               <w:left w:val="single" w:sz="8" w:space="0" w:color="000000"/>
@@ -6952,34 +7563,34 @@
         </w:tc>
         <w:tc>
           <w:tcPr>
-            <w:tcW w:w="1644" w:type="dxa"/>
-            <w:tcBorders>
-              <w:top w:val="single" w:sz="8" w:space="0" w:color="000000"/>
-              <w:left w:val="single" w:sz="8" w:space="0" w:color="000000"/>
-              <w:bottom w:val="single" w:sz="8" w:space="0" w:color="000000"/>
-              <w:right w:val="single" w:sz="8" w:space="0" w:color="000000"/>
-            </w:tcBorders>
-            <w:vAlign w:val="center"/>
-          </w:tcPr>
-          <w:p>
-            <w:pPr>
-              <w:rPr>
-                <w:sz w:val="24"/>
-                <w:szCs w:val="24"/>
-              </w:rPr>
-            </w:pPr>
-            <w:r>
-              <w:rPr>
-                <w:b w:val="0"/>
-                <w:sz w:val="24"/>
-                <w:szCs w:val="24"/>
-              </w:rPr>
-            </w:r>
-          </w:p>
-        </w:tc>
-        <w:tc>
-          <w:tcPr>
-            <w:tcW w:w="1644" w:type="dxa"/>
+            <w:tcW w:w="1360" w:type="dxa"/>
+            <w:tcBorders>
+              <w:top w:val="single" w:sz="8" w:space="0" w:color="000000"/>
+              <w:left w:val="single" w:sz="8" w:space="0" w:color="000000"/>
+              <w:bottom w:val="single" w:sz="8" w:space="0" w:color="000000"/>
+              <w:right w:val="single" w:sz="8" w:space="0" w:color="000000"/>
+            </w:tcBorders>
+            <w:vAlign w:val="center"/>
+          </w:tcPr>
+          <w:p>
+            <w:pPr>
+              <w:rPr>
+                <w:sz w:val="24"/>
+                <w:szCs w:val="24"/>
+              </w:rPr>
+            </w:pPr>
+            <w:r>
+              <w:rPr>
+                <w:b w:val="0"/>
+                <w:sz w:val="24"/>
+                <w:szCs w:val="24"/>
+              </w:rPr>
+            </w:r>
+          </w:p>
+        </w:tc>
+        <w:tc>
+          <w:tcPr>
+            <w:tcW w:w="1360" w:type="dxa"/>
             <w:tcBorders>
               <w:top w:val="single" w:sz="8" w:space="0" w:color="000000"/>
               <w:left w:val="single" w:sz="8" w:space="0" w:color="000000"/>
@@ -7007,7 +7618,7 @@
         </w:tc>
         <w:tc>
           <w:tcPr>
-            <w:tcW w:w="1701" w:type="dxa"/>
+            <w:tcW w:w="1417" w:type="dxa"/>
             <w:tcBorders>
               <w:top w:val="single" w:sz="8" w:space="0" w:color="000000"/>
               <w:left w:val="single" w:sz="8" w:space="0" w:color="000000"/>
@@ -7035,7 +7646,7 @@
         </w:tc>
         <w:tc>
           <w:tcPr>
-            <w:tcW w:w="3231" w:type="dxa"/>
+            <w:tcW w:w="4082" w:type="dxa"/>
             <w:tcBorders>
               <w:top w:val="single" w:sz="8" w:space="0" w:color="000000"/>
               <w:left w:val="single" w:sz="8" w:space="0" w:color="000000"/>
@@ -7096,34 +7707,34 @@
         </w:tc>
         <w:tc>
           <w:tcPr>
-            <w:tcW w:w="1644" w:type="dxa"/>
-            <w:tcBorders>
-              <w:top w:val="single" w:sz="8" w:space="0" w:color="000000"/>
-              <w:left w:val="single" w:sz="8" w:space="0" w:color="000000"/>
-              <w:bottom w:val="single" w:sz="8" w:space="0" w:color="000000"/>
-              <w:right w:val="single" w:sz="8" w:space="0" w:color="000000"/>
-            </w:tcBorders>
-            <w:vAlign w:val="center"/>
-          </w:tcPr>
-          <w:p>
-            <w:pPr>
-              <w:rPr>
-                <w:sz w:val="24"/>
-                <w:szCs w:val="24"/>
-              </w:rPr>
-            </w:pPr>
-            <w:r>
-              <w:rPr>
-                <w:b w:val="0"/>
-                <w:sz w:val="24"/>
-                <w:szCs w:val="24"/>
-              </w:rPr>
-            </w:r>
-          </w:p>
-        </w:tc>
-        <w:tc>
-          <w:tcPr>
-            <w:tcW w:w="1644" w:type="dxa"/>
+            <w:tcW w:w="1360" w:type="dxa"/>
+            <w:tcBorders>
+              <w:top w:val="single" w:sz="8" w:space="0" w:color="000000"/>
+              <w:left w:val="single" w:sz="8" w:space="0" w:color="000000"/>
+              <w:bottom w:val="single" w:sz="8" w:space="0" w:color="000000"/>
+              <w:right w:val="single" w:sz="8" w:space="0" w:color="000000"/>
+            </w:tcBorders>
+            <w:vAlign w:val="center"/>
+          </w:tcPr>
+          <w:p>
+            <w:pPr>
+              <w:rPr>
+                <w:sz w:val="24"/>
+                <w:szCs w:val="24"/>
+              </w:rPr>
+            </w:pPr>
+            <w:r>
+              <w:rPr>
+                <w:b w:val="0"/>
+                <w:sz w:val="24"/>
+                <w:szCs w:val="24"/>
+              </w:rPr>
+            </w:r>
+          </w:p>
+        </w:tc>
+        <w:tc>
+          <w:tcPr>
+            <w:tcW w:w="1360" w:type="dxa"/>
             <w:tcBorders>
               <w:top w:val="single" w:sz="8" w:space="0" w:color="000000"/>
               <w:left w:val="single" w:sz="8" w:space="0" w:color="000000"/>
@@ -7151,7 +7762,7 @@
         </w:tc>
         <w:tc>
           <w:tcPr>
-            <w:tcW w:w="1701" w:type="dxa"/>
+            <w:tcW w:w="1417" w:type="dxa"/>
             <w:tcBorders>
               <w:top w:val="single" w:sz="8" w:space="0" w:color="000000"/>
               <w:left w:val="single" w:sz="8" w:space="0" w:color="000000"/>
@@ -7179,7 +7790,7 @@
         </w:tc>
         <w:tc>
           <w:tcPr>
-            <w:tcW w:w="3231" w:type="dxa"/>
+            <w:tcW w:w="4082" w:type="dxa"/>
             <w:tcBorders>
               <w:top w:val="single" w:sz="8" w:space="0" w:color="000000"/>
               <w:left w:val="single" w:sz="8" w:space="0" w:color="000000"/>
@@ -7240,34 +7851,34 @@
         </w:tc>
         <w:tc>
           <w:tcPr>
-            <w:tcW w:w="1644" w:type="dxa"/>
-            <w:tcBorders>
-              <w:top w:val="single" w:sz="8" w:space="0" w:color="000000"/>
-              <w:left w:val="single" w:sz="8" w:space="0" w:color="000000"/>
-              <w:bottom w:val="single" w:sz="8" w:space="0" w:color="000000"/>
-              <w:right w:val="single" w:sz="8" w:space="0" w:color="000000"/>
-            </w:tcBorders>
-            <w:vAlign w:val="center"/>
-          </w:tcPr>
-          <w:p>
-            <w:pPr>
-              <w:rPr>
-                <w:sz w:val="24"/>
-                <w:szCs w:val="24"/>
-              </w:rPr>
-            </w:pPr>
-            <w:r>
-              <w:rPr>
-                <w:b w:val="0"/>
-                <w:sz w:val="24"/>
-                <w:szCs w:val="24"/>
-              </w:rPr>
-            </w:r>
-          </w:p>
-        </w:tc>
-        <w:tc>
-          <w:tcPr>
-            <w:tcW w:w="1644" w:type="dxa"/>
+            <w:tcW w:w="1360" w:type="dxa"/>
+            <w:tcBorders>
+              <w:top w:val="single" w:sz="8" w:space="0" w:color="000000"/>
+              <w:left w:val="single" w:sz="8" w:space="0" w:color="000000"/>
+              <w:bottom w:val="single" w:sz="8" w:space="0" w:color="000000"/>
+              <w:right w:val="single" w:sz="8" w:space="0" w:color="000000"/>
+            </w:tcBorders>
+            <w:vAlign w:val="center"/>
+          </w:tcPr>
+          <w:p>
+            <w:pPr>
+              <w:rPr>
+                <w:sz w:val="24"/>
+                <w:szCs w:val="24"/>
+              </w:rPr>
+            </w:pPr>
+            <w:r>
+              <w:rPr>
+                <w:b w:val="0"/>
+                <w:sz w:val="24"/>
+                <w:szCs w:val="24"/>
+              </w:rPr>
+            </w:r>
+          </w:p>
+        </w:tc>
+        <w:tc>
+          <w:tcPr>
+            <w:tcW w:w="1360" w:type="dxa"/>
             <w:tcBorders>
               <w:top w:val="single" w:sz="8" w:space="0" w:color="000000"/>
               <w:left w:val="single" w:sz="8" w:space="0" w:color="000000"/>
@@ -7295,7 +7906,7 @@
         </w:tc>
         <w:tc>
           <w:tcPr>
-            <w:tcW w:w="1701" w:type="dxa"/>
+            <w:tcW w:w="1417" w:type="dxa"/>
             <w:tcBorders>
               <w:top w:val="single" w:sz="8" w:space="0" w:color="000000"/>
               <w:left w:val="single" w:sz="8" w:space="0" w:color="000000"/>
@@ -7323,7 +7934,7 @@
         </w:tc>
         <w:tc>
           <w:tcPr>
-            <w:tcW w:w="3231" w:type="dxa"/>
+            <w:tcW w:w="4082" w:type="dxa"/>
             <w:tcBorders>
               <w:top w:val="single" w:sz="8" w:space="0" w:color="000000"/>
               <w:left w:val="single" w:sz="8" w:space="0" w:color="000000"/>
@@ -7384,34 +7995,34 @@
         </w:tc>
         <w:tc>
           <w:tcPr>
-            <w:tcW w:w="1644" w:type="dxa"/>
-            <w:tcBorders>
-              <w:top w:val="single" w:sz="8" w:space="0" w:color="000000"/>
-              <w:left w:val="single" w:sz="8" w:space="0" w:color="000000"/>
-              <w:bottom w:val="single" w:sz="8" w:space="0" w:color="000000"/>
-              <w:right w:val="single" w:sz="8" w:space="0" w:color="000000"/>
-            </w:tcBorders>
-            <w:vAlign w:val="center"/>
-          </w:tcPr>
-          <w:p>
-            <w:pPr>
-              <w:rPr>
-                <w:sz w:val="24"/>
-                <w:szCs w:val="24"/>
-              </w:rPr>
-            </w:pPr>
-            <w:r>
-              <w:rPr>
-                <w:b w:val="0"/>
-                <w:sz w:val="24"/>
-                <w:szCs w:val="24"/>
-              </w:rPr>
-            </w:r>
-          </w:p>
-        </w:tc>
-        <w:tc>
-          <w:tcPr>
-            <w:tcW w:w="1644" w:type="dxa"/>
+            <w:tcW w:w="1360" w:type="dxa"/>
+            <w:tcBorders>
+              <w:top w:val="single" w:sz="8" w:space="0" w:color="000000"/>
+              <w:left w:val="single" w:sz="8" w:space="0" w:color="000000"/>
+              <w:bottom w:val="single" w:sz="8" w:space="0" w:color="000000"/>
+              <w:right w:val="single" w:sz="8" w:space="0" w:color="000000"/>
+            </w:tcBorders>
+            <w:vAlign w:val="center"/>
+          </w:tcPr>
+          <w:p>
+            <w:pPr>
+              <w:rPr>
+                <w:sz w:val="24"/>
+                <w:szCs w:val="24"/>
+              </w:rPr>
+            </w:pPr>
+            <w:r>
+              <w:rPr>
+                <w:b w:val="0"/>
+                <w:sz w:val="24"/>
+                <w:szCs w:val="24"/>
+              </w:rPr>
+            </w:r>
+          </w:p>
+        </w:tc>
+        <w:tc>
+          <w:tcPr>
+            <w:tcW w:w="1360" w:type="dxa"/>
             <w:tcBorders>
               <w:top w:val="single" w:sz="8" w:space="0" w:color="000000"/>
               <w:left w:val="single" w:sz="8" w:space="0" w:color="000000"/>
@@ -7439,7 +8050,7 @@
         </w:tc>
         <w:tc>
           <w:tcPr>
-            <w:tcW w:w="1701" w:type="dxa"/>
+            <w:tcW w:w="1417" w:type="dxa"/>
             <w:tcBorders>
               <w:top w:val="single" w:sz="8" w:space="0" w:color="000000"/>
               <w:left w:val="single" w:sz="8" w:space="0" w:color="000000"/>
@@ -7467,7 +8078,7 @@
         </w:tc>
         <w:tc>
           <w:tcPr>
-            <w:tcW w:w="3231" w:type="dxa"/>
+            <w:tcW w:w="4082" w:type="dxa"/>
             <w:tcBorders>
               <w:top w:val="single" w:sz="8" w:space="0" w:color="000000"/>
               <w:left w:val="single" w:sz="8" w:space="0" w:color="000000"/>
@@ -7528,34 +8139,34 @@
         </w:tc>
         <w:tc>
           <w:tcPr>
-            <w:tcW w:w="1644" w:type="dxa"/>
-            <w:tcBorders>
-              <w:top w:val="single" w:sz="8" w:space="0" w:color="000000"/>
-              <w:left w:val="single" w:sz="8" w:space="0" w:color="000000"/>
-              <w:bottom w:val="single" w:sz="8" w:space="0" w:color="000000"/>
-              <w:right w:val="single" w:sz="8" w:space="0" w:color="000000"/>
-            </w:tcBorders>
-            <w:vAlign w:val="center"/>
-          </w:tcPr>
-          <w:p>
-            <w:pPr>
-              <w:rPr>
-                <w:sz w:val="24"/>
-                <w:szCs w:val="24"/>
-              </w:rPr>
-            </w:pPr>
-            <w:r>
-              <w:rPr>
-                <w:b w:val="0"/>
-                <w:sz w:val="24"/>
-                <w:szCs w:val="24"/>
-              </w:rPr>
-            </w:r>
-          </w:p>
-        </w:tc>
-        <w:tc>
-          <w:tcPr>
-            <w:tcW w:w="1644" w:type="dxa"/>
+            <w:tcW w:w="1360" w:type="dxa"/>
+            <w:tcBorders>
+              <w:top w:val="single" w:sz="8" w:space="0" w:color="000000"/>
+              <w:left w:val="single" w:sz="8" w:space="0" w:color="000000"/>
+              <w:bottom w:val="single" w:sz="8" w:space="0" w:color="000000"/>
+              <w:right w:val="single" w:sz="8" w:space="0" w:color="000000"/>
+            </w:tcBorders>
+            <w:vAlign w:val="center"/>
+          </w:tcPr>
+          <w:p>
+            <w:pPr>
+              <w:rPr>
+                <w:sz w:val="24"/>
+                <w:szCs w:val="24"/>
+              </w:rPr>
+            </w:pPr>
+            <w:r>
+              <w:rPr>
+                <w:b w:val="0"/>
+                <w:sz w:val="24"/>
+                <w:szCs w:val="24"/>
+              </w:rPr>
+            </w:r>
+          </w:p>
+        </w:tc>
+        <w:tc>
+          <w:tcPr>
+            <w:tcW w:w="1360" w:type="dxa"/>
             <w:tcBorders>
               <w:top w:val="single" w:sz="8" w:space="0" w:color="000000"/>
               <w:left w:val="single" w:sz="8" w:space="0" w:color="000000"/>
@@ -7583,7 +8194,7 @@
         </w:tc>
         <w:tc>
           <w:tcPr>
-            <w:tcW w:w="1701" w:type="dxa"/>
+            <w:tcW w:w="1417" w:type="dxa"/>
             <w:tcBorders>
               <w:top w:val="single" w:sz="8" w:space="0" w:color="000000"/>
               <w:left w:val="single" w:sz="8" w:space="0" w:color="000000"/>
@@ -7611,7 +8222,7 @@
         </w:tc>
         <w:tc>
           <w:tcPr>
-            <w:tcW w:w="3231" w:type="dxa"/>
+            <w:tcW w:w="4082" w:type="dxa"/>
             <w:tcBorders>
               <w:top w:val="single" w:sz="8" w:space="0" w:color="000000"/>
               <w:left w:val="single" w:sz="8" w:space="0" w:color="000000"/>
@@ -7672,34 +8283,34 @@
         </w:tc>
         <w:tc>
           <w:tcPr>
-            <w:tcW w:w="1644" w:type="dxa"/>
-            <w:tcBorders>
-              <w:top w:val="single" w:sz="8" w:space="0" w:color="000000"/>
-              <w:left w:val="single" w:sz="8" w:space="0" w:color="000000"/>
-              <w:bottom w:val="single" w:sz="8" w:space="0" w:color="000000"/>
-              <w:right w:val="single" w:sz="8" w:space="0" w:color="000000"/>
-            </w:tcBorders>
-            <w:vAlign w:val="center"/>
-          </w:tcPr>
-          <w:p>
-            <w:pPr>
-              <w:rPr>
-                <w:sz w:val="24"/>
-                <w:szCs w:val="24"/>
-              </w:rPr>
-            </w:pPr>
-            <w:r>
-              <w:rPr>
-                <w:b w:val="0"/>
-                <w:sz w:val="24"/>
-                <w:szCs w:val="24"/>
-              </w:rPr>
-            </w:r>
-          </w:p>
-        </w:tc>
-        <w:tc>
-          <w:tcPr>
-            <w:tcW w:w="1644" w:type="dxa"/>
+            <w:tcW w:w="1360" w:type="dxa"/>
+            <w:tcBorders>
+              <w:top w:val="single" w:sz="8" w:space="0" w:color="000000"/>
+              <w:left w:val="single" w:sz="8" w:space="0" w:color="000000"/>
+              <w:bottom w:val="single" w:sz="8" w:space="0" w:color="000000"/>
+              <w:right w:val="single" w:sz="8" w:space="0" w:color="000000"/>
+            </w:tcBorders>
+            <w:vAlign w:val="center"/>
+          </w:tcPr>
+          <w:p>
+            <w:pPr>
+              <w:rPr>
+                <w:sz w:val="24"/>
+                <w:szCs w:val="24"/>
+              </w:rPr>
+            </w:pPr>
+            <w:r>
+              <w:rPr>
+                <w:b w:val="0"/>
+                <w:sz w:val="24"/>
+                <w:szCs w:val="24"/>
+              </w:rPr>
+            </w:r>
+          </w:p>
+        </w:tc>
+        <w:tc>
+          <w:tcPr>
+            <w:tcW w:w="1360" w:type="dxa"/>
             <w:tcBorders>
               <w:top w:val="single" w:sz="8" w:space="0" w:color="000000"/>
               <w:left w:val="single" w:sz="8" w:space="0" w:color="000000"/>
@@ -7727,7 +8338,7 @@
         </w:tc>
         <w:tc>
           <w:tcPr>
-            <w:tcW w:w="1701" w:type="dxa"/>
+            <w:tcW w:w="1417" w:type="dxa"/>
             <w:tcBorders>
               <w:top w:val="single" w:sz="8" w:space="0" w:color="000000"/>
               <w:left w:val="single" w:sz="8" w:space="0" w:color="000000"/>
@@ -7755,7 +8366,7 @@
         </w:tc>
         <w:tc>
           <w:tcPr>
-            <w:tcW w:w="3231" w:type="dxa"/>
+            <w:tcW w:w="4082" w:type="dxa"/>
             <w:tcBorders>
               <w:top w:val="single" w:sz="8" w:space="0" w:color="000000"/>
               <w:left w:val="single" w:sz="8" w:space="0" w:color="000000"/>
@@ -7816,34 +8427,34 @@
         </w:tc>
         <w:tc>
           <w:tcPr>
-            <w:tcW w:w="1644" w:type="dxa"/>
-            <w:tcBorders>
-              <w:top w:val="single" w:sz="8" w:space="0" w:color="000000"/>
-              <w:left w:val="single" w:sz="8" w:space="0" w:color="000000"/>
-              <w:bottom w:val="single" w:sz="8" w:space="0" w:color="000000"/>
-              <w:right w:val="single" w:sz="8" w:space="0" w:color="000000"/>
-            </w:tcBorders>
-            <w:vAlign w:val="center"/>
-          </w:tcPr>
-          <w:p>
-            <w:pPr>
-              <w:rPr>
-                <w:sz w:val="24"/>
-                <w:szCs w:val="24"/>
-              </w:rPr>
-            </w:pPr>
-            <w:r>
-              <w:rPr>
-                <w:b w:val="0"/>
-                <w:sz w:val="24"/>
-                <w:szCs w:val="24"/>
-              </w:rPr>
-            </w:r>
-          </w:p>
-        </w:tc>
-        <w:tc>
-          <w:tcPr>
-            <w:tcW w:w="1644" w:type="dxa"/>
+            <w:tcW w:w="1360" w:type="dxa"/>
+            <w:tcBorders>
+              <w:top w:val="single" w:sz="8" w:space="0" w:color="000000"/>
+              <w:left w:val="single" w:sz="8" w:space="0" w:color="000000"/>
+              <w:bottom w:val="single" w:sz="8" w:space="0" w:color="000000"/>
+              <w:right w:val="single" w:sz="8" w:space="0" w:color="000000"/>
+            </w:tcBorders>
+            <w:vAlign w:val="center"/>
+          </w:tcPr>
+          <w:p>
+            <w:pPr>
+              <w:rPr>
+                <w:sz w:val="24"/>
+                <w:szCs w:val="24"/>
+              </w:rPr>
+            </w:pPr>
+            <w:r>
+              <w:rPr>
+                <w:b w:val="0"/>
+                <w:sz w:val="24"/>
+                <w:szCs w:val="24"/>
+              </w:rPr>
+            </w:r>
+          </w:p>
+        </w:tc>
+        <w:tc>
+          <w:tcPr>
+            <w:tcW w:w="1360" w:type="dxa"/>
             <w:tcBorders>
               <w:top w:val="single" w:sz="8" w:space="0" w:color="000000"/>
               <w:left w:val="single" w:sz="8" w:space="0" w:color="000000"/>
@@ -7871,7 +8482,7 @@
         </w:tc>
         <w:tc>
           <w:tcPr>
-            <w:tcW w:w="1701" w:type="dxa"/>
+            <w:tcW w:w="1417" w:type="dxa"/>
             <w:tcBorders>
               <w:top w:val="single" w:sz="8" w:space="0" w:color="000000"/>
               <w:left w:val="single" w:sz="8" w:space="0" w:color="000000"/>
@@ -7899,7 +8510,7 @@
         </w:tc>
         <w:tc>
           <w:tcPr>
-            <w:tcW w:w="3231" w:type="dxa"/>
+            <w:tcW w:w="4082" w:type="dxa"/>
             <w:tcBorders>
               <w:top w:val="single" w:sz="8" w:space="0" w:color="000000"/>
               <w:left w:val="single" w:sz="8" w:space="0" w:color="000000"/>
@@ -7960,34 +8571,34 @@
         </w:tc>
         <w:tc>
           <w:tcPr>
-            <w:tcW w:w="1644" w:type="dxa"/>
-            <w:tcBorders>
-              <w:top w:val="single" w:sz="8" w:space="0" w:color="000000"/>
-              <w:left w:val="single" w:sz="8" w:space="0" w:color="000000"/>
-              <w:bottom w:val="single" w:sz="8" w:space="0" w:color="000000"/>
-              <w:right w:val="single" w:sz="8" w:space="0" w:color="000000"/>
-            </w:tcBorders>
-            <w:vAlign w:val="center"/>
-          </w:tcPr>
-          <w:p>
-            <w:pPr>
-              <w:rPr>
-                <w:sz w:val="24"/>
-                <w:szCs w:val="24"/>
-              </w:rPr>
-            </w:pPr>
-            <w:r>
-              <w:rPr>
-                <w:b w:val="0"/>
-                <w:sz w:val="24"/>
-                <w:szCs w:val="24"/>
-              </w:rPr>
-            </w:r>
-          </w:p>
-        </w:tc>
-        <w:tc>
-          <w:tcPr>
-            <w:tcW w:w="1644" w:type="dxa"/>
+            <w:tcW w:w="1360" w:type="dxa"/>
+            <w:tcBorders>
+              <w:top w:val="single" w:sz="8" w:space="0" w:color="000000"/>
+              <w:left w:val="single" w:sz="8" w:space="0" w:color="000000"/>
+              <w:bottom w:val="single" w:sz="8" w:space="0" w:color="000000"/>
+              <w:right w:val="single" w:sz="8" w:space="0" w:color="000000"/>
+            </w:tcBorders>
+            <w:vAlign w:val="center"/>
+          </w:tcPr>
+          <w:p>
+            <w:pPr>
+              <w:rPr>
+                <w:sz w:val="24"/>
+                <w:szCs w:val="24"/>
+              </w:rPr>
+            </w:pPr>
+            <w:r>
+              <w:rPr>
+                <w:b w:val="0"/>
+                <w:sz w:val="24"/>
+                <w:szCs w:val="24"/>
+              </w:rPr>
+            </w:r>
+          </w:p>
+        </w:tc>
+        <w:tc>
+          <w:tcPr>
+            <w:tcW w:w="1360" w:type="dxa"/>
             <w:tcBorders>
               <w:top w:val="single" w:sz="8" w:space="0" w:color="000000"/>
               <w:left w:val="single" w:sz="8" w:space="0" w:color="000000"/>
@@ -8015,7 +8626,7 @@
         </w:tc>
         <w:tc>
           <w:tcPr>
-            <w:tcW w:w="1701" w:type="dxa"/>
+            <w:tcW w:w="1417" w:type="dxa"/>
             <w:tcBorders>
               <w:top w:val="single" w:sz="8" w:space="0" w:color="000000"/>
               <w:left w:val="single" w:sz="8" w:space="0" w:color="000000"/>
@@ -8043,1656 +8654,7 @@
         </w:tc>
         <w:tc>
           <w:tcPr>
-            <w:tcW w:w="3231" w:type="dxa"/>
-            <w:tcBorders>
-              <w:top w:val="single" w:sz="8" w:space="0" w:color="000000"/>
-              <w:left w:val="single" w:sz="8" w:space="0" w:color="000000"/>
-              <w:bottom w:val="single" w:sz="8" w:space="0" w:color="000000"/>
-              <w:right w:val="single" w:sz="8" w:space="0" w:color="000000"/>
-            </w:tcBorders>
-            <w:vAlign w:val="center"/>
-          </w:tcPr>
-          <w:p>
-            <w:pPr>
-              <w:jc w:val="both"/>
-              <w:rPr>
-                <w:sz w:val="24"/>
-                <w:szCs w:val="24"/>
-              </w:rPr>
-            </w:pPr>
-            <w:r>
-              <w:rPr>
-                <w:b w:val="0"/>
-                <w:sz w:val="24"/>
-                <w:szCs w:val="24"/>
-              </w:rPr>
-            </w:r>
-          </w:p>
-        </w:tc>
-      </w:tr>
-    </w:tbl>
-    <w:p>
-      <w:pPr>
-        <w:pBdr>
-          <w:top w:val="nil"/>
-          <w:left w:val="nil"/>
-          <w:bottom w:val="nil"/>
-          <w:right w:val="nil"/>
-          <w:between w:val="nil"/>
-        </w:pBdr>
-        <w:spacing w:after="120" w:line="252" w:lineRule="auto"/>
-        <w:jc w:val="both"/>
-        <w:rPr>
-          <w:sz w:val="24"/>
-          <w:szCs w:val="24"/>
-        </w:rPr>
-      </w:pPr>
-      <w:r>
-        <w:rPr>
-          <w:sz w:val="24"/>
-          <w:szCs w:val="24"/>
-        </w:rPr>
-        <w:t xml:space="preserve"/>
-      </w:r>
-    </w:p>
-    <w:p>
-      <w:pPr>
-        <w:pStyle w:val="Heading2"/>
-        <w:numPr>
-          <w:ilvl w:val="1"/>
-          <w:numId w:val="7"/>
-        </w:numPr>
-      </w:pPr>
-      <w:r>
-        <w:t>Tabel 3. Materi yang Dipakai</w:t>
-      </w:r>
-      <w:r/>
-    </w:p>
-    <w:tbl>
-      <w:tblPr>
-        <w:tblStyle w:val="a4"/>
-        <w:tblW w:w="9528" w:type="dxa"/>
-        <w:jc w:val="center"/>
-        <w:tblInd w:w="0" w:type="dxa"/>
-        <w:tblLayout w:type="fixed"/>
-        <w:tblLook w:val="0400" w:firstRow="0" w:lastRow="0" w:firstColumn="0" w:lastColumn="0" w:noHBand="0" w:noVBand="1"/>
-      </w:tblPr>
-      <w:tblGrid>
-        <w:gridCol w:w="567"/>
-        <w:gridCol w:w="1587"/>
-        <w:gridCol w:w="2041"/>
-        <w:gridCol w:w="2551"/>
-        <w:gridCol w:w="2041"/>
-      </w:tblGrid>
-      <w:tr>
-        <w:trPr>
-          <w:jc w:val="center"/>
-        </w:trPr>
-        <w:tc>
-          <w:tcPr>
-            <w:tcW w:w="567" w:type="dxa"/>
-            <w:tcBorders>
-              <w:top w:val="single" w:sz="8" w:space="0" w:color="000000"/>
-              <w:left w:val="single" w:sz="8" w:space="0" w:color="000000"/>
-              <w:bottom w:val="single" w:sz="8" w:space="0" w:color="000000"/>
-              <w:right w:val="single" w:sz="8" w:space="0" w:color="000000"/>
-            </w:tcBorders>
-            <w:vAlign w:val="center"/>
-          </w:tcPr>
-          <w:p>
-            <w:pPr>
-              <w:jc w:val="center"/>
-              <w:rPr>
-                <w:sz w:val="24"/>
-                <w:szCs w:val="24"/>
-              </w:rPr>
-            </w:pPr>
-            <w:r>
-              <w:rPr>
-                <w:b/>
-                <w:bCs/>
-                <w:sz w:val="24"/>
-                <w:szCs w:val="24"/>
-              </w:rPr>
-              <w:t>No</w:t>
-            </w:r>
-          </w:p>
-        </w:tc>
-        <w:tc>
-          <w:tcPr>
-            <w:tcW w:w="1587" w:type="dxa"/>
-            <w:tcBorders>
-              <w:top w:val="single" w:sz="8" w:space="0" w:color="000000"/>
-              <w:left w:val="single" w:sz="8" w:space="0" w:color="000000"/>
-              <w:bottom w:val="single" w:sz="8" w:space="0" w:color="000000"/>
-              <w:right w:val="single" w:sz="8" w:space="0" w:color="000000"/>
-            </w:tcBorders>
-            <w:vAlign w:val="center"/>
-          </w:tcPr>
-          <w:p>
-            <w:pPr>
-              <w:jc w:val="center"/>
-              <w:rPr>
-                <w:sz w:val="24"/>
-                <w:szCs w:val="24"/>
-              </w:rPr>
-            </w:pPr>
-            <w:r>
-              <w:rPr>
-                <w:b/>
-                <w:bCs/>
-                <w:sz w:val="24"/>
-                <w:szCs w:val="24"/>
-              </w:rPr>
-              <w:t>No Campaign atau Aktivitas</w:t>
-            </w:r>
-          </w:p>
-        </w:tc>
-        <w:tc>
-          <w:tcPr>
-            <w:tcW w:w="2041" w:type="dxa"/>
-            <w:tcBorders>
-              <w:top w:val="single" w:sz="8" w:space="0" w:color="000000"/>
-              <w:left w:val="single" w:sz="8" w:space="0" w:color="000000"/>
-              <w:bottom w:val="single" w:sz="8" w:space="0" w:color="000000"/>
-              <w:right w:val="single" w:sz="8" w:space="0" w:color="000000"/>
-            </w:tcBorders>
-            <w:vAlign w:val="center"/>
-          </w:tcPr>
-          <w:p>
-            <w:pPr>
-              <w:jc w:val="center"/>
-              <w:rPr>
-                <w:sz w:val="24"/>
-                <w:szCs w:val="24"/>
-              </w:rPr>
-            </w:pPr>
-            <w:r>
-              <w:rPr>
-                <w:b/>
-                <w:bCs/>
-                <w:sz w:val="24"/>
-                <w:szCs w:val="24"/>
-              </w:rPr>
-              <w:t>Jenis Konten/Channel</w:t>
-            </w:r>
-          </w:p>
-        </w:tc>
-        <w:tc>
-          <w:tcPr>
-            <w:tcW w:w="2551" w:type="dxa"/>
-            <w:tcBorders>
-              <w:top w:val="single" w:sz="8" w:space="0" w:color="000000"/>
-              <w:left w:val="single" w:sz="8" w:space="0" w:color="000000"/>
-              <w:bottom w:val="single" w:sz="8" w:space="0" w:color="000000"/>
-              <w:right w:val="single" w:sz="8" w:space="0" w:color="000000"/>
-            </w:tcBorders>
-            <w:vAlign w:val="center"/>
-          </w:tcPr>
-          <w:p>
-            <w:pPr>
-              <w:jc w:val="center"/>
-              <w:rPr>
-                <w:sz w:val="24"/>
-                <w:szCs w:val="24"/>
-              </w:rPr>
-            </w:pPr>
-            <w:r>
-              <w:rPr>
-                <w:b/>
-                <w:bCs/>
-                <w:sz w:val="24"/>
-                <w:szCs w:val="24"/>
-              </w:rPr>
-              <w:t>ID Persetujuan Materi (SNX-MKT-REG-01)</w:t>
-            </w:r>
-          </w:p>
-        </w:tc>
-        <w:tc>
-          <w:tcPr>
-            <w:tcW w:w="2041" w:type="dxa"/>
-            <w:tcBorders>
-              <w:top w:val="single" w:sz="8" w:space="0" w:color="000000"/>
-              <w:left w:val="single" w:sz="8" w:space="0" w:color="000000"/>
-              <w:bottom w:val="single" w:sz="8" w:space="0" w:color="000000"/>
-              <w:right w:val="single" w:sz="8" w:space="0" w:color="000000"/>
-            </w:tcBorders>
-            <w:vAlign w:val="center"/>
-          </w:tcPr>
-          <w:p>
-            <w:pPr>
-              <w:jc w:val="center"/>
-              <w:rPr>
-                <w:sz w:val="24"/>
-                <w:szCs w:val="24"/>
-              </w:rPr>
-            </w:pPr>
-            <w:r>
-              <w:rPr>
-                <w:b/>
-                <w:bCs/>
-                <w:sz w:val="24"/>
-                <w:szCs w:val="24"/>
-              </w:rPr>
-              <w:t>Tanggal Pengecekan Persetujuan</w:t>
-            </w:r>
-          </w:p>
-        </w:tc>
-      </w:tr>
-      <w:tr>
-        <w:trPr>
-          <w:jc w:val="center"/>
-        </w:trPr>
-        <w:tc>
-          <w:tcPr>
-            <w:tcW w:w="567" w:type="dxa"/>
-            <w:tcBorders>
-              <w:top w:val="single" w:sz="8" w:space="0" w:color="000000"/>
-              <w:left w:val="single" w:sz="8" w:space="0" w:color="000000"/>
-              <w:bottom w:val="single" w:sz="8" w:space="0" w:color="000000"/>
-              <w:right w:val="single" w:sz="8" w:space="0" w:color="000000"/>
-            </w:tcBorders>
-            <w:vAlign w:val="center"/>
-          </w:tcPr>
-          <w:p>
-            <w:pPr>
-              <w:rPr>
-                <w:sz w:val="24"/>
-                <w:szCs w:val="24"/>
-              </w:rPr>
-            </w:pPr>
-            <w:r>
-              <w:rPr>
-                <w:b w:val="0"/>
-                <w:sz w:val="24"/>
-                <w:szCs w:val="24"/>
-              </w:rPr>
-              <w:t>1</w:t>
-            </w:r>
-          </w:p>
-        </w:tc>
-        <w:tc>
-          <w:tcPr>
-            <w:tcW w:w="1587" w:type="dxa"/>
-            <w:tcBorders>
-              <w:top w:val="single" w:sz="8" w:space="0" w:color="000000"/>
-              <w:left w:val="single" w:sz="8" w:space="0" w:color="000000"/>
-              <w:bottom w:val="single" w:sz="8" w:space="0" w:color="000000"/>
-              <w:right w:val="single" w:sz="8" w:space="0" w:color="000000"/>
-            </w:tcBorders>
-            <w:vAlign w:val="center"/>
-          </w:tcPr>
-          <w:p>
-            <w:pPr>
-              <w:rPr>
-                <w:sz w:val="24"/>
-                <w:szCs w:val="24"/>
-              </w:rPr>
-            </w:pPr>
-            <w:r>
-              <w:rPr>
-                <w:b w:val="0"/>
-                <w:sz w:val="24"/>
-                <w:szCs w:val="24"/>
-              </w:rPr>
-            </w:r>
-          </w:p>
-        </w:tc>
-        <w:tc>
-          <w:tcPr>
-            <w:tcW w:w="2041" w:type="dxa"/>
-            <w:tcBorders>
-              <w:top w:val="single" w:sz="8" w:space="0" w:color="000000"/>
-              <w:left w:val="single" w:sz="8" w:space="0" w:color="000000"/>
-              <w:bottom w:val="single" w:sz="8" w:space="0" w:color="000000"/>
-              <w:right w:val="single" w:sz="8" w:space="0" w:color="000000"/>
-            </w:tcBorders>
-            <w:vAlign w:val="center"/>
-          </w:tcPr>
-          <w:p>
-            <w:pPr>
-              <w:jc w:val="both"/>
-              <w:rPr>
-                <w:sz w:val="24"/>
-                <w:szCs w:val="24"/>
-              </w:rPr>
-            </w:pPr>
-            <w:r>
-              <w:rPr>
-                <w:b w:val="0"/>
-                <w:sz w:val="24"/>
-                <w:szCs w:val="24"/>
-              </w:rPr>
-            </w:r>
-          </w:p>
-        </w:tc>
-        <w:tc>
-          <w:tcPr>
-            <w:tcW w:w="2551" w:type="dxa"/>
-            <w:tcBorders>
-              <w:top w:val="single" w:sz="8" w:space="0" w:color="000000"/>
-              <w:left w:val="single" w:sz="8" w:space="0" w:color="000000"/>
-              <w:bottom w:val="single" w:sz="8" w:space="0" w:color="000000"/>
-              <w:right w:val="single" w:sz="8" w:space="0" w:color="000000"/>
-            </w:tcBorders>
-            <w:vAlign w:val="center"/>
-          </w:tcPr>
-          <w:p>
-            <w:pPr>
-              <w:jc w:val="both"/>
-              <w:rPr>
-                <w:sz w:val="24"/>
-                <w:szCs w:val="24"/>
-              </w:rPr>
-            </w:pPr>
-            <w:r>
-              <w:rPr>
-                <w:b w:val="0"/>
-                <w:sz w:val="24"/>
-                <w:szCs w:val="24"/>
-              </w:rPr>
-            </w:r>
-          </w:p>
-        </w:tc>
-        <w:tc>
-          <w:tcPr>
-            <w:tcW w:w="2041" w:type="dxa"/>
-            <w:tcBorders>
-              <w:top w:val="single" w:sz="8" w:space="0" w:color="000000"/>
-              <w:left w:val="single" w:sz="8" w:space="0" w:color="000000"/>
-              <w:bottom w:val="single" w:sz="8" w:space="0" w:color="000000"/>
-              <w:right w:val="single" w:sz="8" w:space="0" w:color="000000"/>
-            </w:tcBorders>
-            <w:vAlign w:val="center"/>
-          </w:tcPr>
-          <w:p>
-            <w:pPr>
-              <w:jc w:val="both"/>
-              <w:rPr>
-                <w:sz w:val="24"/>
-                <w:szCs w:val="24"/>
-              </w:rPr>
-            </w:pPr>
-            <w:r>
-              <w:rPr>
-                <w:b w:val="0"/>
-                <w:sz w:val="24"/>
-                <w:szCs w:val="24"/>
-              </w:rPr>
-            </w:r>
-          </w:p>
-        </w:tc>
-      </w:tr>
-      <w:tr>
-        <w:trPr>
-          <w:jc w:val="center"/>
-        </w:trPr>
-        <w:tc>
-          <w:tcPr>
-            <w:tcW w:w="567" w:type="dxa"/>
-            <w:tcBorders>
-              <w:top w:val="single" w:sz="8" w:space="0" w:color="000000"/>
-              <w:left w:val="single" w:sz="8" w:space="0" w:color="000000"/>
-              <w:bottom w:val="single" w:sz="8" w:space="0" w:color="000000"/>
-              <w:right w:val="single" w:sz="8" w:space="0" w:color="000000"/>
-            </w:tcBorders>
-            <w:vAlign w:val="center"/>
-          </w:tcPr>
-          <w:p>
-            <w:pPr>
-              <w:rPr>
-                <w:sz w:val="24"/>
-                <w:szCs w:val="24"/>
-              </w:rPr>
-            </w:pPr>
-            <w:r>
-              <w:rPr>
-                <w:b w:val="0"/>
-                <w:sz w:val="24"/>
-                <w:szCs w:val="24"/>
-              </w:rPr>
-              <w:t>2</w:t>
-            </w:r>
-          </w:p>
-        </w:tc>
-        <w:tc>
-          <w:tcPr>
-            <w:tcW w:w="1587" w:type="dxa"/>
-            <w:tcBorders>
-              <w:top w:val="single" w:sz="8" w:space="0" w:color="000000"/>
-              <w:left w:val="single" w:sz="8" w:space="0" w:color="000000"/>
-              <w:bottom w:val="single" w:sz="8" w:space="0" w:color="000000"/>
-              <w:right w:val="single" w:sz="8" w:space="0" w:color="000000"/>
-            </w:tcBorders>
-            <w:vAlign w:val="center"/>
-          </w:tcPr>
-          <w:p>
-            <w:pPr>
-              <w:rPr>
-                <w:sz w:val="24"/>
-                <w:szCs w:val="24"/>
-              </w:rPr>
-            </w:pPr>
-            <w:r>
-              <w:rPr>
-                <w:b w:val="0"/>
-                <w:sz w:val="24"/>
-                <w:szCs w:val="24"/>
-              </w:rPr>
-            </w:r>
-          </w:p>
-        </w:tc>
-        <w:tc>
-          <w:tcPr>
-            <w:tcW w:w="2041" w:type="dxa"/>
-            <w:tcBorders>
-              <w:top w:val="single" w:sz="8" w:space="0" w:color="000000"/>
-              <w:left w:val="single" w:sz="8" w:space="0" w:color="000000"/>
-              <w:bottom w:val="single" w:sz="8" w:space="0" w:color="000000"/>
-              <w:right w:val="single" w:sz="8" w:space="0" w:color="000000"/>
-            </w:tcBorders>
-            <w:vAlign w:val="center"/>
-          </w:tcPr>
-          <w:p>
-            <w:pPr>
-              <w:jc w:val="both"/>
-              <w:rPr>
-                <w:sz w:val="24"/>
-                <w:szCs w:val="24"/>
-              </w:rPr>
-            </w:pPr>
-            <w:r>
-              <w:rPr>
-                <w:b w:val="0"/>
-                <w:sz w:val="24"/>
-                <w:szCs w:val="24"/>
-              </w:rPr>
-            </w:r>
-          </w:p>
-        </w:tc>
-        <w:tc>
-          <w:tcPr>
-            <w:tcW w:w="2551" w:type="dxa"/>
-            <w:tcBorders>
-              <w:top w:val="single" w:sz="8" w:space="0" w:color="000000"/>
-              <w:left w:val="single" w:sz="8" w:space="0" w:color="000000"/>
-              <w:bottom w:val="single" w:sz="8" w:space="0" w:color="000000"/>
-              <w:right w:val="single" w:sz="8" w:space="0" w:color="000000"/>
-            </w:tcBorders>
-            <w:vAlign w:val="center"/>
-          </w:tcPr>
-          <w:p>
-            <w:pPr>
-              <w:jc w:val="both"/>
-              <w:rPr>
-                <w:sz w:val="24"/>
-                <w:szCs w:val="24"/>
-              </w:rPr>
-            </w:pPr>
-            <w:r>
-              <w:rPr>
-                <w:b w:val="0"/>
-                <w:sz w:val="24"/>
-                <w:szCs w:val="24"/>
-              </w:rPr>
-            </w:r>
-          </w:p>
-        </w:tc>
-        <w:tc>
-          <w:tcPr>
-            <w:tcW w:w="2041" w:type="dxa"/>
-            <w:tcBorders>
-              <w:top w:val="single" w:sz="8" w:space="0" w:color="000000"/>
-              <w:left w:val="single" w:sz="8" w:space="0" w:color="000000"/>
-              <w:bottom w:val="single" w:sz="8" w:space="0" w:color="000000"/>
-              <w:right w:val="single" w:sz="8" w:space="0" w:color="000000"/>
-            </w:tcBorders>
-            <w:vAlign w:val="center"/>
-          </w:tcPr>
-          <w:p>
-            <w:pPr>
-              <w:jc w:val="both"/>
-              <w:rPr>
-                <w:sz w:val="24"/>
-                <w:szCs w:val="24"/>
-              </w:rPr>
-            </w:pPr>
-            <w:r>
-              <w:rPr>
-                <w:b w:val="0"/>
-                <w:sz w:val="24"/>
-                <w:szCs w:val="24"/>
-              </w:rPr>
-            </w:r>
-          </w:p>
-        </w:tc>
-      </w:tr>
-      <w:tr>
-        <w:trPr>
-          <w:jc w:val="center"/>
-        </w:trPr>
-        <w:tc>
-          <w:tcPr>
-            <w:tcW w:w="567" w:type="dxa"/>
-            <w:tcBorders>
-              <w:top w:val="single" w:sz="8" w:space="0" w:color="000000"/>
-              <w:left w:val="single" w:sz="8" w:space="0" w:color="000000"/>
-              <w:bottom w:val="single" w:sz="8" w:space="0" w:color="000000"/>
-              <w:right w:val="single" w:sz="8" w:space="0" w:color="000000"/>
-            </w:tcBorders>
-            <w:vAlign w:val="center"/>
-          </w:tcPr>
-          <w:p>
-            <w:pPr>
-              <w:rPr>
-                <w:sz w:val="24"/>
-                <w:szCs w:val="24"/>
-              </w:rPr>
-            </w:pPr>
-            <w:r>
-              <w:rPr>
-                <w:b w:val="0"/>
-                <w:sz w:val="24"/>
-                <w:szCs w:val="24"/>
-              </w:rPr>
-              <w:t>3</w:t>
-            </w:r>
-          </w:p>
-        </w:tc>
-        <w:tc>
-          <w:tcPr>
-            <w:tcW w:w="1587" w:type="dxa"/>
-            <w:tcBorders>
-              <w:top w:val="single" w:sz="8" w:space="0" w:color="000000"/>
-              <w:left w:val="single" w:sz="8" w:space="0" w:color="000000"/>
-              <w:bottom w:val="single" w:sz="8" w:space="0" w:color="000000"/>
-              <w:right w:val="single" w:sz="8" w:space="0" w:color="000000"/>
-            </w:tcBorders>
-            <w:vAlign w:val="center"/>
-          </w:tcPr>
-          <w:p>
-            <w:pPr>
-              <w:rPr>
-                <w:sz w:val="24"/>
-                <w:szCs w:val="24"/>
-              </w:rPr>
-            </w:pPr>
-            <w:r>
-              <w:rPr>
-                <w:b w:val="0"/>
-                <w:sz w:val="24"/>
-                <w:szCs w:val="24"/>
-              </w:rPr>
-            </w:r>
-          </w:p>
-        </w:tc>
-        <w:tc>
-          <w:tcPr>
-            <w:tcW w:w="2041" w:type="dxa"/>
-            <w:tcBorders>
-              <w:top w:val="single" w:sz="8" w:space="0" w:color="000000"/>
-              <w:left w:val="single" w:sz="8" w:space="0" w:color="000000"/>
-              <w:bottom w:val="single" w:sz="8" w:space="0" w:color="000000"/>
-              <w:right w:val="single" w:sz="8" w:space="0" w:color="000000"/>
-            </w:tcBorders>
-            <w:vAlign w:val="center"/>
-          </w:tcPr>
-          <w:p>
-            <w:pPr>
-              <w:jc w:val="both"/>
-              <w:rPr>
-                <w:sz w:val="24"/>
-                <w:szCs w:val="24"/>
-              </w:rPr>
-            </w:pPr>
-            <w:r>
-              <w:rPr>
-                <w:b w:val="0"/>
-                <w:sz w:val="24"/>
-                <w:szCs w:val="24"/>
-              </w:rPr>
-            </w:r>
-          </w:p>
-        </w:tc>
-        <w:tc>
-          <w:tcPr>
-            <w:tcW w:w="2551" w:type="dxa"/>
-            <w:tcBorders>
-              <w:top w:val="single" w:sz="8" w:space="0" w:color="000000"/>
-              <w:left w:val="single" w:sz="8" w:space="0" w:color="000000"/>
-              <w:bottom w:val="single" w:sz="8" w:space="0" w:color="000000"/>
-              <w:right w:val="single" w:sz="8" w:space="0" w:color="000000"/>
-            </w:tcBorders>
-            <w:vAlign w:val="center"/>
-          </w:tcPr>
-          <w:p>
-            <w:pPr>
-              <w:jc w:val="both"/>
-              <w:rPr>
-                <w:sz w:val="24"/>
-                <w:szCs w:val="24"/>
-              </w:rPr>
-            </w:pPr>
-            <w:r>
-              <w:rPr>
-                <w:b w:val="0"/>
-                <w:sz w:val="24"/>
-                <w:szCs w:val="24"/>
-              </w:rPr>
-            </w:r>
-          </w:p>
-        </w:tc>
-        <w:tc>
-          <w:tcPr>
-            <w:tcW w:w="2041" w:type="dxa"/>
-            <w:tcBorders>
-              <w:top w:val="single" w:sz="8" w:space="0" w:color="000000"/>
-              <w:left w:val="single" w:sz="8" w:space="0" w:color="000000"/>
-              <w:bottom w:val="single" w:sz="8" w:space="0" w:color="000000"/>
-              <w:right w:val="single" w:sz="8" w:space="0" w:color="000000"/>
-            </w:tcBorders>
-            <w:vAlign w:val="center"/>
-          </w:tcPr>
-          <w:p>
-            <w:pPr>
-              <w:jc w:val="both"/>
-              <w:rPr>
-                <w:sz w:val="24"/>
-                <w:szCs w:val="24"/>
-              </w:rPr>
-            </w:pPr>
-            <w:r>
-              <w:rPr>
-                <w:b w:val="0"/>
-                <w:sz w:val="24"/>
-                <w:szCs w:val="24"/>
-              </w:rPr>
-            </w:r>
-          </w:p>
-        </w:tc>
-      </w:tr>
-      <w:tr>
-        <w:trPr>
-          <w:jc w:val="center"/>
-        </w:trPr>
-        <w:tc>
-          <w:tcPr>
-            <w:tcW w:w="567" w:type="dxa"/>
-            <w:tcBorders>
-              <w:top w:val="single" w:sz="8" w:space="0" w:color="000000"/>
-              <w:left w:val="single" w:sz="8" w:space="0" w:color="000000"/>
-              <w:bottom w:val="single" w:sz="8" w:space="0" w:color="000000"/>
-              <w:right w:val="single" w:sz="8" w:space="0" w:color="000000"/>
-            </w:tcBorders>
-            <w:vAlign w:val="center"/>
-          </w:tcPr>
-          <w:p>
-            <w:pPr>
-              <w:rPr>
-                <w:sz w:val="24"/>
-                <w:szCs w:val="24"/>
-              </w:rPr>
-            </w:pPr>
-            <w:r>
-              <w:rPr>
-                <w:b w:val="0"/>
-                <w:sz w:val="24"/>
-                <w:szCs w:val="24"/>
-              </w:rPr>
-              <w:t>4</w:t>
-            </w:r>
-          </w:p>
-        </w:tc>
-        <w:tc>
-          <w:tcPr>
-            <w:tcW w:w="1587" w:type="dxa"/>
-            <w:tcBorders>
-              <w:top w:val="single" w:sz="8" w:space="0" w:color="000000"/>
-              <w:left w:val="single" w:sz="8" w:space="0" w:color="000000"/>
-              <w:bottom w:val="single" w:sz="8" w:space="0" w:color="000000"/>
-              <w:right w:val="single" w:sz="8" w:space="0" w:color="000000"/>
-            </w:tcBorders>
-            <w:vAlign w:val="center"/>
-          </w:tcPr>
-          <w:p>
-            <w:pPr>
-              <w:rPr>
-                <w:sz w:val="24"/>
-                <w:szCs w:val="24"/>
-              </w:rPr>
-            </w:pPr>
-            <w:r>
-              <w:rPr>
-                <w:b w:val="0"/>
-                <w:sz w:val="24"/>
-                <w:szCs w:val="24"/>
-              </w:rPr>
-            </w:r>
-          </w:p>
-        </w:tc>
-        <w:tc>
-          <w:tcPr>
-            <w:tcW w:w="2041" w:type="dxa"/>
-            <w:tcBorders>
-              <w:top w:val="single" w:sz="8" w:space="0" w:color="000000"/>
-              <w:left w:val="single" w:sz="8" w:space="0" w:color="000000"/>
-              <w:bottom w:val="single" w:sz="8" w:space="0" w:color="000000"/>
-              <w:right w:val="single" w:sz="8" w:space="0" w:color="000000"/>
-            </w:tcBorders>
-            <w:vAlign w:val="center"/>
-          </w:tcPr>
-          <w:p>
-            <w:pPr>
-              <w:jc w:val="both"/>
-              <w:rPr>
-                <w:sz w:val="24"/>
-                <w:szCs w:val="24"/>
-              </w:rPr>
-            </w:pPr>
-            <w:r>
-              <w:rPr>
-                <w:b w:val="0"/>
-                <w:sz w:val="24"/>
-                <w:szCs w:val="24"/>
-              </w:rPr>
-            </w:r>
-          </w:p>
-        </w:tc>
-        <w:tc>
-          <w:tcPr>
-            <w:tcW w:w="2551" w:type="dxa"/>
-            <w:tcBorders>
-              <w:top w:val="single" w:sz="8" w:space="0" w:color="000000"/>
-              <w:left w:val="single" w:sz="8" w:space="0" w:color="000000"/>
-              <w:bottom w:val="single" w:sz="8" w:space="0" w:color="000000"/>
-              <w:right w:val="single" w:sz="8" w:space="0" w:color="000000"/>
-            </w:tcBorders>
-            <w:vAlign w:val="center"/>
-          </w:tcPr>
-          <w:p>
-            <w:pPr>
-              <w:jc w:val="both"/>
-              <w:rPr>
-                <w:sz w:val="24"/>
-                <w:szCs w:val="24"/>
-              </w:rPr>
-            </w:pPr>
-            <w:r>
-              <w:rPr>
-                <w:b w:val="0"/>
-                <w:sz w:val="24"/>
-                <w:szCs w:val="24"/>
-              </w:rPr>
-            </w:r>
-          </w:p>
-        </w:tc>
-        <w:tc>
-          <w:tcPr>
-            <w:tcW w:w="2041" w:type="dxa"/>
-            <w:tcBorders>
-              <w:top w:val="single" w:sz="8" w:space="0" w:color="000000"/>
-              <w:left w:val="single" w:sz="8" w:space="0" w:color="000000"/>
-              <w:bottom w:val="single" w:sz="8" w:space="0" w:color="000000"/>
-              <w:right w:val="single" w:sz="8" w:space="0" w:color="000000"/>
-            </w:tcBorders>
-            <w:vAlign w:val="center"/>
-          </w:tcPr>
-          <w:p>
-            <w:pPr>
-              <w:jc w:val="both"/>
-              <w:rPr>
-                <w:sz w:val="24"/>
-                <w:szCs w:val="24"/>
-              </w:rPr>
-            </w:pPr>
-            <w:r>
-              <w:rPr>
-                <w:b w:val="0"/>
-                <w:sz w:val="24"/>
-                <w:szCs w:val="24"/>
-              </w:rPr>
-            </w:r>
-          </w:p>
-        </w:tc>
-      </w:tr>
-      <w:tr>
-        <w:trPr>
-          <w:jc w:val="center"/>
-        </w:trPr>
-        <w:tc>
-          <w:tcPr>
-            <w:tcW w:w="567" w:type="dxa"/>
-            <w:tcBorders>
-              <w:top w:val="single" w:sz="8" w:space="0" w:color="000000"/>
-              <w:left w:val="single" w:sz="8" w:space="0" w:color="000000"/>
-              <w:bottom w:val="single" w:sz="8" w:space="0" w:color="000000"/>
-              <w:right w:val="single" w:sz="8" w:space="0" w:color="000000"/>
-            </w:tcBorders>
-            <w:vAlign w:val="center"/>
-          </w:tcPr>
-          <w:p>
-            <w:pPr>
-              <w:rPr>
-                <w:sz w:val="24"/>
-                <w:szCs w:val="24"/>
-              </w:rPr>
-            </w:pPr>
-            <w:r>
-              <w:rPr>
-                <w:b w:val="0"/>
-                <w:sz w:val="24"/>
-                <w:szCs w:val="24"/>
-              </w:rPr>
-              <w:t>5</w:t>
-            </w:r>
-          </w:p>
-        </w:tc>
-        <w:tc>
-          <w:tcPr>
-            <w:tcW w:w="1587" w:type="dxa"/>
-            <w:tcBorders>
-              <w:top w:val="single" w:sz="8" w:space="0" w:color="000000"/>
-              <w:left w:val="single" w:sz="8" w:space="0" w:color="000000"/>
-              <w:bottom w:val="single" w:sz="8" w:space="0" w:color="000000"/>
-              <w:right w:val="single" w:sz="8" w:space="0" w:color="000000"/>
-            </w:tcBorders>
-            <w:vAlign w:val="center"/>
-          </w:tcPr>
-          <w:p>
-            <w:pPr>
-              <w:rPr>
-                <w:sz w:val="24"/>
-                <w:szCs w:val="24"/>
-              </w:rPr>
-            </w:pPr>
-            <w:r>
-              <w:rPr>
-                <w:b w:val="0"/>
-                <w:sz w:val="24"/>
-                <w:szCs w:val="24"/>
-              </w:rPr>
-            </w:r>
-          </w:p>
-        </w:tc>
-        <w:tc>
-          <w:tcPr>
-            <w:tcW w:w="2041" w:type="dxa"/>
-            <w:tcBorders>
-              <w:top w:val="single" w:sz="8" w:space="0" w:color="000000"/>
-              <w:left w:val="single" w:sz="8" w:space="0" w:color="000000"/>
-              <w:bottom w:val="single" w:sz="8" w:space="0" w:color="000000"/>
-              <w:right w:val="single" w:sz="8" w:space="0" w:color="000000"/>
-            </w:tcBorders>
-            <w:vAlign w:val="center"/>
-          </w:tcPr>
-          <w:p>
-            <w:pPr>
-              <w:jc w:val="both"/>
-              <w:rPr>
-                <w:sz w:val="24"/>
-                <w:szCs w:val="24"/>
-              </w:rPr>
-            </w:pPr>
-            <w:r>
-              <w:rPr>
-                <w:b w:val="0"/>
-                <w:sz w:val="24"/>
-                <w:szCs w:val="24"/>
-              </w:rPr>
-            </w:r>
-          </w:p>
-        </w:tc>
-        <w:tc>
-          <w:tcPr>
-            <w:tcW w:w="2551" w:type="dxa"/>
-            <w:tcBorders>
-              <w:top w:val="single" w:sz="8" w:space="0" w:color="000000"/>
-              <w:left w:val="single" w:sz="8" w:space="0" w:color="000000"/>
-              <w:bottom w:val="single" w:sz="8" w:space="0" w:color="000000"/>
-              <w:right w:val="single" w:sz="8" w:space="0" w:color="000000"/>
-            </w:tcBorders>
-            <w:vAlign w:val="center"/>
-          </w:tcPr>
-          <w:p>
-            <w:pPr>
-              <w:jc w:val="both"/>
-              <w:rPr>
-                <w:sz w:val="24"/>
-                <w:szCs w:val="24"/>
-              </w:rPr>
-            </w:pPr>
-            <w:r>
-              <w:rPr>
-                <w:b w:val="0"/>
-                <w:sz w:val="24"/>
-                <w:szCs w:val="24"/>
-              </w:rPr>
-            </w:r>
-          </w:p>
-        </w:tc>
-        <w:tc>
-          <w:tcPr>
-            <w:tcW w:w="2041" w:type="dxa"/>
-            <w:tcBorders>
-              <w:top w:val="single" w:sz="8" w:space="0" w:color="000000"/>
-              <w:left w:val="single" w:sz="8" w:space="0" w:color="000000"/>
-              <w:bottom w:val="single" w:sz="8" w:space="0" w:color="000000"/>
-              <w:right w:val="single" w:sz="8" w:space="0" w:color="000000"/>
-            </w:tcBorders>
-            <w:vAlign w:val="center"/>
-          </w:tcPr>
-          <w:p>
-            <w:pPr>
-              <w:jc w:val="both"/>
-              <w:rPr>
-                <w:sz w:val="24"/>
-                <w:szCs w:val="24"/>
-              </w:rPr>
-            </w:pPr>
-            <w:r>
-              <w:rPr>
-                <w:b w:val="0"/>
-                <w:sz w:val="24"/>
-                <w:szCs w:val="24"/>
-              </w:rPr>
-            </w:r>
-          </w:p>
-        </w:tc>
-      </w:tr>
-      <w:tr>
-        <w:trPr>
-          <w:jc w:val="center"/>
-        </w:trPr>
-        <w:tc>
-          <w:tcPr>
-            <w:tcW w:w="567" w:type="dxa"/>
-            <w:tcBorders>
-              <w:top w:val="single" w:sz="8" w:space="0" w:color="000000"/>
-              <w:left w:val="single" w:sz="8" w:space="0" w:color="000000"/>
-              <w:bottom w:val="single" w:sz="8" w:space="0" w:color="000000"/>
-              <w:right w:val="single" w:sz="8" w:space="0" w:color="000000"/>
-            </w:tcBorders>
-            <w:vAlign w:val="center"/>
-          </w:tcPr>
-          <w:p>
-            <w:pPr>
-              <w:rPr>
-                <w:sz w:val="24"/>
-                <w:szCs w:val="24"/>
-              </w:rPr>
-            </w:pPr>
-            <w:r>
-              <w:rPr>
-                <w:b w:val="0"/>
-                <w:sz w:val="24"/>
-                <w:szCs w:val="24"/>
-              </w:rPr>
-              <w:t>6</w:t>
-            </w:r>
-          </w:p>
-        </w:tc>
-        <w:tc>
-          <w:tcPr>
-            <w:tcW w:w="1587" w:type="dxa"/>
-            <w:tcBorders>
-              <w:top w:val="single" w:sz="8" w:space="0" w:color="000000"/>
-              <w:left w:val="single" w:sz="8" w:space="0" w:color="000000"/>
-              <w:bottom w:val="single" w:sz="8" w:space="0" w:color="000000"/>
-              <w:right w:val="single" w:sz="8" w:space="0" w:color="000000"/>
-            </w:tcBorders>
-            <w:vAlign w:val="center"/>
-          </w:tcPr>
-          <w:p>
-            <w:pPr>
-              <w:rPr>
-                <w:sz w:val="24"/>
-                <w:szCs w:val="24"/>
-              </w:rPr>
-            </w:pPr>
-            <w:r>
-              <w:rPr>
-                <w:b w:val="0"/>
-                <w:sz w:val="24"/>
-                <w:szCs w:val="24"/>
-              </w:rPr>
-            </w:r>
-          </w:p>
-        </w:tc>
-        <w:tc>
-          <w:tcPr>
-            <w:tcW w:w="2041" w:type="dxa"/>
-            <w:tcBorders>
-              <w:top w:val="single" w:sz="8" w:space="0" w:color="000000"/>
-              <w:left w:val="single" w:sz="8" w:space="0" w:color="000000"/>
-              <w:bottom w:val="single" w:sz="8" w:space="0" w:color="000000"/>
-              <w:right w:val="single" w:sz="8" w:space="0" w:color="000000"/>
-            </w:tcBorders>
-            <w:vAlign w:val="center"/>
-          </w:tcPr>
-          <w:p>
-            <w:pPr>
-              <w:jc w:val="both"/>
-              <w:rPr>
-                <w:sz w:val="24"/>
-                <w:szCs w:val="24"/>
-              </w:rPr>
-            </w:pPr>
-            <w:r>
-              <w:rPr>
-                <w:b w:val="0"/>
-                <w:sz w:val="24"/>
-                <w:szCs w:val="24"/>
-              </w:rPr>
-            </w:r>
-          </w:p>
-        </w:tc>
-        <w:tc>
-          <w:tcPr>
-            <w:tcW w:w="2551" w:type="dxa"/>
-            <w:tcBorders>
-              <w:top w:val="single" w:sz="8" w:space="0" w:color="000000"/>
-              <w:left w:val="single" w:sz="8" w:space="0" w:color="000000"/>
-              <w:bottom w:val="single" w:sz="8" w:space="0" w:color="000000"/>
-              <w:right w:val="single" w:sz="8" w:space="0" w:color="000000"/>
-            </w:tcBorders>
-            <w:vAlign w:val="center"/>
-          </w:tcPr>
-          <w:p>
-            <w:pPr>
-              <w:jc w:val="both"/>
-              <w:rPr>
-                <w:sz w:val="24"/>
-                <w:szCs w:val="24"/>
-              </w:rPr>
-            </w:pPr>
-            <w:r>
-              <w:rPr>
-                <w:b w:val="0"/>
-                <w:sz w:val="24"/>
-                <w:szCs w:val="24"/>
-              </w:rPr>
-            </w:r>
-          </w:p>
-        </w:tc>
-        <w:tc>
-          <w:tcPr>
-            <w:tcW w:w="2041" w:type="dxa"/>
-            <w:tcBorders>
-              <w:top w:val="single" w:sz="8" w:space="0" w:color="000000"/>
-              <w:left w:val="single" w:sz="8" w:space="0" w:color="000000"/>
-              <w:bottom w:val="single" w:sz="8" w:space="0" w:color="000000"/>
-              <w:right w:val="single" w:sz="8" w:space="0" w:color="000000"/>
-            </w:tcBorders>
-            <w:vAlign w:val="center"/>
-          </w:tcPr>
-          <w:p>
-            <w:pPr>
-              <w:jc w:val="both"/>
-              <w:rPr>
-                <w:sz w:val="24"/>
-                <w:szCs w:val="24"/>
-              </w:rPr>
-            </w:pPr>
-            <w:r>
-              <w:rPr>
-                <w:b w:val="0"/>
-                <w:sz w:val="24"/>
-                <w:szCs w:val="24"/>
-              </w:rPr>
-            </w:r>
-          </w:p>
-        </w:tc>
-      </w:tr>
-      <w:tr>
-        <w:trPr>
-          <w:jc w:val="center"/>
-        </w:trPr>
-        <w:tc>
-          <w:tcPr>
-            <w:tcW w:w="567" w:type="dxa"/>
-            <w:tcBorders>
-              <w:top w:val="single" w:sz="8" w:space="0" w:color="000000"/>
-              <w:left w:val="single" w:sz="8" w:space="0" w:color="000000"/>
-              <w:bottom w:val="single" w:sz="8" w:space="0" w:color="000000"/>
-              <w:right w:val="single" w:sz="8" w:space="0" w:color="000000"/>
-            </w:tcBorders>
-            <w:vAlign w:val="center"/>
-          </w:tcPr>
-          <w:p>
-            <w:pPr>
-              <w:rPr>
-                <w:sz w:val="24"/>
-                <w:szCs w:val="24"/>
-              </w:rPr>
-            </w:pPr>
-            <w:r>
-              <w:rPr>
-                <w:b w:val="0"/>
-                <w:sz w:val="24"/>
-                <w:szCs w:val="24"/>
-              </w:rPr>
-              <w:t>7</w:t>
-            </w:r>
-          </w:p>
-        </w:tc>
-        <w:tc>
-          <w:tcPr>
-            <w:tcW w:w="1587" w:type="dxa"/>
-            <w:tcBorders>
-              <w:top w:val="single" w:sz="8" w:space="0" w:color="000000"/>
-              <w:left w:val="single" w:sz="8" w:space="0" w:color="000000"/>
-              <w:bottom w:val="single" w:sz="8" w:space="0" w:color="000000"/>
-              <w:right w:val="single" w:sz="8" w:space="0" w:color="000000"/>
-            </w:tcBorders>
-            <w:vAlign w:val="center"/>
-          </w:tcPr>
-          <w:p>
-            <w:pPr>
-              <w:rPr>
-                <w:sz w:val="24"/>
-                <w:szCs w:val="24"/>
-              </w:rPr>
-            </w:pPr>
-            <w:r>
-              <w:rPr>
-                <w:b w:val="0"/>
-                <w:sz w:val="24"/>
-                <w:szCs w:val="24"/>
-              </w:rPr>
-            </w:r>
-          </w:p>
-        </w:tc>
-        <w:tc>
-          <w:tcPr>
-            <w:tcW w:w="2041" w:type="dxa"/>
-            <w:tcBorders>
-              <w:top w:val="single" w:sz="8" w:space="0" w:color="000000"/>
-              <w:left w:val="single" w:sz="8" w:space="0" w:color="000000"/>
-              <w:bottom w:val="single" w:sz="8" w:space="0" w:color="000000"/>
-              <w:right w:val="single" w:sz="8" w:space="0" w:color="000000"/>
-            </w:tcBorders>
-            <w:vAlign w:val="center"/>
-          </w:tcPr>
-          <w:p>
-            <w:pPr>
-              <w:jc w:val="both"/>
-              <w:rPr>
-                <w:sz w:val="24"/>
-                <w:szCs w:val="24"/>
-              </w:rPr>
-            </w:pPr>
-            <w:r>
-              <w:rPr>
-                <w:b w:val="0"/>
-                <w:sz w:val="24"/>
-                <w:szCs w:val="24"/>
-              </w:rPr>
-            </w:r>
-          </w:p>
-        </w:tc>
-        <w:tc>
-          <w:tcPr>
-            <w:tcW w:w="2551" w:type="dxa"/>
-            <w:tcBorders>
-              <w:top w:val="single" w:sz="8" w:space="0" w:color="000000"/>
-              <w:left w:val="single" w:sz="8" w:space="0" w:color="000000"/>
-              <w:bottom w:val="single" w:sz="8" w:space="0" w:color="000000"/>
-              <w:right w:val="single" w:sz="8" w:space="0" w:color="000000"/>
-            </w:tcBorders>
-            <w:vAlign w:val="center"/>
-          </w:tcPr>
-          <w:p>
-            <w:pPr>
-              <w:jc w:val="both"/>
-              <w:rPr>
-                <w:sz w:val="24"/>
-                <w:szCs w:val="24"/>
-              </w:rPr>
-            </w:pPr>
-            <w:r>
-              <w:rPr>
-                <w:b w:val="0"/>
-                <w:sz w:val="24"/>
-                <w:szCs w:val="24"/>
-              </w:rPr>
-            </w:r>
-          </w:p>
-        </w:tc>
-        <w:tc>
-          <w:tcPr>
-            <w:tcW w:w="2041" w:type="dxa"/>
-            <w:tcBorders>
-              <w:top w:val="single" w:sz="8" w:space="0" w:color="000000"/>
-              <w:left w:val="single" w:sz="8" w:space="0" w:color="000000"/>
-              <w:bottom w:val="single" w:sz="8" w:space="0" w:color="000000"/>
-              <w:right w:val="single" w:sz="8" w:space="0" w:color="000000"/>
-            </w:tcBorders>
-            <w:vAlign w:val="center"/>
-          </w:tcPr>
-          <w:p>
-            <w:pPr>
-              <w:jc w:val="both"/>
-              <w:rPr>
-                <w:sz w:val="24"/>
-                <w:szCs w:val="24"/>
-              </w:rPr>
-            </w:pPr>
-            <w:r>
-              <w:rPr>
-                <w:b w:val="0"/>
-                <w:sz w:val="24"/>
-                <w:szCs w:val="24"/>
-              </w:rPr>
-            </w:r>
-          </w:p>
-        </w:tc>
-      </w:tr>
-      <w:tr>
-        <w:trPr>
-          <w:jc w:val="center"/>
-        </w:trPr>
-        <w:tc>
-          <w:tcPr>
-            <w:tcW w:w="567" w:type="dxa"/>
-            <w:tcBorders>
-              <w:top w:val="single" w:sz="8" w:space="0" w:color="000000"/>
-              <w:left w:val="single" w:sz="8" w:space="0" w:color="000000"/>
-              <w:bottom w:val="single" w:sz="8" w:space="0" w:color="000000"/>
-              <w:right w:val="single" w:sz="8" w:space="0" w:color="000000"/>
-            </w:tcBorders>
-            <w:vAlign w:val="center"/>
-          </w:tcPr>
-          <w:p>
-            <w:pPr>
-              <w:rPr>
-                <w:sz w:val="24"/>
-                <w:szCs w:val="24"/>
-              </w:rPr>
-            </w:pPr>
-            <w:r>
-              <w:rPr>
-                <w:b w:val="0"/>
-                <w:sz w:val="24"/>
-                <w:szCs w:val="24"/>
-              </w:rPr>
-              <w:t>8</w:t>
-            </w:r>
-          </w:p>
-        </w:tc>
-        <w:tc>
-          <w:tcPr>
-            <w:tcW w:w="1587" w:type="dxa"/>
-            <w:tcBorders>
-              <w:top w:val="single" w:sz="8" w:space="0" w:color="000000"/>
-              <w:left w:val="single" w:sz="8" w:space="0" w:color="000000"/>
-              <w:bottom w:val="single" w:sz="8" w:space="0" w:color="000000"/>
-              <w:right w:val="single" w:sz="8" w:space="0" w:color="000000"/>
-            </w:tcBorders>
-            <w:vAlign w:val="center"/>
-          </w:tcPr>
-          <w:p>
-            <w:pPr>
-              <w:rPr>
-                <w:sz w:val="24"/>
-                <w:szCs w:val="24"/>
-              </w:rPr>
-            </w:pPr>
-            <w:r>
-              <w:rPr>
-                <w:b w:val="0"/>
-                <w:sz w:val="24"/>
-                <w:szCs w:val="24"/>
-              </w:rPr>
-            </w:r>
-          </w:p>
-        </w:tc>
-        <w:tc>
-          <w:tcPr>
-            <w:tcW w:w="2041" w:type="dxa"/>
-            <w:tcBorders>
-              <w:top w:val="single" w:sz="8" w:space="0" w:color="000000"/>
-              <w:left w:val="single" w:sz="8" w:space="0" w:color="000000"/>
-              <w:bottom w:val="single" w:sz="8" w:space="0" w:color="000000"/>
-              <w:right w:val="single" w:sz="8" w:space="0" w:color="000000"/>
-            </w:tcBorders>
-            <w:vAlign w:val="center"/>
-          </w:tcPr>
-          <w:p>
-            <w:pPr>
-              <w:jc w:val="both"/>
-              <w:rPr>
-                <w:sz w:val="24"/>
-                <w:szCs w:val="24"/>
-              </w:rPr>
-            </w:pPr>
-            <w:r>
-              <w:rPr>
-                <w:b w:val="0"/>
-                <w:sz w:val="24"/>
-                <w:szCs w:val="24"/>
-              </w:rPr>
-            </w:r>
-          </w:p>
-        </w:tc>
-        <w:tc>
-          <w:tcPr>
-            <w:tcW w:w="2551" w:type="dxa"/>
-            <w:tcBorders>
-              <w:top w:val="single" w:sz="8" w:space="0" w:color="000000"/>
-              <w:left w:val="single" w:sz="8" w:space="0" w:color="000000"/>
-              <w:bottom w:val="single" w:sz="8" w:space="0" w:color="000000"/>
-              <w:right w:val="single" w:sz="8" w:space="0" w:color="000000"/>
-            </w:tcBorders>
-            <w:vAlign w:val="center"/>
-          </w:tcPr>
-          <w:p>
-            <w:pPr>
-              <w:jc w:val="both"/>
-              <w:rPr>
-                <w:sz w:val="24"/>
-                <w:szCs w:val="24"/>
-              </w:rPr>
-            </w:pPr>
-            <w:r>
-              <w:rPr>
-                <w:b w:val="0"/>
-                <w:sz w:val="24"/>
-                <w:szCs w:val="24"/>
-              </w:rPr>
-            </w:r>
-          </w:p>
-        </w:tc>
-        <w:tc>
-          <w:tcPr>
-            <w:tcW w:w="2041" w:type="dxa"/>
-            <w:tcBorders>
-              <w:top w:val="single" w:sz="8" w:space="0" w:color="000000"/>
-              <w:left w:val="single" w:sz="8" w:space="0" w:color="000000"/>
-              <w:bottom w:val="single" w:sz="8" w:space="0" w:color="000000"/>
-              <w:right w:val="single" w:sz="8" w:space="0" w:color="000000"/>
-            </w:tcBorders>
-            <w:vAlign w:val="center"/>
-          </w:tcPr>
-          <w:p>
-            <w:pPr>
-              <w:jc w:val="both"/>
-              <w:rPr>
-                <w:sz w:val="24"/>
-                <w:szCs w:val="24"/>
-              </w:rPr>
-            </w:pPr>
-            <w:r>
-              <w:rPr>
-                <w:b w:val="0"/>
-                <w:sz w:val="24"/>
-                <w:szCs w:val="24"/>
-              </w:rPr>
-            </w:r>
-          </w:p>
-        </w:tc>
-      </w:tr>
-      <w:tr>
-        <w:trPr>
-          <w:jc w:val="center"/>
-        </w:trPr>
-        <w:tc>
-          <w:tcPr>
-            <w:tcW w:w="567" w:type="dxa"/>
-            <w:tcBorders>
-              <w:top w:val="single" w:sz="8" w:space="0" w:color="000000"/>
-              <w:left w:val="single" w:sz="8" w:space="0" w:color="000000"/>
-              <w:bottom w:val="single" w:sz="8" w:space="0" w:color="000000"/>
-              <w:right w:val="single" w:sz="8" w:space="0" w:color="000000"/>
-            </w:tcBorders>
-            <w:vAlign w:val="center"/>
-          </w:tcPr>
-          <w:p>
-            <w:pPr>
-              <w:rPr>
-                <w:sz w:val="24"/>
-                <w:szCs w:val="24"/>
-              </w:rPr>
-            </w:pPr>
-            <w:r>
-              <w:rPr>
-                <w:b w:val="0"/>
-                <w:sz w:val="24"/>
-                <w:szCs w:val="24"/>
-              </w:rPr>
-              <w:t>9</w:t>
-            </w:r>
-          </w:p>
-        </w:tc>
-        <w:tc>
-          <w:tcPr>
-            <w:tcW w:w="1587" w:type="dxa"/>
-            <w:tcBorders>
-              <w:top w:val="single" w:sz="8" w:space="0" w:color="000000"/>
-              <w:left w:val="single" w:sz="8" w:space="0" w:color="000000"/>
-              <w:bottom w:val="single" w:sz="8" w:space="0" w:color="000000"/>
-              <w:right w:val="single" w:sz="8" w:space="0" w:color="000000"/>
-            </w:tcBorders>
-            <w:vAlign w:val="center"/>
-          </w:tcPr>
-          <w:p>
-            <w:pPr>
-              <w:rPr>
-                <w:sz w:val="24"/>
-                <w:szCs w:val="24"/>
-              </w:rPr>
-            </w:pPr>
-            <w:r>
-              <w:rPr>
-                <w:b w:val="0"/>
-                <w:sz w:val="24"/>
-                <w:szCs w:val="24"/>
-              </w:rPr>
-            </w:r>
-          </w:p>
-        </w:tc>
-        <w:tc>
-          <w:tcPr>
-            <w:tcW w:w="2041" w:type="dxa"/>
-            <w:tcBorders>
-              <w:top w:val="single" w:sz="8" w:space="0" w:color="000000"/>
-              <w:left w:val="single" w:sz="8" w:space="0" w:color="000000"/>
-              <w:bottom w:val="single" w:sz="8" w:space="0" w:color="000000"/>
-              <w:right w:val="single" w:sz="8" w:space="0" w:color="000000"/>
-            </w:tcBorders>
-            <w:vAlign w:val="center"/>
-          </w:tcPr>
-          <w:p>
-            <w:pPr>
-              <w:jc w:val="both"/>
-              <w:rPr>
-                <w:sz w:val="24"/>
-                <w:szCs w:val="24"/>
-              </w:rPr>
-            </w:pPr>
-            <w:r>
-              <w:rPr>
-                <w:b w:val="0"/>
-                <w:sz w:val="24"/>
-                <w:szCs w:val="24"/>
-              </w:rPr>
-            </w:r>
-          </w:p>
-        </w:tc>
-        <w:tc>
-          <w:tcPr>
-            <w:tcW w:w="2551" w:type="dxa"/>
-            <w:tcBorders>
-              <w:top w:val="single" w:sz="8" w:space="0" w:color="000000"/>
-              <w:left w:val="single" w:sz="8" w:space="0" w:color="000000"/>
-              <w:bottom w:val="single" w:sz="8" w:space="0" w:color="000000"/>
-              <w:right w:val="single" w:sz="8" w:space="0" w:color="000000"/>
-            </w:tcBorders>
-            <w:vAlign w:val="center"/>
-          </w:tcPr>
-          <w:p>
-            <w:pPr>
-              <w:jc w:val="both"/>
-              <w:rPr>
-                <w:sz w:val="24"/>
-                <w:szCs w:val="24"/>
-              </w:rPr>
-            </w:pPr>
-            <w:r>
-              <w:rPr>
-                <w:b w:val="0"/>
-                <w:sz w:val="24"/>
-                <w:szCs w:val="24"/>
-              </w:rPr>
-            </w:r>
-          </w:p>
-        </w:tc>
-        <w:tc>
-          <w:tcPr>
-            <w:tcW w:w="2041" w:type="dxa"/>
-            <w:tcBorders>
-              <w:top w:val="single" w:sz="8" w:space="0" w:color="000000"/>
-              <w:left w:val="single" w:sz="8" w:space="0" w:color="000000"/>
-              <w:bottom w:val="single" w:sz="8" w:space="0" w:color="000000"/>
-              <w:right w:val="single" w:sz="8" w:space="0" w:color="000000"/>
-            </w:tcBorders>
-            <w:vAlign w:val="center"/>
-          </w:tcPr>
-          <w:p>
-            <w:pPr>
-              <w:jc w:val="both"/>
-              <w:rPr>
-                <w:sz w:val="24"/>
-                <w:szCs w:val="24"/>
-              </w:rPr>
-            </w:pPr>
-            <w:r>
-              <w:rPr>
-                <w:b w:val="0"/>
-                <w:sz w:val="24"/>
-                <w:szCs w:val="24"/>
-              </w:rPr>
-            </w:r>
-          </w:p>
-        </w:tc>
-      </w:tr>
-      <w:tr>
-        <w:trPr>
-          <w:jc w:val="center"/>
-        </w:trPr>
-        <w:tc>
-          <w:tcPr>
-            <w:tcW w:w="567" w:type="dxa"/>
-            <w:tcBorders>
-              <w:top w:val="single" w:sz="8" w:space="0" w:color="000000"/>
-              <w:left w:val="single" w:sz="8" w:space="0" w:color="000000"/>
-              <w:bottom w:val="single" w:sz="8" w:space="0" w:color="000000"/>
-              <w:right w:val="single" w:sz="8" w:space="0" w:color="000000"/>
-            </w:tcBorders>
-            <w:vAlign w:val="center"/>
-          </w:tcPr>
-          <w:p>
-            <w:pPr>
-              <w:rPr>
-                <w:sz w:val="24"/>
-                <w:szCs w:val="24"/>
-              </w:rPr>
-            </w:pPr>
-            <w:r>
-              <w:rPr>
-                <w:b w:val="0"/>
-                <w:sz w:val="24"/>
-                <w:szCs w:val="24"/>
-              </w:rPr>
-              <w:t>10</w:t>
-            </w:r>
-          </w:p>
-        </w:tc>
-        <w:tc>
-          <w:tcPr>
-            <w:tcW w:w="1587" w:type="dxa"/>
-            <w:tcBorders>
-              <w:top w:val="single" w:sz="8" w:space="0" w:color="000000"/>
-              <w:left w:val="single" w:sz="8" w:space="0" w:color="000000"/>
-              <w:bottom w:val="single" w:sz="8" w:space="0" w:color="000000"/>
-              <w:right w:val="single" w:sz="8" w:space="0" w:color="000000"/>
-            </w:tcBorders>
-            <w:vAlign w:val="center"/>
-          </w:tcPr>
-          <w:p>
-            <w:pPr>
-              <w:rPr>
-                <w:sz w:val="24"/>
-                <w:szCs w:val="24"/>
-              </w:rPr>
-            </w:pPr>
-            <w:r>
-              <w:rPr>
-                <w:b w:val="0"/>
-                <w:sz w:val="24"/>
-                <w:szCs w:val="24"/>
-              </w:rPr>
-            </w:r>
-          </w:p>
-        </w:tc>
-        <w:tc>
-          <w:tcPr>
-            <w:tcW w:w="2041" w:type="dxa"/>
-            <w:tcBorders>
-              <w:top w:val="single" w:sz="8" w:space="0" w:color="000000"/>
-              <w:left w:val="single" w:sz="8" w:space="0" w:color="000000"/>
-              <w:bottom w:val="single" w:sz="8" w:space="0" w:color="000000"/>
-              <w:right w:val="single" w:sz="8" w:space="0" w:color="000000"/>
-            </w:tcBorders>
-            <w:vAlign w:val="center"/>
-          </w:tcPr>
-          <w:p>
-            <w:pPr>
-              <w:jc w:val="both"/>
-              <w:rPr>
-                <w:sz w:val="24"/>
-                <w:szCs w:val="24"/>
-              </w:rPr>
-            </w:pPr>
-            <w:r>
-              <w:rPr>
-                <w:b w:val="0"/>
-                <w:sz w:val="24"/>
-                <w:szCs w:val="24"/>
-              </w:rPr>
-            </w:r>
-          </w:p>
-        </w:tc>
-        <w:tc>
-          <w:tcPr>
-            <w:tcW w:w="2551" w:type="dxa"/>
-            <w:tcBorders>
-              <w:top w:val="single" w:sz="8" w:space="0" w:color="000000"/>
-              <w:left w:val="single" w:sz="8" w:space="0" w:color="000000"/>
-              <w:bottom w:val="single" w:sz="8" w:space="0" w:color="000000"/>
-              <w:right w:val="single" w:sz="8" w:space="0" w:color="000000"/>
-            </w:tcBorders>
-            <w:vAlign w:val="center"/>
-          </w:tcPr>
-          <w:p>
-            <w:pPr>
-              <w:jc w:val="both"/>
-              <w:rPr>
-                <w:sz w:val="24"/>
-                <w:szCs w:val="24"/>
-              </w:rPr>
-            </w:pPr>
-            <w:r>
-              <w:rPr>
-                <w:b w:val="0"/>
-                <w:sz w:val="24"/>
-                <w:szCs w:val="24"/>
-              </w:rPr>
-            </w:r>
-          </w:p>
-        </w:tc>
-        <w:tc>
-          <w:tcPr>
-            <w:tcW w:w="2041" w:type="dxa"/>
+            <w:tcW w:w="4082" w:type="dxa"/>
             <w:tcBorders>
               <w:top w:val="single" w:sz="8" w:space="0" w:color="000000"/>
               <w:left w:val="single" w:sz="8" w:space="0" w:color="000000"/>
@@ -9931,7 +8893,7 @@
                 <w:sz w:val="24"/>
                 <w:szCs w:val="24"/>
               </w:rPr>
-              <w:t>Register ini: Tabel 1 sampai Tabel 3</w:t>
+              <w:t>Register ini: Tabel 1 dan Tabel 2</w:t>
             </w:r>
           </w:p>
         </w:tc>
@@ -10339,7 +9301,7 @@
                 <w:sz w:val="24"/>
                 <w:szCs w:val="24"/>
               </w:rPr>
-              <w:t>Register mencatat campaign dan aktivitas yang dipakai SINUX untuk berkomunikasi dengan pihak di luar SINUX, beserta PIC dan jadwalnya.</w:t>
+              <w:t>Register mencatat Aktivitas yang dipakai SINUX untuk berkomunikasi dengan pihak di luar SINUX, beserta PIC dan jadwalnya.</w:t>
             </w:r>
           </w:p>
         </w:tc>
@@ -10429,7 +9391,7 @@
                 <w:sz w:val="24"/>
                 <w:szCs w:val="24"/>
               </w:rPr>
-              <w:t>Register mencatat materi eksternal yang dipakai campaign dan aktivitas untuk menyampaikan informasi produk dan layanan SINUX.</w:t>
+              <w:t>Tabel 1 memuat ID Persetujuan Materi untuk materi eksternal yang dipakai Aktivitas untuk menyampaikan informasi produk dan layanan SINUX.</w:t>
             </w:r>
           </w:p>
         </w:tc>
@@ -10519,7 +9481,7 @@
                 <w:sz w:val="24"/>
                 <w:szCs w:val="24"/>
               </w:rPr>
-              <w:t>Tabel 3 memuat tautan tiap materi ke persetujuan dan verifikasi klaim di SNX-MKT-REG-01 sebelum materi dipakai (butir 4.5 dan 4.6).</w:t>
+              <w:t>Tabel 1 memuat ID Persetujuan Materi, yang menunjuk persetujuan dan validasi klaim di SNX-MKT-REG-01 sebelum materi dipakai (butir 4.5 dan 4.6).</w:t>
             </w:r>
           </w:p>
         </w:tc>
@@ -11120,7 +10082,7 @@
                 <w:sz w:val="24"/>
                 <w:szCs w:val="24"/>
               </w:rPr>
-              <w:t>Marketing Content, Material &amp; Claims Approval Register. Memuat persetujuan materi eksternal dan validasi klaim. Register ini memuat tautan tiap materi yang dipakai campaign dan aktivitas ke ID persetujuan di sana (USULAN).</w:t>
+              <w:t>Marketing Content, Material &amp; Claims Approval Register. Satu-satunya register materi, konten, dan persetujuan klaim, termasuk validasi klaim. Register ini hanya memuat ID Persetujuan Materi dari sana.</w:t>
             </w:r>
           </w:p>
         </w:tc>
@@ -11181,7 +10143,7 @@
                 <w:sz w:val="24"/>
                 <w:szCs w:val="24"/>
               </w:rPr>
-              <w:t>Marketing Lead &amp; Campaign Outcome Register. Memuat hasil lead dan serah terima ke Sales, yang dikecualikan dari register ini. Kolom Campaign Asal di sana merujuk nama campaign di Tabel 1 register ini (USULAN).</w:t>
+              <w:t>Marketing Lead &amp; Campaign Outcome Register. Memuat hasil lead dan serah terima ke Sales, yang dikecualikan dari register ini. Kolom Campaign Asal di sana merujuk nama Aktivitas di Tabel 1 register ini.</w:t>
             </w:r>
           </w:p>
         </w:tc>
@@ -11242,7 +10204,7 @@
                 <w:sz w:val="24"/>
                 <w:szCs w:val="24"/>
               </w:rPr>
-              <w:t>Marketing Planning &amp; Performance Review. Memuat rencana pemasaran dan tinjauan kinerja, yang dikecualikan dari register ini. Kolom Kode Aktivitas di Tabel 2 memuat tautan ke aktivitas di sana (USULAN).</w:t>
+              <w:t>Marketing Planning &amp; Performance Review. Memuat rencana pemasaran dan tinjauan kinerja, yang dikecualikan dari register ini. Brand &amp; Marketing mengisi tabel B2 di sana dari Tabel 1 dan Tabel 2 register ini, lewat kolom Rujukan Catatan.</w:t>
             </w:r>
           </w:p>
         </w:tc>

--- a/out/06_Marketing/SNX-MKT-REG-02 Marketing Campaign & Activity Register (Rev00 DRAFT).docx
+++ b/out/06_Marketing/SNX-MKT-REG-02 Marketing Campaign & Activity Register (Rev00 DRAFT).docx
@@ -3286,7 +3286,7 @@
                 <w:sz w:val="24"/>
                 <w:szCs w:val="24"/>
               </w:rPr>
-              <w:t>Tempat sebuah Aktivitas menampilkan atau membagikan materi kepada pihak di luar SINUX, misalnya website, akun social media, atau acara.</w:t>
+              <w:t>Tempat materi Aktivitas ditampilkan atau dibagikan Brand &amp; Marketing kepada pihak di luar SINUX, misalnya website, akun social media, atau acara.</w:t>
             </w:r>
           </w:p>
         </w:tc>
@@ -4333,7 +4333,7 @@
                 <w:sz w:val="24"/>
                 <w:szCs w:val="24"/>
               </w:rPr>
-              <w:t>Pencatat register dan PIC Aktivitas. Mencatat Aktivitas di Tabel 1 dan Tabel 2, menulis ID Persetujuan Materi di Tabel 1, mengecek baris materi di SNX-MKT-REG-01, dan menghentikan pemakaian materi tanpa persetujuan (butir 4.2 sampai 4.5, 4.7, 4.9, dan 4.11). Tugas mengelola event, webinar, dan campaign ada di uraian JA-06 butir 4.</w:t>
+              <w:t>Pencatat register dan PIC Aktivitas. Mencatat Aktivitas di Tabel 1 dan Tabel 2, menulis ID Persetujuan Materi di Tabel 1, mengecek baris materi di SNX-MKT-REG-01, dan menghentikan pemakaian materi tanpa persetujuan (butir 4.2 sampai 4.7, 4.9, dan 4.11). Tugas mengelola event, webinar, dan campaign ada di uraian JA-06 butir 4.</w:t>
             </w:r>
           </w:p>
         </w:tc>
@@ -4554,7 +4554,7 @@
           <w:sz w:val="24"/>
           <w:szCs w:val="24"/>
         </w:rPr>
-        <w:t xml:space="preserve">6.4 Brand &amp; Marketing menulis satu channel atau lebih tempat Aktivitas menampilkan atau membagikan materi di kolom Channel.</w:t>
+        <w:t xml:space="preserve">6.4 Brand &amp; Marketing menulis satu channel atau lebih tempat materi Aktivitas ditampilkan atau dibagikan di kolom Channel.</w:t>
       </w:r>
     </w:p>
     <w:p>
